--- a/3 курс/6 семестр/Проектирование информационных систем/6/АстаховСП_ПР6_ИКБО-50-23.docx
+++ b/3 курс/6 семестр/Проектирование информационных систем/6/АстаховСП_ПР6_ИКБО-50-23.docx
@@ -505,15 +505,7 @@
               <w:t>инструментального и прикладного программного обеспечения</w:t>
             </w:r>
             <w:r>
-              <w:t xml:space="preserve"> (</w:t>
-            </w:r>
-            <w:proofErr w:type="spellStart"/>
-            <w:r>
-              <w:t>ИиППО</w:t>
-            </w:r>
-            <w:proofErr w:type="spellEnd"/>
-            <w:r>
-              <w:t>)</w:t>
+              <w:t xml:space="preserve"> (ИиППО)</w:t>
             </w:r>
           </w:p>
         </w:tc>
@@ -1205,8 +1197,6 @@
               <w:rFonts w:asciiTheme="minorHAnsi" w:eastAsiaTheme="minorEastAsia" w:hAnsiTheme="minorHAnsi" w:cstheme="minorBidi"/>
               <w:noProof/>
               <w:kern w:val="2"/>
-              <w:sz w:val="28"/>
-              <w:szCs w:val="28"/>
               <w14:ligatures w14:val="standardContextual"/>
             </w:rPr>
           </w:pPr>
@@ -1231,13 +1221,11 @@
             </w:rPr>
             <w:fldChar w:fldCharType="separate"/>
           </w:r>
-          <w:hyperlink w:anchor="_Toc224982484" w:history="1">
+          <w:hyperlink w:anchor="_Toc226189220" w:history="1">
             <w:r>
               <w:rPr>
                 <w:rStyle w:val="ae"/>
                 <w:noProof/>
-                <w:sz w:val="28"/>
-                <w:szCs w:val="28"/>
               </w:rPr>
               <w:t>1.</w:t>
             </w:r>
@@ -1246,8 +1234,6 @@
                 <w:rFonts w:asciiTheme="minorHAnsi" w:eastAsiaTheme="minorEastAsia" w:hAnsiTheme="minorHAnsi" w:cstheme="minorBidi"/>
                 <w:noProof/>
                 <w:kern w:val="2"/>
-                <w:sz w:val="28"/>
-                <w:szCs w:val="28"/>
                 <w14:ligatures w14:val="standardContextual"/>
               </w:rPr>
               <w:tab/>
@@ -1256,17 +1242,13 @@
               <w:rPr>
                 <w:rStyle w:val="ae"/>
                 <w:noProof/>
-                <w:sz w:val="28"/>
-                <w:szCs w:val="28"/>
-              </w:rPr>
-              <w:t>Цель работы</w:t>
+              </w:rPr>
+              <w:t>Текстовое описание информационных объектов, сущностей и связей</w:t>
             </w:r>
             <w:r>
               <w:rPr>
                 <w:noProof/>
                 <w:webHidden/>
-                <w:sz w:val="28"/>
-                <w:szCs w:val="28"/>
               </w:rPr>
               <w:tab/>
             </w:r>
@@ -1274,8 +1256,6 @@
               <w:rPr>
                 <w:noProof/>
                 <w:webHidden/>
-                <w:sz w:val="28"/>
-                <w:szCs w:val="28"/>
               </w:rPr>
               <w:fldChar w:fldCharType="begin"/>
             </w:r>
@@ -1283,25 +1263,19 @@
               <w:rPr>
                 <w:noProof/>
                 <w:webHidden/>
-                <w:sz w:val="28"/>
-                <w:szCs w:val="28"/>
-              </w:rPr>
-              <w:instrText xml:space="preserve"> PAGEREF _Toc224982484 \h </w:instrText>
+              </w:rPr>
+              <w:instrText xml:space="preserve"> PAGEREF _Toc226189220 \h </w:instrText>
             </w:r>
             <w:r>
               <w:rPr>
                 <w:noProof/>
                 <w:webHidden/>
-                <w:sz w:val="28"/>
-                <w:szCs w:val="28"/>
               </w:rPr>
             </w:r>
             <w:r>
               <w:rPr>
                 <w:noProof/>
                 <w:webHidden/>
-                <w:sz w:val="28"/>
-                <w:szCs w:val="28"/>
               </w:rPr>
               <w:fldChar w:fldCharType="separate"/>
             </w:r>
@@ -1309,8 +1283,6 @@
               <w:rPr>
                 <w:noProof/>
                 <w:webHidden/>
-                <w:sz w:val="28"/>
-                <w:szCs w:val="28"/>
               </w:rPr>
               <w:t>3</w:t>
             </w:r>
@@ -1318,8 +1290,182 @@
               <w:rPr>
                 <w:noProof/>
                 <w:webHidden/>
-                <w:sz w:val="28"/>
-                <w:szCs w:val="28"/>
+              </w:rPr>
+              <w:fldChar w:fldCharType="end"/>
+            </w:r>
+          </w:hyperlink>
+        </w:p>
+        <w:p>
+          <w:pPr>
+            <w:pStyle w:val="20"/>
+            <w:tabs>
+              <w:tab w:val="left" w:pos="960"/>
+              <w:tab w:val="right" w:leader="dot" w:pos="9345"/>
+            </w:tabs>
+            <w:rPr>
+              <w:rFonts w:asciiTheme="minorHAnsi" w:eastAsiaTheme="minorEastAsia" w:hAnsiTheme="minorHAnsi" w:cstheme="minorBidi"/>
+              <w:noProof/>
+              <w:kern w:val="2"/>
+              <w14:ligatures w14:val="standardContextual"/>
+            </w:rPr>
+          </w:pPr>
+          <w:hyperlink w:anchor="_Toc226189221" w:history="1">
+            <w:r>
+              <w:rPr>
+                <w:rStyle w:val="ae"/>
+                <w:noProof/>
+              </w:rPr>
+              <w:t>1.1.</w:t>
+            </w:r>
+            <w:r>
+              <w:rPr>
+                <w:rFonts w:asciiTheme="minorHAnsi" w:eastAsiaTheme="minorEastAsia" w:hAnsiTheme="minorHAnsi" w:cstheme="minorBidi"/>
+                <w:noProof/>
+                <w:kern w:val="2"/>
+                <w14:ligatures w14:val="standardContextual"/>
+              </w:rPr>
+              <w:tab/>
+            </w:r>
+            <w:r>
+              <w:rPr>
+                <w:rStyle w:val="ae"/>
+                <w:noProof/>
+              </w:rPr>
+              <w:t>Перечень сущностей и их атрибутов</w:t>
+            </w:r>
+            <w:r>
+              <w:rPr>
+                <w:noProof/>
+                <w:webHidden/>
+              </w:rPr>
+              <w:tab/>
+            </w:r>
+            <w:r>
+              <w:rPr>
+                <w:noProof/>
+                <w:webHidden/>
+              </w:rPr>
+              <w:fldChar w:fldCharType="begin"/>
+            </w:r>
+            <w:r>
+              <w:rPr>
+                <w:noProof/>
+                <w:webHidden/>
+              </w:rPr>
+              <w:instrText xml:space="preserve"> PAGEREF _Toc226189221 \h </w:instrText>
+            </w:r>
+            <w:r>
+              <w:rPr>
+                <w:noProof/>
+                <w:webHidden/>
+              </w:rPr>
+            </w:r>
+            <w:r>
+              <w:rPr>
+                <w:noProof/>
+                <w:webHidden/>
+              </w:rPr>
+              <w:fldChar w:fldCharType="separate"/>
+            </w:r>
+            <w:r>
+              <w:rPr>
+                <w:noProof/>
+                <w:webHidden/>
+              </w:rPr>
+              <w:t>3</w:t>
+            </w:r>
+            <w:r>
+              <w:rPr>
+                <w:noProof/>
+                <w:webHidden/>
+              </w:rPr>
+              <w:fldChar w:fldCharType="end"/>
+            </w:r>
+          </w:hyperlink>
+        </w:p>
+        <w:p>
+          <w:pPr>
+            <w:pStyle w:val="20"/>
+            <w:tabs>
+              <w:tab w:val="left" w:pos="960"/>
+              <w:tab w:val="right" w:leader="dot" w:pos="9345"/>
+            </w:tabs>
+            <w:rPr>
+              <w:rFonts w:asciiTheme="minorHAnsi" w:eastAsiaTheme="minorEastAsia" w:hAnsiTheme="minorHAnsi" w:cstheme="minorBidi"/>
+              <w:noProof/>
+              <w:kern w:val="2"/>
+              <w14:ligatures w14:val="standardContextual"/>
+            </w:rPr>
+          </w:pPr>
+          <w:hyperlink w:anchor="_Toc226189222" w:history="1">
+            <w:r>
+              <w:rPr>
+                <w:rStyle w:val="ae"/>
+                <w:noProof/>
+              </w:rPr>
+              <w:t>1.2.</w:t>
+            </w:r>
+            <w:r>
+              <w:rPr>
+                <w:rFonts w:asciiTheme="minorHAnsi" w:eastAsiaTheme="minorEastAsia" w:hAnsiTheme="minorHAnsi" w:cstheme="minorBidi"/>
+                <w:noProof/>
+                <w:kern w:val="2"/>
+                <w14:ligatures w14:val="standardContextual"/>
+              </w:rPr>
+              <w:tab/>
+            </w:r>
+            <w:r>
+              <w:rPr>
+                <w:rStyle w:val="ae"/>
+                <w:noProof/>
+              </w:rPr>
+              <w:t>Описание связей между сущностями</w:t>
+            </w:r>
+            <w:r>
+              <w:rPr>
+                <w:noProof/>
+                <w:webHidden/>
+              </w:rPr>
+              <w:tab/>
+            </w:r>
+            <w:r>
+              <w:rPr>
+                <w:noProof/>
+                <w:webHidden/>
+              </w:rPr>
+              <w:fldChar w:fldCharType="begin"/>
+            </w:r>
+            <w:r>
+              <w:rPr>
+                <w:noProof/>
+                <w:webHidden/>
+              </w:rPr>
+              <w:instrText xml:space="preserve"> PAGEREF _Toc226189222 \h </w:instrText>
+            </w:r>
+            <w:r>
+              <w:rPr>
+                <w:noProof/>
+                <w:webHidden/>
+              </w:rPr>
+            </w:r>
+            <w:r>
+              <w:rPr>
+                <w:noProof/>
+                <w:webHidden/>
+              </w:rPr>
+              <w:fldChar w:fldCharType="separate"/>
+            </w:r>
+            <w:r>
+              <w:rPr>
+                <w:noProof/>
+                <w:webHidden/>
+              </w:rPr>
+              <w:t>4</w:t>
+            </w:r>
+            <w:r>
+              <w:rPr>
+                <w:noProof/>
+                <w:webHidden/>
               </w:rPr>
               <w:fldChar w:fldCharType="end"/>
             </w:r>
@@ -1336,18 +1482,14 @@
               <w:rFonts w:asciiTheme="minorHAnsi" w:eastAsiaTheme="minorEastAsia" w:hAnsiTheme="minorHAnsi" w:cstheme="minorBidi"/>
               <w:noProof/>
               <w:kern w:val="2"/>
-              <w:sz w:val="28"/>
-              <w:szCs w:val="28"/>
               <w14:ligatures w14:val="standardContextual"/>
             </w:rPr>
           </w:pPr>
-          <w:hyperlink w:anchor="_Toc224982485" w:history="1">
+          <w:hyperlink w:anchor="_Toc226189223" w:history="1">
             <w:r>
               <w:rPr>
                 <w:rStyle w:val="ae"/>
                 <w:noProof/>
-                <w:sz w:val="28"/>
-                <w:szCs w:val="28"/>
               </w:rPr>
               <w:t>2.</w:t>
             </w:r>
@@ -1356,8 +1498,6 @@
                 <w:rFonts w:asciiTheme="minorHAnsi" w:eastAsiaTheme="minorEastAsia" w:hAnsiTheme="minorHAnsi" w:cstheme="minorBidi"/>
                 <w:noProof/>
                 <w:kern w:val="2"/>
-                <w:sz w:val="28"/>
-                <w:szCs w:val="28"/>
                 <w14:ligatures w14:val="standardContextual"/>
               </w:rPr>
               <w:tab/>
@@ -1366,17 +1506,21 @@
               <w:rPr>
                 <w:rStyle w:val="ae"/>
                 <w:noProof/>
-                <w:sz w:val="28"/>
-                <w:szCs w:val="28"/>
-              </w:rPr>
-              <w:t>Описание работы</w:t>
+                <w:lang w:val="en-US"/>
+              </w:rPr>
+              <w:t>ER-</w:t>
+            </w:r>
+            <w:r>
+              <w:rPr>
+                <w:rStyle w:val="ae"/>
+                <w:noProof/>
+              </w:rPr>
+              <w:t>диаграмма «Сущность-связь»</w:t>
             </w:r>
             <w:r>
               <w:rPr>
                 <w:noProof/>
                 <w:webHidden/>
-                <w:sz w:val="28"/>
-                <w:szCs w:val="28"/>
               </w:rPr>
               <w:tab/>
             </w:r>
@@ -1384,8 +1528,6 @@
               <w:rPr>
                 <w:noProof/>
                 <w:webHidden/>
-                <w:sz w:val="28"/>
-                <w:szCs w:val="28"/>
               </w:rPr>
               <w:fldChar w:fldCharType="begin"/>
             </w:r>
@@ -1393,25 +1535,19 @@
               <w:rPr>
                 <w:noProof/>
                 <w:webHidden/>
-                <w:sz w:val="28"/>
-                <w:szCs w:val="28"/>
-              </w:rPr>
-              <w:instrText xml:space="preserve"> PAGEREF _Toc224982485 \h </w:instrText>
+              </w:rPr>
+              <w:instrText xml:space="preserve"> PAGEREF _Toc226189223 \h </w:instrText>
             </w:r>
             <w:r>
               <w:rPr>
                 <w:noProof/>
                 <w:webHidden/>
-                <w:sz w:val="28"/>
-                <w:szCs w:val="28"/>
               </w:rPr>
             </w:r>
             <w:r>
               <w:rPr>
                 <w:noProof/>
                 <w:webHidden/>
-                <w:sz w:val="28"/>
-                <w:szCs w:val="28"/>
               </w:rPr>
               <w:fldChar w:fldCharType="separate"/>
             </w:r>
@@ -1419,8 +1555,6 @@
               <w:rPr>
                 <w:noProof/>
                 <w:webHidden/>
-                <w:sz w:val="28"/>
-                <w:szCs w:val="28"/>
               </w:rPr>
               <w:t>4</w:t>
             </w:r>
@@ -1428,8 +1562,6 @@
               <w:rPr>
                 <w:noProof/>
                 <w:webHidden/>
-                <w:sz w:val="28"/>
-                <w:szCs w:val="28"/>
               </w:rPr>
               <w:fldChar w:fldCharType="end"/>
             </w:r>
@@ -1446,18 +1578,14 @@
               <w:rFonts w:asciiTheme="minorHAnsi" w:eastAsiaTheme="minorEastAsia" w:hAnsiTheme="minorHAnsi" w:cstheme="minorBidi"/>
               <w:noProof/>
               <w:kern w:val="2"/>
-              <w:sz w:val="28"/>
-              <w:szCs w:val="28"/>
               <w14:ligatures w14:val="standardContextual"/>
             </w:rPr>
           </w:pPr>
-          <w:hyperlink w:anchor="_Toc224982486" w:history="1">
+          <w:hyperlink w:anchor="_Toc226189224" w:history="1">
             <w:r>
               <w:rPr>
                 <w:rStyle w:val="ae"/>
                 <w:noProof/>
-                <w:sz w:val="28"/>
-                <w:szCs w:val="28"/>
               </w:rPr>
               <w:t>3.</w:t>
             </w:r>
@@ -1466,8 +1594,6 @@
                 <w:rFonts w:asciiTheme="minorHAnsi" w:eastAsiaTheme="minorEastAsia" w:hAnsiTheme="minorHAnsi" w:cstheme="minorBidi"/>
                 <w:noProof/>
                 <w:kern w:val="2"/>
-                <w:sz w:val="28"/>
-                <w:szCs w:val="28"/>
                 <w14:ligatures w14:val="standardContextual"/>
               </w:rPr>
               <w:tab/>
@@ -1476,17 +1602,21 @@
               <w:rPr>
                 <w:rStyle w:val="ae"/>
                 <w:noProof/>
-                <w:sz w:val="28"/>
-                <w:szCs w:val="28"/>
-              </w:rPr>
-              <w:t>Вывод</w:t>
+              </w:rPr>
+              <w:t xml:space="preserve">Проверка </w:t>
+            </w:r>
+            <w:r>
+              <w:rPr>
+                <w:rStyle w:val="ae"/>
+                <w:noProof/>
+                <w:lang w:val="en-US"/>
+              </w:rPr>
+              <w:t>SQL</w:t>
             </w:r>
             <w:r>
               <w:rPr>
                 <w:noProof/>
                 <w:webHidden/>
-                <w:sz w:val="28"/>
-                <w:szCs w:val="28"/>
               </w:rPr>
               <w:tab/>
             </w:r>
@@ -1494,8 +1624,6 @@
               <w:rPr>
                 <w:noProof/>
                 <w:webHidden/>
-                <w:sz w:val="28"/>
-                <w:szCs w:val="28"/>
               </w:rPr>
               <w:fldChar w:fldCharType="begin"/>
             </w:r>
@@ -1503,25 +1631,19 @@
               <w:rPr>
                 <w:noProof/>
                 <w:webHidden/>
-                <w:sz w:val="28"/>
-                <w:szCs w:val="28"/>
-              </w:rPr>
-              <w:instrText xml:space="preserve"> PAGEREF _Toc224982486 \h </w:instrText>
+              </w:rPr>
+              <w:instrText xml:space="preserve"> PAGEREF _Toc226189224 \h </w:instrText>
             </w:r>
             <w:r>
               <w:rPr>
                 <w:noProof/>
                 <w:webHidden/>
-                <w:sz w:val="28"/>
-                <w:szCs w:val="28"/>
               </w:rPr>
             </w:r>
             <w:r>
               <w:rPr>
                 <w:noProof/>
                 <w:webHidden/>
-                <w:sz w:val="28"/>
-                <w:szCs w:val="28"/>
               </w:rPr>
               <w:fldChar w:fldCharType="separate"/>
             </w:r>
@@ -1529,17 +1651,277 @@
               <w:rPr>
                 <w:noProof/>
                 <w:webHidden/>
-                <w:sz w:val="28"/>
-                <w:szCs w:val="28"/>
-              </w:rPr>
-              <w:t>6</w:t>
+              </w:rPr>
+              <w:t>5</w:t>
             </w:r>
             <w:r>
               <w:rPr>
                 <w:noProof/>
                 <w:webHidden/>
-                <w:sz w:val="28"/>
-                <w:szCs w:val="28"/>
+              </w:rPr>
+              <w:fldChar w:fldCharType="end"/>
+            </w:r>
+          </w:hyperlink>
+        </w:p>
+        <w:p>
+          <w:pPr>
+            <w:pStyle w:val="20"/>
+            <w:tabs>
+              <w:tab w:val="left" w:pos="960"/>
+              <w:tab w:val="right" w:leader="dot" w:pos="9345"/>
+            </w:tabs>
+            <w:rPr>
+              <w:rFonts w:asciiTheme="minorHAnsi" w:eastAsiaTheme="minorEastAsia" w:hAnsiTheme="minorHAnsi" w:cstheme="minorBidi"/>
+              <w:noProof/>
+              <w:kern w:val="2"/>
+              <w14:ligatures w14:val="standardContextual"/>
+            </w:rPr>
+          </w:pPr>
+          <w:hyperlink w:anchor="_Toc226189225" w:history="1">
+            <w:r>
+              <w:rPr>
+                <w:rStyle w:val="ae"/>
+                <w:noProof/>
+              </w:rPr>
+              <w:t>3.1.</w:t>
+            </w:r>
+            <w:r>
+              <w:rPr>
+                <w:rFonts w:asciiTheme="minorHAnsi" w:eastAsiaTheme="minorEastAsia" w:hAnsiTheme="minorHAnsi" w:cstheme="minorBidi"/>
+                <w:noProof/>
+                <w:kern w:val="2"/>
+                <w14:ligatures w14:val="standardContextual"/>
+              </w:rPr>
+              <w:tab/>
+            </w:r>
+            <w:r>
+              <w:rPr>
+                <w:rStyle w:val="ae"/>
+                <w:noProof/>
+              </w:rPr>
+              <w:t>Создание</w:t>
+            </w:r>
+            <w:r>
+              <w:rPr>
+                <w:noProof/>
+                <w:webHidden/>
+              </w:rPr>
+              <w:tab/>
+            </w:r>
+            <w:r>
+              <w:rPr>
+                <w:noProof/>
+                <w:webHidden/>
+              </w:rPr>
+              <w:fldChar w:fldCharType="begin"/>
+            </w:r>
+            <w:r>
+              <w:rPr>
+                <w:noProof/>
+                <w:webHidden/>
+              </w:rPr>
+              <w:instrText xml:space="preserve"> PAGEREF _Toc226189225 \h </w:instrText>
+            </w:r>
+            <w:r>
+              <w:rPr>
+                <w:noProof/>
+                <w:webHidden/>
+              </w:rPr>
+            </w:r>
+            <w:r>
+              <w:rPr>
+                <w:noProof/>
+                <w:webHidden/>
+              </w:rPr>
+              <w:fldChar w:fldCharType="separate"/>
+            </w:r>
+            <w:r>
+              <w:rPr>
+                <w:noProof/>
+                <w:webHidden/>
+              </w:rPr>
+              <w:t>5</w:t>
+            </w:r>
+            <w:r>
+              <w:rPr>
+                <w:noProof/>
+                <w:webHidden/>
+              </w:rPr>
+              <w:fldChar w:fldCharType="end"/>
+            </w:r>
+          </w:hyperlink>
+        </w:p>
+        <w:p>
+          <w:pPr>
+            <w:pStyle w:val="20"/>
+            <w:tabs>
+              <w:tab w:val="left" w:pos="960"/>
+              <w:tab w:val="right" w:leader="dot" w:pos="9345"/>
+            </w:tabs>
+            <w:rPr>
+              <w:rFonts w:asciiTheme="minorHAnsi" w:eastAsiaTheme="minorEastAsia" w:hAnsiTheme="minorHAnsi" w:cstheme="minorBidi"/>
+              <w:noProof/>
+              <w:kern w:val="2"/>
+              <w14:ligatures w14:val="standardContextual"/>
+            </w:rPr>
+          </w:pPr>
+          <w:hyperlink w:anchor="_Toc226189226" w:history="1">
+            <w:r>
+              <w:rPr>
+                <w:rStyle w:val="ae"/>
+                <w:noProof/>
+              </w:rPr>
+              <w:t>3.2.</w:t>
+            </w:r>
+            <w:r>
+              <w:rPr>
+                <w:rFonts w:asciiTheme="minorHAnsi" w:eastAsiaTheme="minorEastAsia" w:hAnsiTheme="minorHAnsi" w:cstheme="minorBidi"/>
+                <w:noProof/>
+                <w:kern w:val="2"/>
+                <w14:ligatures w14:val="standardContextual"/>
+              </w:rPr>
+              <w:tab/>
+            </w:r>
+            <w:r>
+              <w:rPr>
+                <w:rStyle w:val="ae"/>
+                <w:noProof/>
+              </w:rPr>
+              <w:t>Заполнение</w:t>
+            </w:r>
+            <w:r>
+              <w:rPr>
+                <w:noProof/>
+                <w:webHidden/>
+              </w:rPr>
+              <w:tab/>
+            </w:r>
+            <w:r>
+              <w:rPr>
+                <w:noProof/>
+                <w:webHidden/>
+              </w:rPr>
+              <w:fldChar w:fldCharType="begin"/>
+            </w:r>
+            <w:r>
+              <w:rPr>
+                <w:noProof/>
+                <w:webHidden/>
+              </w:rPr>
+              <w:instrText xml:space="preserve"> PAGEREF _Toc226189226 \h </w:instrText>
+            </w:r>
+            <w:r>
+              <w:rPr>
+                <w:noProof/>
+                <w:webHidden/>
+              </w:rPr>
+            </w:r>
+            <w:r>
+              <w:rPr>
+                <w:noProof/>
+                <w:webHidden/>
+              </w:rPr>
+              <w:fldChar w:fldCharType="separate"/>
+            </w:r>
+            <w:r>
+              <w:rPr>
+                <w:noProof/>
+                <w:webHidden/>
+              </w:rPr>
+              <w:t>5</w:t>
+            </w:r>
+            <w:r>
+              <w:rPr>
+                <w:noProof/>
+                <w:webHidden/>
+              </w:rPr>
+              <w:fldChar w:fldCharType="end"/>
+            </w:r>
+          </w:hyperlink>
+        </w:p>
+        <w:p>
+          <w:pPr>
+            <w:pStyle w:val="20"/>
+            <w:tabs>
+              <w:tab w:val="left" w:pos="960"/>
+              <w:tab w:val="right" w:leader="dot" w:pos="9345"/>
+            </w:tabs>
+            <w:rPr>
+              <w:rFonts w:asciiTheme="minorHAnsi" w:eastAsiaTheme="minorEastAsia" w:hAnsiTheme="minorHAnsi" w:cstheme="minorBidi"/>
+              <w:noProof/>
+              <w:kern w:val="2"/>
+              <w14:ligatures w14:val="standardContextual"/>
+            </w:rPr>
+          </w:pPr>
+          <w:hyperlink w:anchor="_Toc226189227" w:history="1">
+            <w:r>
+              <w:rPr>
+                <w:rStyle w:val="ae"/>
+                <w:noProof/>
+              </w:rPr>
+              <w:t>3.3.</w:t>
+            </w:r>
+            <w:r>
+              <w:rPr>
+                <w:rFonts w:asciiTheme="minorHAnsi" w:eastAsiaTheme="minorEastAsia" w:hAnsiTheme="minorHAnsi" w:cstheme="minorBidi"/>
+                <w:noProof/>
+                <w:kern w:val="2"/>
+                <w14:ligatures w14:val="standardContextual"/>
+              </w:rPr>
+              <w:tab/>
+            </w:r>
+            <w:r>
+              <w:rPr>
+                <w:rStyle w:val="ae"/>
+                <w:noProof/>
+              </w:rPr>
+              <w:t>Запрос</w:t>
+            </w:r>
+            <w:r>
+              <w:rPr>
+                <w:noProof/>
+                <w:webHidden/>
+              </w:rPr>
+              <w:tab/>
+            </w:r>
+            <w:r>
+              <w:rPr>
+                <w:noProof/>
+                <w:webHidden/>
+              </w:rPr>
+              <w:fldChar w:fldCharType="begin"/>
+            </w:r>
+            <w:r>
+              <w:rPr>
+                <w:noProof/>
+                <w:webHidden/>
+              </w:rPr>
+              <w:instrText xml:space="preserve"> PAGEREF _Toc226189227 \h </w:instrText>
+            </w:r>
+            <w:r>
+              <w:rPr>
+                <w:noProof/>
+                <w:webHidden/>
+              </w:rPr>
+            </w:r>
+            <w:r>
+              <w:rPr>
+                <w:noProof/>
+                <w:webHidden/>
+              </w:rPr>
+              <w:fldChar w:fldCharType="separate"/>
+            </w:r>
+            <w:r>
+              <w:rPr>
+                <w:noProof/>
+                <w:webHidden/>
+              </w:rPr>
+              <w:t>5</w:t>
+            </w:r>
+            <w:r>
+              <w:rPr>
+                <w:noProof/>
+                <w:webHidden/>
               </w:rPr>
               <w:fldChar w:fldCharType="end"/>
             </w:r>
@@ -1548,8 +1930,6 @@
         <w:p>
           <w:r>
             <w:rPr>
-              <w:b/>
-              <w:bCs/>
               <w:sz w:val="28"/>
               <w:szCs w:val="28"/>
             </w:rPr>
@@ -1565,6 +1945,7 @@
           <w:b/>
           <w:sz w:val="32"/>
           <w:szCs w:val="32"/>
+          <w:lang w:val="en-US"/>
         </w:rPr>
       </w:pPr>
       <w:r>
@@ -1578,122 +1959,33 @@
     </w:p>
     <w:p>
       <w:pPr>
-        <w:pStyle w:val="1"/>
+        <w:jc w:val="center"/>
+        <w:rPr>
+          <w:b/>
+          <w:bCs/>
+          <w:sz w:val="32"/>
+          <w:szCs w:val="32"/>
+        </w:rPr>
+      </w:pPr>
+      <w:r>
+        <w:rPr>
+          <w:b/>
+          <w:bCs/>
+          <w:sz w:val="32"/>
+          <w:szCs w:val="32"/>
+        </w:rPr>
+        <w:lastRenderedPageBreak/>
+        <w:t>Описание работы</w:t>
+      </w:r>
+    </w:p>
+    <w:p>
+      <w:pPr>
+        <w:pStyle w:val="aa"/>
         <w:numPr>
           <w:ilvl w:val="0"/>
           <w:numId w:val="35"/>
         </w:numPr>
-      </w:pPr>
-      <w:bookmarkStart w:id="0" w:name="_Toc224982484"/>
-      <w:r>
-        <w:lastRenderedPageBreak/>
-        <w:t>Ц</w:t>
-      </w:r>
-      <w:r>
-        <w:t>ель</w:t>
-      </w:r>
-      <w:r>
-        <w:t xml:space="preserve"> работы</w:t>
-      </w:r>
-      <w:bookmarkEnd w:id="0"/>
-    </w:p>
-    <w:p>
-      <w:pPr>
-        <w:rPr>
-          <w:bCs/>
-          <w:sz w:val="28"/>
-          <w:szCs w:val="28"/>
-        </w:rPr>
-      </w:pPr>
-      <w:r>
-        <w:rPr>
-          <w:bCs/>
-          <w:sz w:val="28"/>
-          <w:szCs w:val="28"/>
-        </w:rPr>
-        <w:tab/>
-      </w:r>
-      <w:r>
-        <w:rPr>
-          <w:b/>
-          <w:sz w:val="28"/>
-          <w:szCs w:val="28"/>
-        </w:rPr>
-        <w:t>Цель работы</w:t>
-      </w:r>
-      <w:r>
-        <w:rPr>
-          <w:b/>
-          <w:sz w:val="28"/>
-          <w:szCs w:val="28"/>
-        </w:rPr>
-        <w:t>:</w:t>
-      </w:r>
-      <w:r>
-        <w:rPr>
-          <w:b/>
-          <w:sz w:val="28"/>
-          <w:szCs w:val="28"/>
-        </w:rPr>
-        <w:t xml:space="preserve"> </w:t>
-      </w:r>
-      <w:r>
-        <w:rPr>
-          <w:bCs/>
-          <w:sz w:val="28"/>
-          <w:szCs w:val="28"/>
-        </w:rPr>
-        <w:t>Создание модели «сущность – связь» в нотации ERD.</w:t>
-      </w:r>
-    </w:p>
-    <w:p/>
-    <w:p/>
-    <w:p>
-      <w:pPr>
-        <w:spacing w:after="160" w:line="259" w:lineRule="auto"/>
-        <w:rPr>
-          <w:b/>
-          <w:sz w:val="28"/>
-          <w:szCs w:val="48"/>
-        </w:rPr>
-      </w:pPr>
-    </w:p>
-    <w:p>
-      <w:pPr>
-        <w:spacing w:after="160" w:line="259" w:lineRule="auto"/>
-        <w:rPr>
-          <w:b/>
-          <w:sz w:val="28"/>
-          <w:szCs w:val="48"/>
-        </w:rPr>
-      </w:pPr>
-      <w:r>
-        <w:br w:type="page"/>
-      </w:r>
-    </w:p>
-    <w:p>
-      <w:pPr>
-        <w:pStyle w:val="1"/>
-        <w:numPr>
-          <w:ilvl w:val="0"/>
-          <w:numId w:val="35"/>
-        </w:numPr>
-      </w:pPr>
-      <w:bookmarkStart w:id="1" w:name="_Toc224982485"/>
-      <w:r>
-        <w:lastRenderedPageBreak/>
-        <w:t>Описание работы</w:t>
-      </w:r>
-      <w:bookmarkEnd w:id="1"/>
-    </w:p>
-    <w:p>
-      <w:pPr>
-        <w:pStyle w:val="aa"/>
-        <w:numPr>
-          <w:ilvl w:val="1"/>
-          <w:numId w:val="35"/>
-        </w:numPr>
-        <w:ind w:left="0" w:firstLine="0"/>
+        <w:outlineLvl w:val="0"/>
         <w:rPr>
           <w:b/>
           <w:bCs/>
@@ -1708,24 +2000,36 @@
           <w:sz w:val="28"/>
           <w:szCs w:val="28"/>
         </w:rPr>
-        <w:t xml:space="preserve"> Текстовое описание информационных объектов, сущностей и связей</w:t>
+        <w:t xml:space="preserve"> </w:t>
       </w:r>
-    </w:p>
-    <w:p>
-      <w:pPr>
-        <w:pStyle w:val="aa"/>
-        <w:numPr>
-          <w:ilvl w:val="2"/>
-          <w:numId w:val="35"/>
-        </w:numPr>
-        <w:ind w:left="0" w:firstLine="0"/>
+      <w:bookmarkStart w:id="0" w:name="_Toc226189220"/>
+      <w:r>
         <w:rPr>
           <w:b/>
           <w:bCs/>
           <w:sz w:val="28"/>
           <w:szCs w:val="28"/>
         </w:rPr>
-      </w:pPr>
+        <w:t>Текстовое описание информационных объектов, сущностей и связей</w:t>
+      </w:r>
+      <w:bookmarkEnd w:id="0"/>
+    </w:p>
+    <w:p>
+      <w:pPr>
+        <w:pStyle w:val="aa"/>
+        <w:numPr>
+          <w:ilvl w:val="1"/>
+          <w:numId w:val="35"/>
+        </w:numPr>
+        <w:outlineLvl w:val="1"/>
+        <w:rPr>
+          <w:b/>
+          <w:bCs/>
+          <w:sz w:val="28"/>
+          <w:szCs w:val="28"/>
+        </w:rPr>
+      </w:pPr>
+      <w:bookmarkStart w:id="1" w:name="_Toc226189221"/>
       <w:r>
         <w:rPr>
           <w:b/>
@@ -1735,39 +2039,43 @@
         </w:rPr>
         <w:t>Перечень сущностей и их атрибутов</w:t>
       </w:r>
+      <w:bookmarkEnd w:id="1"/>
+    </w:p>
+    <w:p>
+      <w:pPr>
+        <w:outlineLvl w:val="1"/>
+        <w:rPr>
+          <w:b/>
+          <w:bCs/>
+          <w:sz w:val="28"/>
+          <w:szCs w:val="28"/>
+        </w:rPr>
+      </w:pPr>
     </w:p>
     <w:p>
       <w:pPr>
         <w:rPr>
           <w:i/>
           <w:iCs/>
+          <w:sz w:val="28"/>
+          <w:szCs w:val="28"/>
         </w:rPr>
       </w:pPr>
       <w:r>
         <w:rPr>
           <w:i/>
           <w:iCs/>
+          <w:sz w:val="28"/>
+          <w:szCs w:val="28"/>
         </w:rPr>
-        <w:t xml:space="preserve">Таблица 1 </w:t>
+        <w:t xml:space="preserve">Таблица 1 – </w:t>
       </w:r>
       <w:r>
         <w:rPr>
           <w:i/>
           <w:iCs/>
-        </w:rPr>
-        <w:t>–</w:t>
-      </w:r>
-      <w:r>
-        <w:rPr>
-          <w:i/>
-          <w:iCs/>
-        </w:rPr>
-        <w:t xml:space="preserve"> </w:t>
-      </w:r>
-      <w:r>
-        <w:rPr>
-          <w:i/>
-          <w:iCs/>
+          <w:sz w:val="28"/>
+          <w:szCs w:val="28"/>
         </w:rPr>
         <w:t>Сущность и их атрибуты</w:t>
       </w:r>
@@ -1780,13 +2088,13 @@
         <w:tblLook w:val="04A0" w:firstRow="1" w:lastRow="0" w:firstColumn="1" w:lastColumn="0" w:noHBand="0" w:noVBand="1"/>
       </w:tblPr>
       <w:tblGrid>
-        <w:gridCol w:w="3279"/>
-        <w:gridCol w:w="3607"/>
+        <w:gridCol w:w="2209"/>
+        <w:gridCol w:w="4677"/>
       </w:tblGrid>
       <w:tr>
         <w:tc>
           <w:tcPr>
-            <w:tcW w:w="3279" w:type="dxa"/>
+            <w:tcW w:w="2209" w:type="dxa"/>
           </w:tcPr>
           <w:p>
             <w:pPr>
@@ -1808,7 +2116,7 @@
         </w:tc>
         <w:tc>
           <w:tcPr>
-            <w:tcW w:w="3607" w:type="dxa"/>
+            <w:tcW w:w="4677" w:type="dxa"/>
           </w:tcPr>
           <w:p>
             <w:pPr>
@@ -1832,7 +2140,7 @@
       <w:tr>
         <w:tc>
           <w:tcPr>
-            <w:tcW w:w="3279" w:type="dxa"/>
+            <w:tcW w:w="2209" w:type="dxa"/>
             <w:vMerge w:val="restart"/>
             <w:vAlign w:val="center"/>
           </w:tcPr>
@@ -1848,20 +2156,32 @@
         </w:tc>
         <w:tc>
           <w:tcPr>
-            <w:tcW w:w="3607" w:type="dxa"/>
-          </w:tcPr>
-          <w:p>
-            <w:pPr>
-              <w:spacing w:line="240" w:lineRule="auto"/>
-              <w:rPr>
-                <w:lang w:val="en-US"/>
-              </w:rPr>
-            </w:pPr>
+            <w:tcW w:w="4677" w:type="dxa"/>
+          </w:tcPr>
+          <w:p>
+            <w:pPr>
+              <w:spacing w:line="240" w:lineRule="auto"/>
+              <w:rPr>
+                <w:lang w:val="en-US"/>
+              </w:rPr>
+            </w:pPr>
+            <w:r>
+              <w:rPr>
+                <w:lang w:val="en-US"/>
+              </w:rPr>
+              <w:t>User_</w:t>
+            </w:r>
             <w:r>
               <w:rPr>
                 <w:lang w:val="en-US"/>
               </w:rPr>
               <w:t>id</w:t>
+            </w:r>
+            <w:r>
+              <w:rPr>
+                <w:lang w:val="en-US"/>
+              </w:rPr>
+              <w:t>(PK)</w:t>
             </w:r>
           </w:p>
         </w:tc>
@@ -1869,7 +2189,7 @@
       <w:tr>
         <w:tc>
           <w:tcPr>
-            <w:tcW w:w="3279" w:type="dxa"/>
+            <w:tcW w:w="2209" w:type="dxa"/>
             <w:vMerge/>
             <w:vAlign w:val="center"/>
           </w:tcPr>
@@ -1882,7 +2202,7 @@
         </w:tc>
         <w:tc>
           <w:tcPr>
-            <w:tcW w:w="3607" w:type="dxa"/>
+            <w:tcW w:w="4677" w:type="dxa"/>
           </w:tcPr>
           <w:p>
             <w:pPr>
@@ -1903,7 +2223,7 @@
       <w:tr>
         <w:tc>
           <w:tcPr>
-            <w:tcW w:w="3279" w:type="dxa"/>
+            <w:tcW w:w="2209" w:type="dxa"/>
             <w:vMerge/>
             <w:vAlign w:val="center"/>
           </w:tcPr>
@@ -1916,7 +2236,7 @@
         </w:tc>
         <w:tc>
           <w:tcPr>
-            <w:tcW w:w="3607" w:type="dxa"/>
+            <w:tcW w:w="4677" w:type="dxa"/>
           </w:tcPr>
           <w:p>
             <w:pPr>
@@ -1937,7 +2257,7 @@
       <w:tr>
         <w:tc>
           <w:tcPr>
-            <w:tcW w:w="3279" w:type="dxa"/>
+            <w:tcW w:w="2209" w:type="dxa"/>
             <w:vMerge/>
             <w:vAlign w:val="center"/>
           </w:tcPr>
@@ -1950,30 +2270,28 @@
         </w:tc>
         <w:tc>
           <w:tcPr>
-            <w:tcW w:w="3607" w:type="dxa"/>
-          </w:tcPr>
-          <w:p>
-            <w:pPr>
-              <w:spacing w:line="240" w:lineRule="auto"/>
-              <w:rPr>
-                <w:lang w:val="en-US"/>
-              </w:rPr>
-            </w:pPr>
-            <w:proofErr w:type="spellStart"/>
+            <w:tcW w:w="4677" w:type="dxa"/>
+          </w:tcPr>
+          <w:p>
+            <w:pPr>
+              <w:spacing w:line="240" w:lineRule="auto"/>
+              <w:rPr>
+                <w:lang w:val="en-US"/>
+              </w:rPr>
+            </w:pPr>
             <w:r>
               <w:rPr>
                 <w:lang w:val="en-US"/>
               </w:rPr>
               <w:t>Password_hash</w:t>
             </w:r>
-            <w:proofErr w:type="spellEnd"/>
           </w:p>
         </w:tc>
       </w:tr>
       <w:tr>
         <w:tc>
           <w:tcPr>
-            <w:tcW w:w="3279" w:type="dxa"/>
+            <w:tcW w:w="2209" w:type="dxa"/>
             <w:vMerge/>
             <w:vAlign w:val="center"/>
           </w:tcPr>
@@ -1986,30 +2304,28 @@
         </w:tc>
         <w:tc>
           <w:tcPr>
-            <w:tcW w:w="3607" w:type="dxa"/>
-          </w:tcPr>
-          <w:p>
-            <w:pPr>
-              <w:spacing w:line="240" w:lineRule="auto"/>
-              <w:rPr>
-                <w:lang w:val="en-US"/>
-              </w:rPr>
-            </w:pPr>
-            <w:proofErr w:type="spellStart"/>
+            <w:tcW w:w="4677" w:type="dxa"/>
+          </w:tcPr>
+          <w:p>
+            <w:pPr>
+              <w:spacing w:line="240" w:lineRule="auto"/>
+              <w:rPr>
+                <w:lang w:val="en-US"/>
+              </w:rPr>
+            </w:pPr>
             <w:r>
               <w:rPr>
                 <w:lang w:val="en-US"/>
               </w:rPr>
               <w:t>Steam_id</w:t>
             </w:r>
-            <w:proofErr w:type="spellEnd"/>
           </w:p>
         </w:tc>
       </w:tr>
       <w:tr>
         <w:tc>
           <w:tcPr>
-            <w:tcW w:w="3279" w:type="dxa"/>
+            <w:tcW w:w="2209" w:type="dxa"/>
             <w:vMerge/>
             <w:vAlign w:val="center"/>
           </w:tcPr>
@@ -2022,7 +2338,7 @@
         </w:tc>
         <w:tc>
           <w:tcPr>
-            <w:tcW w:w="3607" w:type="dxa"/>
+            <w:tcW w:w="4677" w:type="dxa"/>
           </w:tcPr>
           <w:p>
             <w:pPr>
@@ -2043,7 +2359,7 @@
       <w:tr>
         <w:tc>
           <w:tcPr>
-            <w:tcW w:w="3279" w:type="dxa"/>
+            <w:tcW w:w="2209" w:type="dxa"/>
             <w:vMerge/>
             <w:vAlign w:val="center"/>
           </w:tcPr>
@@ -2056,7 +2372,7 @@
         </w:tc>
         <w:tc>
           <w:tcPr>
-            <w:tcW w:w="3607" w:type="dxa"/>
+            <w:tcW w:w="4677" w:type="dxa"/>
           </w:tcPr>
           <w:p>
             <w:pPr>
@@ -2077,7 +2393,7 @@
       <w:tr>
         <w:tc>
           <w:tcPr>
-            <w:tcW w:w="3279" w:type="dxa"/>
+            <w:tcW w:w="2209" w:type="dxa"/>
             <w:vMerge/>
             <w:vAlign w:val="center"/>
           </w:tcPr>
@@ -2090,27 +2406,25 @@
         </w:tc>
         <w:tc>
           <w:tcPr>
-            <w:tcW w:w="3607" w:type="dxa"/>
-          </w:tcPr>
-          <w:p>
-            <w:pPr>
-              <w:spacing w:line="240" w:lineRule="auto"/>
-            </w:pPr>
-            <w:proofErr w:type="spellStart"/>
+            <w:tcW w:w="4677" w:type="dxa"/>
+          </w:tcPr>
+          <w:p>
+            <w:pPr>
+              <w:spacing w:line="240" w:lineRule="auto"/>
+            </w:pPr>
             <w:r>
               <w:rPr>
                 <w:lang w:val="en-US"/>
               </w:rPr>
               <w:t>Created_at</w:t>
             </w:r>
-            <w:proofErr w:type="spellEnd"/>
           </w:p>
         </w:tc>
       </w:tr>
       <w:tr>
         <w:tc>
           <w:tcPr>
-            <w:tcW w:w="3279" w:type="dxa"/>
+            <w:tcW w:w="2209" w:type="dxa"/>
             <w:vMerge/>
             <w:vAlign w:val="center"/>
           </w:tcPr>
@@ -2123,7 +2437,7 @@
         </w:tc>
         <w:tc>
           <w:tcPr>
-            <w:tcW w:w="3607" w:type="dxa"/>
+            <w:tcW w:w="4677" w:type="dxa"/>
           </w:tcPr>
           <w:p>
             <w:pPr>
@@ -2144,7 +2458,7 @@
       <w:tr>
         <w:tc>
           <w:tcPr>
-            <w:tcW w:w="3279" w:type="dxa"/>
+            <w:tcW w:w="2209" w:type="dxa"/>
             <w:vMerge w:val="restart"/>
             <w:vAlign w:val="center"/>
           </w:tcPr>
@@ -2163,20 +2477,32 @@
         </w:tc>
         <w:tc>
           <w:tcPr>
-            <w:tcW w:w="3607" w:type="dxa"/>
-          </w:tcPr>
-          <w:p>
-            <w:pPr>
-              <w:spacing w:line="240" w:lineRule="auto"/>
-              <w:rPr>
-                <w:lang w:val="en-US"/>
-              </w:rPr>
-            </w:pPr>
-            <w:r>
-              <w:rPr>
-                <w:lang w:val="en-US"/>
-              </w:rPr>
-              <w:t>Id</w:t>
+            <w:tcW w:w="4677" w:type="dxa"/>
+          </w:tcPr>
+          <w:p>
+            <w:pPr>
+              <w:spacing w:line="240" w:lineRule="auto"/>
+              <w:rPr>
+                <w:lang w:val="en-US"/>
+              </w:rPr>
+            </w:pPr>
+            <w:r>
+              <w:rPr>
+                <w:lang w:val="en-US"/>
+              </w:rPr>
+              <w:t>Item_i</w:t>
+            </w:r>
+            <w:r>
+              <w:rPr>
+                <w:lang w:val="en-US"/>
+              </w:rPr>
+              <w:t>d</w:t>
+            </w:r>
+            <w:r>
+              <w:rPr>
+                <w:lang w:val="en-US"/>
+              </w:rPr>
+              <w:t>(PK)</w:t>
             </w:r>
           </w:p>
         </w:tc>
@@ -2184,7 +2510,7 @@
       <w:tr>
         <w:tc>
           <w:tcPr>
-            <w:tcW w:w="3279" w:type="dxa"/>
+            <w:tcW w:w="2209" w:type="dxa"/>
             <w:vMerge/>
             <w:vAlign w:val="center"/>
           </w:tcPr>
@@ -2197,7 +2523,7 @@
         </w:tc>
         <w:tc>
           <w:tcPr>
-            <w:tcW w:w="3607" w:type="dxa"/>
+            <w:tcW w:w="4677" w:type="dxa"/>
           </w:tcPr>
           <w:p>
             <w:pPr>
@@ -2218,7 +2544,7 @@
       <w:tr>
         <w:tc>
           <w:tcPr>
-            <w:tcW w:w="3279" w:type="dxa"/>
+            <w:tcW w:w="2209" w:type="dxa"/>
             <w:vMerge/>
             <w:vAlign w:val="center"/>
           </w:tcPr>
@@ -2231,7 +2557,7 @@
         </w:tc>
         <w:tc>
           <w:tcPr>
-            <w:tcW w:w="3607" w:type="dxa"/>
+            <w:tcW w:w="4677" w:type="dxa"/>
           </w:tcPr>
           <w:p>
             <w:pPr>
@@ -2252,7 +2578,7 @@
       <w:tr>
         <w:tc>
           <w:tcPr>
-            <w:tcW w:w="3279" w:type="dxa"/>
+            <w:tcW w:w="2209" w:type="dxa"/>
             <w:vMerge/>
             <w:vAlign w:val="center"/>
           </w:tcPr>
@@ -2265,7 +2591,7 @@
         </w:tc>
         <w:tc>
           <w:tcPr>
-            <w:tcW w:w="3607" w:type="dxa"/>
+            <w:tcW w:w="4677" w:type="dxa"/>
           </w:tcPr>
           <w:p>
             <w:pPr>
@@ -2286,7 +2612,7 @@
       <w:tr>
         <w:tc>
           <w:tcPr>
-            <w:tcW w:w="3279" w:type="dxa"/>
+            <w:tcW w:w="2209" w:type="dxa"/>
             <w:vMerge/>
             <w:vAlign w:val="center"/>
           </w:tcPr>
@@ -2299,7 +2625,7 @@
         </w:tc>
         <w:tc>
           <w:tcPr>
-            <w:tcW w:w="3607" w:type="dxa"/>
+            <w:tcW w:w="4677" w:type="dxa"/>
           </w:tcPr>
           <w:p>
             <w:pPr>
@@ -2320,7 +2646,7 @@
       <w:tr>
         <w:tc>
           <w:tcPr>
-            <w:tcW w:w="3279" w:type="dxa"/>
+            <w:tcW w:w="2209" w:type="dxa"/>
             <w:vMerge/>
             <w:vAlign w:val="center"/>
           </w:tcPr>
@@ -2333,30 +2659,28 @@
         </w:tc>
         <w:tc>
           <w:tcPr>
-            <w:tcW w:w="3607" w:type="dxa"/>
-          </w:tcPr>
-          <w:p>
-            <w:pPr>
-              <w:spacing w:line="240" w:lineRule="auto"/>
-              <w:rPr>
-                <w:lang w:val="en-US"/>
-              </w:rPr>
-            </w:pPr>
-            <w:proofErr w:type="spellStart"/>
+            <w:tcW w:w="4677" w:type="dxa"/>
+          </w:tcPr>
+          <w:p>
+            <w:pPr>
+              <w:spacing w:line="240" w:lineRule="auto"/>
+              <w:rPr>
+                <w:lang w:val="en-US"/>
+              </w:rPr>
+            </w:pPr>
             <w:r>
               <w:rPr>
                 <w:lang w:val="en-US"/>
               </w:rPr>
               <w:t>Imange_url</w:t>
             </w:r>
-            <w:proofErr w:type="spellEnd"/>
           </w:p>
         </w:tc>
       </w:tr>
       <w:tr>
         <w:tc>
           <w:tcPr>
-            <w:tcW w:w="3279" w:type="dxa"/>
+            <w:tcW w:w="2209" w:type="dxa"/>
             <w:vMerge/>
             <w:vAlign w:val="center"/>
           </w:tcPr>
@@ -2369,30 +2693,67 @@
         </w:tc>
         <w:tc>
           <w:tcPr>
-            <w:tcW w:w="3607" w:type="dxa"/>
-          </w:tcPr>
-          <w:p>
-            <w:pPr>
-              <w:spacing w:line="240" w:lineRule="auto"/>
-              <w:rPr>
-                <w:lang w:val="en-US"/>
-              </w:rPr>
-            </w:pPr>
-            <w:proofErr w:type="spellStart"/>
-            <w:r>
-              <w:rPr>
-                <w:lang w:val="en-US"/>
-              </w:rPr>
-              <w:t>Owner_id</w:t>
-            </w:r>
-            <w:proofErr w:type="spellEnd"/>
+            <w:tcW w:w="4677" w:type="dxa"/>
+          </w:tcPr>
+          <w:p>
+            <w:pPr>
+              <w:spacing w:line="240" w:lineRule="auto"/>
+            </w:pPr>
+            <w:r>
+              <w:rPr>
+                <w:lang w:val="en-US"/>
+              </w:rPr>
+              <w:t>Owner</w:t>
+            </w:r>
+            <w:r>
+              <w:t>_</w:t>
+            </w:r>
+            <w:r>
+              <w:rPr>
+                <w:lang w:val="en-US"/>
+              </w:rPr>
+              <w:t>id</w:t>
+            </w:r>
+            <w:r>
+              <w:t>(</w:t>
+            </w:r>
+            <w:r>
+              <w:rPr>
+                <w:lang w:val="en-US"/>
+              </w:rPr>
+              <w:t>FK</w:t>
+            </w:r>
+            <w:r>
+              <w:t xml:space="preserve"> -&gt; </w:t>
+            </w:r>
+            <w:r>
+              <w:t>Пользователь.</w:t>
+            </w:r>
+            <w:r>
+              <w:rPr>
+                <w:lang w:val="en-US"/>
+              </w:rPr>
+              <w:t>user</w:t>
+            </w:r>
+            <w:r>
+              <w:t>.</w:t>
+            </w:r>
+            <w:r>
+              <w:rPr>
+                <w:lang w:val="en-US"/>
+              </w:rPr>
+              <w:t>id</w:t>
+            </w:r>
+            <w:r>
+              <w:t>)</w:t>
+            </w:r>
           </w:p>
         </w:tc>
       </w:tr>
       <w:tr>
         <w:tc>
           <w:tcPr>
-            <w:tcW w:w="3279" w:type="dxa"/>
+            <w:tcW w:w="2209" w:type="dxa"/>
             <w:vMerge/>
             <w:vAlign w:val="center"/>
           </w:tcPr>
@@ -2405,7 +2766,7 @@
         </w:tc>
         <w:tc>
           <w:tcPr>
-            <w:tcW w:w="3607" w:type="dxa"/>
+            <w:tcW w:w="4677" w:type="dxa"/>
           </w:tcPr>
           <w:p>
             <w:pPr>
@@ -2426,7 +2787,7 @@
       <w:tr>
         <w:tc>
           <w:tcPr>
-            <w:tcW w:w="3279" w:type="dxa"/>
+            <w:tcW w:w="2209" w:type="dxa"/>
             <w:vMerge/>
             <w:vAlign w:val="center"/>
           </w:tcPr>
@@ -2439,7 +2800,7 @@
         </w:tc>
         <w:tc>
           <w:tcPr>
-            <w:tcW w:w="3607" w:type="dxa"/>
+            <w:tcW w:w="4677" w:type="dxa"/>
           </w:tcPr>
           <w:p>
             <w:pPr>
@@ -2460,7 +2821,7 @@
       <w:tr>
         <w:tc>
           <w:tcPr>
-            <w:tcW w:w="3279" w:type="dxa"/>
+            <w:tcW w:w="2209" w:type="dxa"/>
             <w:vMerge/>
             <w:vAlign w:val="center"/>
           </w:tcPr>
@@ -2473,30 +2834,28 @@
         </w:tc>
         <w:tc>
           <w:tcPr>
-            <w:tcW w:w="3607" w:type="dxa"/>
-          </w:tcPr>
-          <w:p>
-            <w:pPr>
-              <w:spacing w:line="240" w:lineRule="auto"/>
-              <w:rPr>
-                <w:lang w:val="en-US"/>
-              </w:rPr>
-            </w:pPr>
-            <w:proofErr w:type="spellStart"/>
+            <w:tcW w:w="4677" w:type="dxa"/>
+          </w:tcPr>
+          <w:p>
+            <w:pPr>
+              <w:spacing w:line="240" w:lineRule="auto"/>
+              <w:rPr>
+                <w:lang w:val="en-US"/>
+              </w:rPr>
+            </w:pPr>
             <w:r>
               <w:rPr>
                 <w:lang w:val="en-US"/>
               </w:rPr>
               <w:t>Created_at</w:t>
             </w:r>
-            <w:proofErr w:type="spellEnd"/>
           </w:p>
         </w:tc>
       </w:tr>
       <w:tr>
         <w:tc>
           <w:tcPr>
-            <w:tcW w:w="3279" w:type="dxa"/>
+            <w:tcW w:w="2209" w:type="dxa"/>
             <w:vMerge w:val="restart"/>
             <w:vAlign w:val="center"/>
           </w:tcPr>
@@ -2512,20 +2871,32 @@
         </w:tc>
         <w:tc>
           <w:tcPr>
-            <w:tcW w:w="3607" w:type="dxa"/>
-          </w:tcPr>
-          <w:p>
-            <w:pPr>
-              <w:spacing w:line="240" w:lineRule="auto"/>
-              <w:rPr>
-                <w:lang w:val="en-US"/>
-              </w:rPr>
-            </w:pPr>
-            <w:r>
-              <w:rPr>
-                <w:lang w:val="en-US"/>
-              </w:rPr>
-              <w:t>Id</w:t>
+            <w:tcW w:w="4677" w:type="dxa"/>
+          </w:tcPr>
+          <w:p>
+            <w:pPr>
+              <w:spacing w:line="240" w:lineRule="auto"/>
+              <w:rPr>
+                <w:lang w:val="en-US"/>
+              </w:rPr>
+            </w:pPr>
+            <w:r>
+              <w:rPr>
+                <w:lang w:val="en-US"/>
+              </w:rPr>
+              <w:t>Deal_i</w:t>
+            </w:r>
+            <w:r>
+              <w:rPr>
+                <w:lang w:val="en-US"/>
+              </w:rPr>
+              <w:t>d</w:t>
+            </w:r>
+            <w:r>
+              <w:rPr>
+                <w:lang w:val="en-US"/>
+              </w:rPr>
+              <w:t>(PK)</w:t>
             </w:r>
           </w:p>
         </w:tc>
@@ -2533,7 +2904,7 @@
       <w:tr>
         <w:tc>
           <w:tcPr>
-            <w:tcW w:w="3279" w:type="dxa"/>
+            <w:tcW w:w="2209" w:type="dxa"/>
             <w:vMerge/>
             <w:vAlign w:val="center"/>
           </w:tcPr>
@@ -2546,30 +2917,49 @@
         </w:tc>
         <w:tc>
           <w:tcPr>
-            <w:tcW w:w="3607" w:type="dxa"/>
-          </w:tcPr>
-          <w:p>
-            <w:pPr>
-              <w:spacing w:line="240" w:lineRule="auto"/>
-              <w:rPr>
-                <w:lang w:val="en-US"/>
-              </w:rPr>
-            </w:pPr>
-            <w:proofErr w:type="spellStart"/>
+            <w:tcW w:w="4677" w:type="dxa"/>
+          </w:tcPr>
+          <w:p>
+            <w:pPr>
+              <w:spacing w:line="240" w:lineRule="auto"/>
+              <w:rPr>
+                <w:lang w:val="en-US"/>
+              </w:rPr>
+            </w:pPr>
             <w:r>
               <w:rPr>
                 <w:lang w:val="en-US"/>
               </w:rPr>
               <w:t>Item_id</w:t>
             </w:r>
-            <w:proofErr w:type="spellEnd"/>
+            <w:r>
+              <w:rPr>
+                <w:lang w:val="en-US"/>
+              </w:rPr>
+              <w:t>(FK -&gt;</w:t>
+            </w:r>
+            <w:r>
+              <w:t>Предмет</w:t>
+            </w:r>
+            <w:r>
+              <w:rPr>
+                <w:lang w:val="en-US"/>
+              </w:rPr>
+              <w:t>.</w:t>
+            </w:r>
+            <w:r>
+              <w:rPr>
+                <w:lang w:val="en-US"/>
+              </w:rPr>
+              <w:t>item_id)</w:t>
+            </w:r>
           </w:p>
         </w:tc>
       </w:tr>
       <w:tr>
         <w:tc>
           <w:tcPr>
-            <w:tcW w:w="3279" w:type="dxa"/>
+            <w:tcW w:w="2209" w:type="dxa"/>
             <w:vMerge/>
             <w:vAlign w:val="center"/>
           </w:tcPr>
@@ -2577,35 +2967,57 @@
             <w:pPr>
               <w:spacing w:line="240" w:lineRule="auto"/>
               <w:jc w:val="center"/>
-            </w:pPr>
-          </w:p>
-        </w:tc>
-        <w:tc>
-          <w:tcPr>
-            <w:tcW w:w="3607" w:type="dxa"/>
-          </w:tcPr>
-          <w:p>
-            <w:pPr>
-              <w:spacing w:line="240" w:lineRule="auto"/>
-              <w:rPr>
-                <w:lang w:val="en-US"/>
-              </w:rPr>
-            </w:pPr>
-            <w:proofErr w:type="spellStart"/>
+              <w:rPr>
+                <w:lang w:val="en-US"/>
+              </w:rPr>
+            </w:pPr>
+          </w:p>
+        </w:tc>
+        <w:tc>
+          <w:tcPr>
+            <w:tcW w:w="4677" w:type="dxa"/>
+          </w:tcPr>
+          <w:p>
+            <w:pPr>
+              <w:spacing w:line="240" w:lineRule="auto"/>
+              <w:rPr>
+                <w:lang w:val="en-US"/>
+              </w:rPr>
+            </w:pPr>
             <w:r>
               <w:rPr>
                 <w:lang w:val="en-US"/>
               </w:rPr>
               <w:t>Buyer_id</w:t>
             </w:r>
-            <w:proofErr w:type="spellEnd"/>
+            <w:r>
+              <w:rPr>
+                <w:lang w:val="en-US"/>
+              </w:rPr>
+              <w:t>(FK -&gt;</w:t>
+            </w:r>
+            <w:r>
+              <w:t>Пользователь</w:t>
+            </w:r>
+            <w:r>
+              <w:rPr>
+                <w:lang w:val="en-US"/>
+              </w:rPr>
+              <w:t>.</w:t>
+            </w:r>
+            <w:r>
+              <w:rPr>
+                <w:lang w:val="en-US"/>
+              </w:rPr>
+              <w:t>user_id)</w:t>
+            </w:r>
           </w:p>
         </w:tc>
       </w:tr>
       <w:tr>
         <w:tc>
           <w:tcPr>
-            <w:tcW w:w="3279" w:type="dxa"/>
+            <w:tcW w:w="2209" w:type="dxa"/>
             <w:vMerge/>
             <w:vAlign w:val="center"/>
           </w:tcPr>
@@ -2613,35 +3025,63 @@
             <w:pPr>
               <w:spacing w:line="240" w:lineRule="auto"/>
               <w:jc w:val="center"/>
-            </w:pPr>
-          </w:p>
-        </w:tc>
-        <w:tc>
-          <w:tcPr>
-            <w:tcW w:w="3607" w:type="dxa"/>
-          </w:tcPr>
-          <w:p>
-            <w:pPr>
-              <w:spacing w:line="240" w:lineRule="auto"/>
-              <w:rPr>
-                <w:lang w:val="en-US"/>
-              </w:rPr>
-            </w:pPr>
-            <w:proofErr w:type="spellStart"/>
+              <w:rPr>
+                <w:lang w:val="en-US"/>
+              </w:rPr>
+            </w:pPr>
+          </w:p>
+        </w:tc>
+        <w:tc>
+          <w:tcPr>
+            <w:tcW w:w="4677" w:type="dxa"/>
+          </w:tcPr>
+          <w:p>
+            <w:pPr>
+              <w:spacing w:line="240" w:lineRule="auto"/>
+              <w:rPr>
+                <w:lang w:val="en-US"/>
+              </w:rPr>
+            </w:pPr>
             <w:r>
               <w:rPr>
                 <w:lang w:val="en-US"/>
               </w:rPr>
               <w:t>Seller_id</w:t>
             </w:r>
-            <w:proofErr w:type="spellEnd"/>
+            <w:r>
+              <w:rPr>
+                <w:lang w:val="en-US"/>
+              </w:rPr>
+              <w:t>(FK -&gt;</w:t>
+            </w:r>
+            <w:r>
+              <w:rPr>
+                <w:lang w:val="en-US"/>
+              </w:rPr>
+              <w:t xml:space="preserve"> </w:t>
+            </w:r>
+            <w:r>
+              <w:t>Пользователь</w:t>
+            </w:r>
+            <w:r>
+              <w:rPr>
+                <w:lang w:val="en-US"/>
+              </w:rPr>
+              <w:t>.</w:t>
+            </w:r>
+            <w:r>
+              <w:rPr>
+                <w:lang w:val="en-US"/>
+              </w:rPr>
+              <w:t>user_id)</w:t>
+            </w:r>
           </w:p>
         </w:tc>
       </w:tr>
       <w:tr>
         <w:tc>
           <w:tcPr>
-            <w:tcW w:w="3279" w:type="dxa"/>
+            <w:tcW w:w="2209" w:type="dxa"/>
             <w:vMerge/>
             <w:vAlign w:val="center"/>
           </w:tcPr>
@@ -2649,12 +3089,15 @@
             <w:pPr>
               <w:spacing w:line="240" w:lineRule="auto"/>
               <w:jc w:val="center"/>
-            </w:pPr>
-          </w:p>
-        </w:tc>
-        <w:tc>
-          <w:tcPr>
-            <w:tcW w:w="3607" w:type="dxa"/>
+              <w:rPr>
+                <w:lang w:val="en-US"/>
+              </w:rPr>
+            </w:pPr>
+          </w:p>
+        </w:tc>
+        <w:tc>
+          <w:tcPr>
+            <w:tcW w:w="4677" w:type="dxa"/>
           </w:tcPr>
           <w:p>
             <w:pPr>
@@ -2675,7 +3118,7 @@
       <w:tr>
         <w:tc>
           <w:tcPr>
-            <w:tcW w:w="3279" w:type="dxa"/>
+            <w:tcW w:w="2209" w:type="dxa"/>
             <w:vMerge/>
             <w:vAlign w:val="center"/>
           </w:tcPr>
@@ -2688,7 +3131,7 @@
         </w:tc>
         <w:tc>
           <w:tcPr>
-            <w:tcW w:w="3607" w:type="dxa"/>
+            <w:tcW w:w="4677" w:type="dxa"/>
           </w:tcPr>
           <w:p>
             <w:pPr>
@@ -2712,7 +3155,7 @@
         </w:trPr>
         <w:tc>
           <w:tcPr>
-            <w:tcW w:w="3279" w:type="dxa"/>
+            <w:tcW w:w="2209" w:type="dxa"/>
             <w:vMerge/>
             <w:vAlign w:val="center"/>
           </w:tcPr>
@@ -2725,30 +3168,28 @@
         </w:tc>
         <w:tc>
           <w:tcPr>
-            <w:tcW w:w="3607" w:type="dxa"/>
-          </w:tcPr>
-          <w:p>
-            <w:pPr>
-              <w:spacing w:line="240" w:lineRule="auto"/>
-              <w:rPr>
-                <w:lang w:val="en-US"/>
-              </w:rPr>
-            </w:pPr>
-            <w:proofErr w:type="spellStart"/>
+            <w:tcW w:w="4677" w:type="dxa"/>
+          </w:tcPr>
+          <w:p>
+            <w:pPr>
+              <w:spacing w:line="240" w:lineRule="auto"/>
+              <w:rPr>
+                <w:lang w:val="en-US"/>
+              </w:rPr>
+            </w:pPr>
             <w:r>
               <w:rPr>
                 <w:lang w:val="en-US"/>
               </w:rPr>
               <w:t>Created_at</w:t>
             </w:r>
-            <w:proofErr w:type="spellEnd"/>
           </w:p>
         </w:tc>
       </w:tr>
       <w:tr>
         <w:tc>
           <w:tcPr>
-            <w:tcW w:w="3279" w:type="dxa"/>
+            <w:tcW w:w="2209" w:type="dxa"/>
             <w:vMerge/>
             <w:vAlign w:val="center"/>
           </w:tcPr>
@@ -2761,30 +3202,28 @@
         </w:tc>
         <w:tc>
           <w:tcPr>
-            <w:tcW w:w="3607" w:type="dxa"/>
-          </w:tcPr>
-          <w:p>
-            <w:pPr>
-              <w:spacing w:line="240" w:lineRule="auto"/>
-              <w:rPr>
-                <w:lang w:val="en-US"/>
-              </w:rPr>
-            </w:pPr>
-            <w:proofErr w:type="spellStart"/>
+            <w:tcW w:w="4677" w:type="dxa"/>
+          </w:tcPr>
+          <w:p>
+            <w:pPr>
+              <w:spacing w:line="240" w:lineRule="auto"/>
+              <w:rPr>
+                <w:lang w:val="en-US"/>
+              </w:rPr>
+            </w:pPr>
             <w:r>
               <w:rPr>
                 <w:lang w:val="en-US"/>
               </w:rPr>
               <w:t>Completed_at</w:t>
             </w:r>
-            <w:proofErr w:type="spellEnd"/>
           </w:p>
         </w:tc>
       </w:tr>
       <w:tr>
         <w:tc>
           <w:tcPr>
-            <w:tcW w:w="3279" w:type="dxa"/>
+            <w:tcW w:w="2209" w:type="dxa"/>
             <w:vMerge w:val="restart"/>
             <w:vAlign w:val="center"/>
           </w:tcPr>
@@ -2800,20 +3239,32 @@
         </w:tc>
         <w:tc>
           <w:tcPr>
-            <w:tcW w:w="3607" w:type="dxa"/>
-          </w:tcPr>
-          <w:p>
-            <w:pPr>
-              <w:spacing w:line="240" w:lineRule="auto"/>
-              <w:rPr>
-                <w:lang w:val="en-US"/>
-              </w:rPr>
-            </w:pPr>
-            <w:r>
-              <w:rPr>
-                <w:lang w:val="en-US"/>
-              </w:rPr>
-              <w:t>Id</w:t>
+            <w:tcW w:w="4677" w:type="dxa"/>
+          </w:tcPr>
+          <w:p>
+            <w:pPr>
+              <w:spacing w:line="240" w:lineRule="auto"/>
+              <w:rPr>
+                <w:lang w:val="en-US"/>
+              </w:rPr>
+            </w:pPr>
+            <w:r>
+              <w:rPr>
+                <w:lang w:val="en-US"/>
+              </w:rPr>
+              <w:t>Transaction_i</w:t>
+            </w:r>
+            <w:r>
+              <w:rPr>
+                <w:lang w:val="en-US"/>
+              </w:rPr>
+              <w:t>d</w:t>
+            </w:r>
+            <w:r>
+              <w:rPr>
+                <w:lang w:val="en-US"/>
+              </w:rPr>
+              <w:t>(PK)</w:t>
             </w:r>
           </w:p>
         </w:tc>
@@ -2821,7 +3272,7 @@
       <w:tr>
         <w:tc>
           <w:tcPr>
-            <w:tcW w:w="3279" w:type="dxa"/>
+            <w:tcW w:w="2209" w:type="dxa"/>
             <w:vMerge/>
             <w:vAlign w:val="center"/>
           </w:tcPr>
@@ -2834,30 +3285,70 @@
         </w:tc>
         <w:tc>
           <w:tcPr>
-            <w:tcW w:w="3607" w:type="dxa"/>
-          </w:tcPr>
-          <w:p>
-            <w:pPr>
-              <w:spacing w:line="240" w:lineRule="auto"/>
-              <w:rPr>
-                <w:lang w:val="en-US"/>
-              </w:rPr>
-            </w:pPr>
-            <w:proofErr w:type="spellStart"/>
-            <w:r>
-              <w:rPr>
-                <w:lang w:val="en-US"/>
-              </w:rPr>
-              <w:t>User_id</w:t>
-            </w:r>
-            <w:proofErr w:type="spellEnd"/>
+            <w:tcW w:w="4677" w:type="dxa"/>
+          </w:tcPr>
+          <w:p>
+            <w:pPr>
+              <w:spacing w:line="240" w:lineRule="auto"/>
+            </w:pPr>
+            <w:r>
+              <w:rPr>
+                <w:lang w:val="en-US"/>
+              </w:rPr>
+              <w:t>User</w:t>
+            </w:r>
+            <w:r>
+              <w:t>_</w:t>
+            </w:r>
+            <w:r>
+              <w:rPr>
+                <w:lang w:val="en-US"/>
+              </w:rPr>
+              <w:t>id</w:t>
+            </w:r>
+            <w:r>
+              <w:t>(</w:t>
+            </w:r>
+            <w:r>
+              <w:rPr>
+                <w:lang w:val="en-US"/>
+              </w:rPr>
+              <w:t>FK</w:t>
+            </w:r>
+            <w:r>
+              <w:t>-&gt;</w:t>
+            </w:r>
+            <w:r>
+              <w:t>Пользователь</w:t>
+            </w:r>
+            <w:r>
+              <w:t>.</w:t>
+            </w:r>
+            <w:r>
+              <w:rPr>
+                <w:lang w:val="en-US"/>
+              </w:rPr>
+              <w:t>user</w:t>
+            </w:r>
+            <w:r>
+              <w:t>_</w:t>
+            </w:r>
+            <w:r>
+              <w:rPr>
+                <w:lang w:val="en-US"/>
+              </w:rPr>
+              <w:t>id</w:t>
+            </w:r>
+            <w:r>
+              <w:t>)</w:t>
+            </w:r>
           </w:p>
         </w:tc>
       </w:tr>
       <w:tr>
         <w:tc>
           <w:tcPr>
-            <w:tcW w:w="3279" w:type="dxa"/>
+            <w:tcW w:w="2209" w:type="dxa"/>
             <w:vMerge/>
             <w:vAlign w:val="center"/>
           </w:tcPr>
@@ -2870,7 +3361,7 @@
         </w:tc>
         <w:tc>
           <w:tcPr>
-            <w:tcW w:w="3607" w:type="dxa"/>
+            <w:tcW w:w="4677" w:type="dxa"/>
           </w:tcPr>
           <w:p>
             <w:pPr>
@@ -2891,7 +3382,7 @@
       <w:tr>
         <w:tc>
           <w:tcPr>
-            <w:tcW w:w="3279" w:type="dxa"/>
+            <w:tcW w:w="2209" w:type="dxa"/>
             <w:vMerge/>
             <w:vAlign w:val="center"/>
           </w:tcPr>
@@ -2904,7 +3395,7 @@
         </w:tc>
         <w:tc>
           <w:tcPr>
-            <w:tcW w:w="3607" w:type="dxa"/>
+            <w:tcW w:w="4677" w:type="dxa"/>
           </w:tcPr>
           <w:p>
             <w:pPr>
@@ -2925,7 +3416,7 @@
       <w:tr>
         <w:tc>
           <w:tcPr>
-            <w:tcW w:w="3279" w:type="dxa"/>
+            <w:tcW w:w="2209" w:type="dxa"/>
             <w:vMerge/>
             <w:vAlign w:val="center"/>
           </w:tcPr>
@@ -2938,7 +3429,7 @@
         </w:tc>
         <w:tc>
           <w:tcPr>
-            <w:tcW w:w="3607" w:type="dxa"/>
+            <w:tcW w:w="4677" w:type="dxa"/>
           </w:tcPr>
           <w:p>
             <w:pPr>
@@ -2959,7 +3450,7 @@
       <w:tr>
         <w:tc>
           <w:tcPr>
-            <w:tcW w:w="3279" w:type="dxa"/>
+            <w:tcW w:w="2209" w:type="dxa"/>
             <w:vMerge/>
             <w:vAlign w:val="center"/>
           </w:tcPr>
@@ -2972,7 +3463,7 @@
         </w:tc>
         <w:tc>
           <w:tcPr>
-            <w:tcW w:w="3607" w:type="dxa"/>
+            <w:tcW w:w="4677" w:type="dxa"/>
           </w:tcPr>
           <w:p>
             <w:pPr>
@@ -2993,7 +3484,7 @@
       <w:tr>
         <w:tc>
           <w:tcPr>
-            <w:tcW w:w="3279" w:type="dxa"/>
+            <w:tcW w:w="2209" w:type="dxa"/>
             <w:vMerge/>
             <w:vAlign w:val="center"/>
           </w:tcPr>
@@ -3006,30 +3497,28 @@
         </w:tc>
         <w:tc>
           <w:tcPr>
-            <w:tcW w:w="3607" w:type="dxa"/>
-          </w:tcPr>
-          <w:p>
-            <w:pPr>
-              <w:spacing w:line="240" w:lineRule="auto"/>
-              <w:rPr>
-                <w:lang w:val="en-US"/>
-              </w:rPr>
-            </w:pPr>
-            <w:proofErr w:type="spellStart"/>
+            <w:tcW w:w="4677" w:type="dxa"/>
+          </w:tcPr>
+          <w:p>
+            <w:pPr>
+              <w:spacing w:line="240" w:lineRule="auto"/>
+              <w:rPr>
+                <w:lang w:val="en-US"/>
+              </w:rPr>
+            </w:pPr>
             <w:r>
               <w:rPr>
                 <w:lang w:val="en-US"/>
               </w:rPr>
               <w:t>Created_at</w:t>
             </w:r>
-            <w:proofErr w:type="spellEnd"/>
           </w:p>
         </w:tc>
       </w:tr>
       <w:tr>
         <w:tc>
           <w:tcPr>
-            <w:tcW w:w="3279" w:type="dxa"/>
+            <w:tcW w:w="2209" w:type="dxa"/>
             <w:vMerge w:val="restart"/>
             <w:vAlign w:val="center"/>
           </w:tcPr>
@@ -3045,20 +3534,32 @@
         </w:tc>
         <w:tc>
           <w:tcPr>
-            <w:tcW w:w="3607" w:type="dxa"/>
-          </w:tcPr>
-          <w:p>
-            <w:pPr>
-              <w:spacing w:line="240" w:lineRule="auto"/>
-              <w:rPr>
-                <w:lang w:val="en-US"/>
-              </w:rPr>
-            </w:pPr>
-            <w:r>
-              <w:rPr>
-                <w:lang w:val="en-US"/>
-              </w:rPr>
-              <w:t>Id</w:t>
+            <w:tcW w:w="4677" w:type="dxa"/>
+          </w:tcPr>
+          <w:p>
+            <w:pPr>
+              <w:spacing w:line="240" w:lineRule="auto"/>
+              <w:rPr>
+                <w:lang w:val="en-US"/>
+              </w:rPr>
+            </w:pPr>
+            <w:r>
+              <w:rPr>
+                <w:lang w:val="en-US"/>
+              </w:rPr>
+              <w:t>Review_i</w:t>
+            </w:r>
+            <w:r>
+              <w:rPr>
+                <w:lang w:val="en-US"/>
+              </w:rPr>
+              <w:t>d</w:t>
+            </w:r>
+            <w:r>
+              <w:rPr>
+                <w:lang w:val="en-US"/>
+              </w:rPr>
+              <w:t>(PK)</w:t>
             </w:r>
           </w:p>
         </w:tc>
@@ -3066,7 +3567,7 @@
       <w:tr>
         <w:tc>
           <w:tcPr>
-            <w:tcW w:w="3279" w:type="dxa"/>
+            <w:tcW w:w="2209" w:type="dxa"/>
             <w:vMerge/>
             <w:vAlign w:val="center"/>
           </w:tcPr>
@@ -3079,30 +3580,67 @@
         </w:tc>
         <w:tc>
           <w:tcPr>
-            <w:tcW w:w="3607" w:type="dxa"/>
-          </w:tcPr>
-          <w:p>
-            <w:pPr>
-              <w:spacing w:line="240" w:lineRule="auto"/>
-              <w:rPr>
-                <w:lang w:val="en-US"/>
-              </w:rPr>
-            </w:pPr>
-            <w:proofErr w:type="spellStart"/>
+            <w:tcW w:w="4677" w:type="dxa"/>
+          </w:tcPr>
+          <w:p>
+            <w:pPr>
+              <w:spacing w:line="240" w:lineRule="auto"/>
+              <w:rPr>
+                <w:lang w:val="en-US"/>
+              </w:rPr>
+            </w:pPr>
             <w:r>
               <w:rPr>
                 <w:lang w:val="en-US"/>
               </w:rPr>
               <w:t>Deal_id</w:t>
             </w:r>
-            <w:proofErr w:type="spellEnd"/>
+            <w:r>
+              <w:rPr>
+                <w:lang w:val="en-US"/>
+              </w:rPr>
+              <w:t>(</w:t>
+            </w:r>
+            <w:r>
+              <w:rPr>
+                <w:lang w:val="en-US"/>
+              </w:rPr>
+              <w:t>(</w:t>
+            </w:r>
+            <w:r>
+              <w:rPr>
+                <w:lang w:val="en-US"/>
+              </w:rPr>
+              <w:t>FK</w:t>
+            </w:r>
+            <w:r>
+              <w:rPr>
+                <w:lang w:val="en-US"/>
+              </w:rPr>
+              <w:t>-&gt;</w:t>
+            </w:r>
+            <w:r>
+              <w:t>Сделка</w:t>
+            </w:r>
+            <w:r>
+              <w:rPr>
+                <w:lang w:val="en-US"/>
+              </w:rPr>
+              <w:t>.deal_id</w:t>
+            </w:r>
+            <w:r>
+              <w:rPr>
+                <w:lang w:val="en-US"/>
+              </w:rPr>
+              <w:t>)</w:t>
+            </w:r>
           </w:p>
         </w:tc>
       </w:tr>
       <w:tr>
         <w:tc>
           <w:tcPr>
-            <w:tcW w:w="3279" w:type="dxa"/>
+            <w:tcW w:w="2209" w:type="dxa"/>
             <w:vMerge/>
             <w:vAlign w:val="center"/>
           </w:tcPr>
@@ -3110,35 +3648,99 @@
             <w:pPr>
               <w:spacing w:line="240" w:lineRule="auto"/>
               <w:jc w:val="center"/>
-            </w:pPr>
-          </w:p>
-        </w:tc>
-        <w:tc>
-          <w:tcPr>
-            <w:tcW w:w="3607" w:type="dxa"/>
-          </w:tcPr>
-          <w:p>
-            <w:pPr>
-              <w:spacing w:line="240" w:lineRule="auto"/>
-              <w:rPr>
-                <w:lang w:val="en-US"/>
-              </w:rPr>
-            </w:pPr>
-            <w:proofErr w:type="spellStart"/>
+              <w:rPr>
+                <w:lang w:val="en-US"/>
+              </w:rPr>
+            </w:pPr>
+          </w:p>
+        </w:tc>
+        <w:tc>
+          <w:tcPr>
+            <w:tcW w:w="4677" w:type="dxa"/>
+          </w:tcPr>
+          <w:p>
+            <w:pPr>
+              <w:spacing w:line="240" w:lineRule="auto"/>
+              <w:rPr>
+                <w:lang w:val="en-US"/>
+              </w:rPr>
+            </w:pPr>
             <w:r>
               <w:rPr>
                 <w:lang w:val="en-US"/>
               </w:rPr>
               <w:t>From_user</w:t>
             </w:r>
-            <w:proofErr w:type="spellEnd"/>
+            <w:r>
+              <w:rPr>
+                <w:lang w:val="en-US"/>
+              </w:rPr>
+              <w:t>_</w:t>
+            </w:r>
+            <w:r>
+              <w:rPr>
+                <w:lang w:val="en-US"/>
+              </w:rPr>
+              <w:t>id</w:t>
+            </w:r>
+            <w:r>
+              <w:rPr>
+                <w:lang w:val="en-US"/>
+              </w:rPr>
+              <w:t>(</w:t>
+            </w:r>
+            <w:r>
+              <w:rPr>
+                <w:lang w:val="en-US"/>
+              </w:rPr>
+              <w:t>FK</w:t>
+            </w:r>
+            <w:r>
+              <w:rPr>
+                <w:lang w:val="en-US"/>
+              </w:rPr>
+              <w:t>-&gt;</w:t>
+            </w:r>
+            <w:r>
+              <w:t>Пользователь</w:t>
+            </w:r>
+            <w:r>
+              <w:rPr>
+                <w:lang w:val="en-US"/>
+              </w:rPr>
+              <w:t>.</w:t>
+            </w:r>
+            <w:r>
+              <w:rPr>
+                <w:lang w:val="en-US"/>
+              </w:rPr>
+              <w:t>user</w:t>
+            </w:r>
+            <w:r>
+              <w:rPr>
+                <w:lang w:val="en-US"/>
+              </w:rPr>
+              <w:t>_</w:t>
+            </w:r>
+            <w:r>
+              <w:rPr>
+                <w:lang w:val="en-US"/>
+              </w:rPr>
+              <w:t>id</w:t>
+            </w:r>
+            <w:r>
+              <w:rPr>
+                <w:lang w:val="en-US"/>
+              </w:rPr>
+              <w:t>)</w:t>
+            </w:r>
           </w:p>
         </w:tc>
       </w:tr>
       <w:tr>
         <w:tc>
           <w:tcPr>
-            <w:tcW w:w="3279" w:type="dxa"/>
+            <w:tcW w:w="2209" w:type="dxa"/>
             <w:vMerge/>
             <w:vAlign w:val="center"/>
           </w:tcPr>
@@ -3146,35 +3748,93 @@
             <w:pPr>
               <w:spacing w:line="240" w:lineRule="auto"/>
               <w:jc w:val="center"/>
-            </w:pPr>
-          </w:p>
-        </w:tc>
-        <w:tc>
-          <w:tcPr>
-            <w:tcW w:w="3607" w:type="dxa"/>
-          </w:tcPr>
-          <w:p>
-            <w:pPr>
-              <w:spacing w:line="240" w:lineRule="auto"/>
-              <w:rPr>
-                <w:lang w:val="en-US"/>
-              </w:rPr>
-            </w:pPr>
-            <w:proofErr w:type="spellStart"/>
+              <w:rPr>
+                <w:lang w:val="en-US"/>
+              </w:rPr>
+            </w:pPr>
+          </w:p>
+        </w:tc>
+        <w:tc>
+          <w:tcPr>
+            <w:tcW w:w="4677" w:type="dxa"/>
+          </w:tcPr>
+          <w:p>
+            <w:pPr>
+              <w:spacing w:line="240" w:lineRule="auto"/>
+              <w:rPr>
+                <w:lang w:val="en-US"/>
+              </w:rPr>
+            </w:pPr>
             <w:r>
               <w:rPr>
                 <w:lang w:val="en-US"/>
               </w:rPr>
               <w:t>To_user</w:t>
             </w:r>
-            <w:proofErr w:type="spellEnd"/>
+            <w:r>
+              <w:rPr>
+                <w:lang w:val="en-US"/>
+              </w:rPr>
+              <w:t>_id(</w:t>
+            </w:r>
+            <w:r>
+              <w:rPr>
+                <w:lang w:val="en-US"/>
+              </w:rPr>
+              <w:t>(</w:t>
+            </w:r>
+            <w:r>
+              <w:rPr>
+                <w:lang w:val="en-US"/>
+              </w:rPr>
+              <w:t>FK</w:t>
+            </w:r>
+            <w:r>
+              <w:rPr>
+                <w:lang w:val="en-US"/>
+              </w:rPr>
+              <w:t>-&gt;</w:t>
+            </w:r>
+            <w:r>
+              <w:t>Пользователь</w:t>
+            </w:r>
+            <w:r>
+              <w:rPr>
+                <w:lang w:val="en-US"/>
+              </w:rPr>
+              <w:t>.</w:t>
+            </w:r>
+            <w:r>
+              <w:rPr>
+                <w:lang w:val="en-US"/>
+              </w:rPr>
+              <w:t>user</w:t>
+            </w:r>
+            <w:r>
+              <w:rPr>
+                <w:lang w:val="en-US"/>
+              </w:rPr>
+              <w:t>_</w:t>
+            </w:r>
+            <w:r>
+              <w:rPr>
+                <w:lang w:val="en-US"/>
+              </w:rPr>
+              <w:t>id</w:t>
+            </w:r>
+            <w:r>
+              <w:rPr>
+                <w:lang w:val="en-US"/>
+              </w:rPr>
+              <w:t>)</w:t>
+            </w:r>
           </w:p>
         </w:tc>
       </w:tr>
       <w:tr>
         <w:tc>
           <w:tcPr>
-            <w:tcW w:w="3279" w:type="dxa"/>
+            <w:tcW w:w="2209" w:type="dxa"/>
             <w:vMerge/>
             <w:vAlign w:val="center"/>
           </w:tcPr>
@@ -3182,12 +3842,15 @@
             <w:pPr>
               <w:spacing w:line="240" w:lineRule="auto"/>
               <w:jc w:val="center"/>
-            </w:pPr>
-          </w:p>
-        </w:tc>
-        <w:tc>
-          <w:tcPr>
-            <w:tcW w:w="3607" w:type="dxa"/>
+              <w:rPr>
+                <w:lang w:val="en-US"/>
+              </w:rPr>
+            </w:pPr>
+          </w:p>
+        </w:tc>
+        <w:tc>
+          <w:tcPr>
+            <w:tcW w:w="4677" w:type="dxa"/>
           </w:tcPr>
           <w:p>
             <w:pPr>
@@ -3208,7 +3871,7 @@
       <w:tr>
         <w:tc>
           <w:tcPr>
-            <w:tcW w:w="3279" w:type="dxa"/>
+            <w:tcW w:w="2209" w:type="dxa"/>
             <w:vMerge/>
             <w:vAlign w:val="center"/>
           </w:tcPr>
@@ -3221,7 +3884,7 @@
         </w:tc>
         <w:tc>
           <w:tcPr>
-            <w:tcW w:w="3607" w:type="dxa"/>
+            <w:tcW w:w="4677" w:type="dxa"/>
           </w:tcPr>
           <w:p>
             <w:pPr>
@@ -3242,7 +3905,7 @@
       <w:tr>
         <w:tc>
           <w:tcPr>
-            <w:tcW w:w="3279" w:type="dxa"/>
+            <w:tcW w:w="2209" w:type="dxa"/>
             <w:vMerge/>
             <w:vAlign w:val="center"/>
           </w:tcPr>
@@ -3255,30 +3918,28 @@
         </w:tc>
         <w:tc>
           <w:tcPr>
-            <w:tcW w:w="3607" w:type="dxa"/>
-          </w:tcPr>
-          <w:p>
-            <w:pPr>
-              <w:spacing w:line="240" w:lineRule="auto"/>
-              <w:rPr>
-                <w:lang w:val="en-US"/>
-              </w:rPr>
-            </w:pPr>
-            <w:proofErr w:type="spellStart"/>
+            <w:tcW w:w="4677" w:type="dxa"/>
+          </w:tcPr>
+          <w:p>
+            <w:pPr>
+              <w:spacing w:line="240" w:lineRule="auto"/>
+              <w:rPr>
+                <w:lang w:val="en-US"/>
+              </w:rPr>
+            </w:pPr>
             <w:r>
               <w:rPr>
                 <w:lang w:val="en-US"/>
               </w:rPr>
               <w:t>Created_at</w:t>
             </w:r>
-            <w:proofErr w:type="spellEnd"/>
           </w:p>
         </w:tc>
       </w:tr>
       <w:tr>
         <w:tc>
           <w:tcPr>
-            <w:tcW w:w="3279" w:type="dxa"/>
+            <w:tcW w:w="2209" w:type="dxa"/>
             <w:vMerge w:val="restart"/>
             <w:vAlign w:val="center"/>
           </w:tcPr>
@@ -3288,27 +3949,38 @@
               <w:jc w:val="center"/>
             </w:pPr>
             <w:r>
-              <w:lastRenderedPageBreak/>
               <w:t>Уведомление</w:t>
             </w:r>
           </w:p>
         </w:tc>
         <w:tc>
           <w:tcPr>
-            <w:tcW w:w="3607" w:type="dxa"/>
-          </w:tcPr>
-          <w:p>
-            <w:pPr>
-              <w:spacing w:line="240" w:lineRule="auto"/>
-              <w:rPr>
-                <w:lang w:val="en-US"/>
-              </w:rPr>
-            </w:pPr>
-            <w:r>
-              <w:rPr>
-                <w:lang w:val="en-US"/>
-              </w:rPr>
-              <w:t>Id</w:t>
+            <w:tcW w:w="4677" w:type="dxa"/>
+          </w:tcPr>
+          <w:p>
+            <w:pPr>
+              <w:spacing w:line="240" w:lineRule="auto"/>
+              <w:rPr>
+                <w:lang w:val="en-US"/>
+              </w:rPr>
+            </w:pPr>
+            <w:r>
+              <w:rPr>
+                <w:lang w:val="en-US"/>
+              </w:rPr>
+              <w:t>Notification_i</w:t>
+            </w:r>
+            <w:r>
+              <w:rPr>
+                <w:lang w:val="en-US"/>
+              </w:rPr>
+              <w:t>d</w:t>
+            </w:r>
+            <w:r>
+              <w:rPr>
+                <w:lang w:val="en-US"/>
+              </w:rPr>
+              <w:t>(PK)</w:t>
             </w:r>
           </w:p>
         </w:tc>
@@ -3316,7 +3988,7 @@
       <w:tr>
         <w:tc>
           <w:tcPr>
-            <w:tcW w:w="3279" w:type="dxa"/>
+            <w:tcW w:w="2209" w:type="dxa"/>
             <w:vMerge/>
             <w:vAlign w:val="center"/>
           </w:tcPr>
@@ -3329,30 +4001,70 @@
         </w:tc>
         <w:tc>
           <w:tcPr>
-            <w:tcW w:w="3607" w:type="dxa"/>
-          </w:tcPr>
-          <w:p>
-            <w:pPr>
-              <w:spacing w:line="240" w:lineRule="auto"/>
-              <w:rPr>
-                <w:lang w:val="en-US"/>
-              </w:rPr>
-            </w:pPr>
-            <w:proofErr w:type="spellStart"/>
-            <w:r>
-              <w:rPr>
-                <w:lang w:val="en-US"/>
-              </w:rPr>
-              <w:t>User_id</w:t>
-            </w:r>
-            <w:proofErr w:type="spellEnd"/>
+            <w:tcW w:w="4677" w:type="dxa"/>
+          </w:tcPr>
+          <w:p>
+            <w:pPr>
+              <w:spacing w:line="240" w:lineRule="auto"/>
+            </w:pPr>
+            <w:r>
+              <w:rPr>
+                <w:lang w:val="en-US"/>
+              </w:rPr>
+              <w:t>User</w:t>
+            </w:r>
+            <w:r>
+              <w:t>_</w:t>
+            </w:r>
+            <w:r>
+              <w:rPr>
+                <w:lang w:val="en-US"/>
+              </w:rPr>
+              <w:t>id</w:t>
+            </w:r>
+            <w:r>
+              <w:t>(</w:t>
+            </w:r>
+            <w:r>
+              <w:rPr>
+                <w:lang w:val="en-US"/>
+              </w:rPr>
+              <w:t>FK</w:t>
+            </w:r>
+            <w:r>
+              <w:t>-&gt;</w:t>
+            </w:r>
+            <w:r>
+              <w:t>Пользователь</w:t>
+            </w:r>
+            <w:r>
+              <w:t>.</w:t>
+            </w:r>
+            <w:r>
+              <w:rPr>
+                <w:lang w:val="en-US"/>
+              </w:rPr>
+              <w:t>user</w:t>
+            </w:r>
+            <w:r>
+              <w:t>_</w:t>
+            </w:r>
+            <w:r>
+              <w:rPr>
+                <w:lang w:val="en-US"/>
+              </w:rPr>
+              <w:t>id</w:t>
+            </w:r>
+            <w:r>
+              <w:t>)</w:t>
+            </w:r>
           </w:p>
         </w:tc>
       </w:tr>
       <w:tr>
         <w:tc>
           <w:tcPr>
-            <w:tcW w:w="3279" w:type="dxa"/>
+            <w:tcW w:w="2209" w:type="dxa"/>
             <w:vMerge/>
             <w:vAlign w:val="center"/>
           </w:tcPr>
@@ -3365,7 +4077,7 @@
         </w:tc>
         <w:tc>
           <w:tcPr>
-            <w:tcW w:w="3607" w:type="dxa"/>
+            <w:tcW w:w="4677" w:type="dxa"/>
           </w:tcPr>
           <w:p>
             <w:pPr>
@@ -3386,7 +4098,7 @@
       <w:tr>
         <w:tc>
           <w:tcPr>
-            <w:tcW w:w="3279" w:type="dxa"/>
+            <w:tcW w:w="2209" w:type="dxa"/>
             <w:vMerge/>
             <w:vAlign w:val="center"/>
           </w:tcPr>
@@ -3402,7 +4114,7 @@
         </w:tc>
         <w:tc>
           <w:tcPr>
-            <w:tcW w:w="3607" w:type="dxa"/>
+            <w:tcW w:w="4677" w:type="dxa"/>
           </w:tcPr>
           <w:p>
             <w:pPr>
@@ -3423,7 +4135,7 @@
       <w:tr>
         <w:tc>
           <w:tcPr>
-            <w:tcW w:w="3279" w:type="dxa"/>
+            <w:tcW w:w="2209" w:type="dxa"/>
             <w:vMerge/>
             <w:vAlign w:val="center"/>
           </w:tcPr>
@@ -3436,30 +4148,40 @@
         </w:tc>
         <w:tc>
           <w:tcPr>
-            <w:tcW w:w="3607" w:type="dxa"/>
-          </w:tcPr>
-          <w:p>
-            <w:pPr>
-              <w:spacing w:line="240" w:lineRule="auto"/>
-              <w:rPr>
-                <w:lang w:val="en-US"/>
-              </w:rPr>
-            </w:pPr>
-            <w:proofErr w:type="spellStart"/>
-            <w:r>
-              <w:rPr>
-                <w:lang w:val="en-US"/>
-              </w:rPr>
-              <w:t>Id_read</w:t>
-            </w:r>
-            <w:proofErr w:type="spellEnd"/>
+            <w:tcW w:w="4677" w:type="dxa"/>
+          </w:tcPr>
+          <w:p>
+            <w:pPr>
+              <w:spacing w:line="240" w:lineRule="auto"/>
+              <w:rPr>
+                <w:lang w:val="en-US"/>
+              </w:rPr>
+            </w:pPr>
+            <w:r>
+              <w:rPr>
+                <w:lang w:val="en-US"/>
+              </w:rPr>
+              <w:t>I</w:t>
+            </w:r>
+            <w:r>
+              <w:rPr>
+                <w:lang w:val="en-US"/>
+              </w:rPr>
+              <w:t>s</w:t>
+            </w:r>
+            <w:r>
+              <w:rPr>
+                <w:lang w:val="en-US"/>
+              </w:rPr>
+              <w:t>_read</w:t>
+            </w:r>
           </w:p>
         </w:tc>
       </w:tr>
       <w:tr>
         <w:tc>
           <w:tcPr>
-            <w:tcW w:w="3279" w:type="dxa"/>
+            <w:tcW w:w="2209" w:type="dxa"/>
             <w:vMerge/>
             <w:vAlign w:val="center"/>
           </w:tcPr>
@@ -3472,30 +4194,28 @@
         </w:tc>
         <w:tc>
           <w:tcPr>
-            <w:tcW w:w="3607" w:type="dxa"/>
-          </w:tcPr>
-          <w:p>
-            <w:pPr>
-              <w:spacing w:line="240" w:lineRule="auto"/>
-              <w:rPr>
-                <w:lang w:val="en-US"/>
-              </w:rPr>
-            </w:pPr>
-            <w:proofErr w:type="spellStart"/>
+            <w:tcW w:w="4677" w:type="dxa"/>
+          </w:tcPr>
+          <w:p>
+            <w:pPr>
+              <w:spacing w:line="240" w:lineRule="auto"/>
+              <w:rPr>
+                <w:lang w:val="en-US"/>
+              </w:rPr>
+            </w:pPr>
             <w:r>
               <w:rPr>
                 <w:lang w:val="en-US"/>
               </w:rPr>
               <w:t>Created_at</w:t>
             </w:r>
-            <w:proofErr w:type="spellEnd"/>
           </w:p>
         </w:tc>
       </w:tr>
       <w:tr>
         <w:tc>
           <w:tcPr>
-            <w:tcW w:w="3279" w:type="dxa"/>
+            <w:tcW w:w="2209" w:type="dxa"/>
             <w:vMerge w:val="restart"/>
             <w:vAlign w:val="center"/>
           </w:tcPr>
@@ -3511,20 +4231,20 @@
         </w:tc>
         <w:tc>
           <w:tcPr>
-            <w:tcW w:w="3607" w:type="dxa"/>
-          </w:tcPr>
-          <w:p>
-            <w:pPr>
-              <w:spacing w:line="240" w:lineRule="auto"/>
-              <w:rPr>
-                <w:lang w:val="en-US"/>
-              </w:rPr>
-            </w:pPr>
-            <w:r>
-              <w:rPr>
-                <w:lang w:val="en-US"/>
-              </w:rPr>
-              <w:t>Id</w:t>
+            <w:tcW w:w="4677" w:type="dxa"/>
+          </w:tcPr>
+          <w:p>
+            <w:pPr>
+              <w:spacing w:line="240" w:lineRule="auto"/>
+              <w:rPr>
+                <w:lang w:val="en-US"/>
+              </w:rPr>
+            </w:pPr>
+            <w:r>
+              <w:rPr>
+                <w:lang w:val="en-US"/>
+              </w:rPr>
+              <w:t>Arbitration_id(PK)</w:t>
             </w:r>
           </w:p>
         </w:tc>
@@ -3532,7 +4252,7 @@
       <w:tr>
         <w:tc>
           <w:tcPr>
-            <w:tcW w:w="3279" w:type="dxa"/>
+            <w:tcW w:w="2209" w:type="dxa"/>
             <w:vMerge/>
             <w:vAlign w:val="center"/>
           </w:tcPr>
@@ -3545,30 +4265,91 @@
         </w:tc>
         <w:tc>
           <w:tcPr>
-            <w:tcW w:w="3607" w:type="dxa"/>
-          </w:tcPr>
-          <w:p>
-            <w:pPr>
-              <w:spacing w:line="240" w:lineRule="auto"/>
-              <w:rPr>
-                <w:lang w:val="en-US"/>
-              </w:rPr>
-            </w:pPr>
-            <w:proofErr w:type="spellStart"/>
-            <w:r>
-              <w:rPr>
-                <w:lang w:val="en-US"/>
-              </w:rPr>
-              <w:t>Deal_id</w:t>
-            </w:r>
-            <w:proofErr w:type="spellEnd"/>
+            <w:tcW w:w="4677" w:type="dxa"/>
+          </w:tcPr>
+          <w:p>
+            <w:pPr>
+              <w:spacing w:line="240" w:lineRule="auto"/>
+              <w:rPr>
+                <w:lang w:val="en-US"/>
+              </w:rPr>
+            </w:pPr>
+            <w:r>
+              <w:rPr>
+                <w:lang w:val="en-US"/>
+              </w:rPr>
+              <w:t>Deal</w:t>
+            </w:r>
+            <w:r>
+              <w:rPr>
+                <w:lang w:val="en-US"/>
+              </w:rPr>
+              <w:t>_</w:t>
+            </w:r>
+            <w:r>
+              <w:rPr>
+                <w:lang w:val="en-US"/>
+              </w:rPr>
+              <w:t>id</w:t>
+            </w:r>
+            <w:r>
+              <w:rPr>
+                <w:lang w:val="en-US"/>
+              </w:rPr>
+              <w:t>(</w:t>
+            </w:r>
+            <w:r>
+              <w:rPr>
+                <w:lang w:val="en-US"/>
+              </w:rPr>
+              <w:t>FK</w:t>
+            </w:r>
+            <w:r>
+              <w:rPr>
+                <w:lang w:val="en-US"/>
+              </w:rPr>
+              <w:t>-&gt;</w:t>
+            </w:r>
+            <w:r>
+              <w:t>Сделка</w:t>
+            </w:r>
+            <w:r>
+              <w:rPr>
+                <w:lang w:val="en-US"/>
+              </w:rPr>
+              <w:t>.</w:t>
+            </w:r>
+            <w:r>
+              <w:rPr>
+                <w:lang w:val="en-US"/>
+              </w:rPr>
+              <w:t>deal</w:t>
+            </w:r>
+            <w:r>
+              <w:rPr>
+                <w:lang w:val="en-US"/>
+              </w:rPr>
+              <w:t>_</w:t>
+            </w:r>
+            <w:r>
+              <w:rPr>
+                <w:lang w:val="en-US"/>
+              </w:rPr>
+              <w:t>id</w:t>
+            </w:r>
+            <w:r>
+              <w:rPr>
+                <w:lang w:val="en-US"/>
+              </w:rPr>
+              <w:t>)</w:t>
+            </w:r>
           </w:p>
         </w:tc>
       </w:tr>
       <w:tr>
         <w:tc>
           <w:tcPr>
-            <w:tcW w:w="3279" w:type="dxa"/>
+            <w:tcW w:w="2209" w:type="dxa"/>
             <w:vMerge/>
             <w:vAlign w:val="center"/>
           </w:tcPr>
@@ -3576,35 +4357,87 @@
             <w:pPr>
               <w:spacing w:line="240" w:lineRule="auto"/>
               <w:jc w:val="center"/>
-            </w:pPr>
-          </w:p>
-        </w:tc>
-        <w:tc>
-          <w:tcPr>
-            <w:tcW w:w="3607" w:type="dxa"/>
-          </w:tcPr>
-          <w:p>
-            <w:pPr>
-              <w:spacing w:line="240" w:lineRule="auto"/>
-              <w:rPr>
-                <w:lang w:val="en-US"/>
-              </w:rPr>
-            </w:pPr>
-            <w:proofErr w:type="spellStart"/>
+              <w:rPr>
+                <w:lang w:val="en-US"/>
+              </w:rPr>
+            </w:pPr>
+          </w:p>
+        </w:tc>
+        <w:tc>
+          <w:tcPr>
+            <w:tcW w:w="4677" w:type="dxa"/>
+          </w:tcPr>
+          <w:p>
+            <w:pPr>
+              <w:spacing w:line="240" w:lineRule="auto"/>
+              <w:rPr>
+                <w:lang w:val="en-US"/>
+              </w:rPr>
+            </w:pPr>
             <w:r>
               <w:rPr>
                 <w:lang w:val="en-US"/>
               </w:rPr>
               <w:t>Initiator_id</w:t>
             </w:r>
-            <w:proofErr w:type="spellEnd"/>
+            <w:r>
+              <w:rPr>
+                <w:lang w:val="en-US"/>
+              </w:rPr>
+              <w:t>(</w:t>
+            </w:r>
+            <w:r>
+              <w:rPr>
+                <w:lang w:val="en-US"/>
+              </w:rPr>
+              <w:t>FK</w:t>
+            </w:r>
+            <w:r>
+              <w:rPr>
+                <w:lang w:val="en-US"/>
+              </w:rPr>
+              <w:t>-&gt;</w:t>
+            </w:r>
+            <w:r>
+              <w:t>Пользователь</w:t>
+            </w:r>
+            <w:r>
+              <w:rPr>
+                <w:lang w:val="en-US"/>
+              </w:rPr>
+              <w:t>.</w:t>
+            </w:r>
+            <w:r>
+              <w:rPr>
+                <w:lang w:val="en-US"/>
+              </w:rPr>
+              <w:t>user</w:t>
+            </w:r>
+            <w:r>
+              <w:rPr>
+                <w:lang w:val="en-US"/>
+              </w:rPr>
+              <w:t>_</w:t>
+            </w:r>
+            <w:r>
+              <w:rPr>
+                <w:lang w:val="en-US"/>
+              </w:rPr>
+              <w:t>id</w:t>
+            </w:r>
+            <w:r>
+              <w:rPr>
+                <w:lang w:val="en-US"/>
+              </w:rPr>
+              <w:t>)</w:t>
+            </w:r>
           </w:p>
         </w:tc>
       </w:tr>
       <w:tr>
         <w:tc>
           <w:tcPr>
-            <w:tcW w:w="3279" w:type="dxa"/>
+            <w:tcW w:w="2209" w:type="dxa"/>
             <w:vMerge/>
             <w:vAlign w:val="center"/>
           </w:tcPr>
@@ -3612,25 +4445,34 @@
             <w:pPr>
               <w:spacing w:line="240" w:lineRule="auto"/>
               <w:jc w:val="center"/>
-            </w:pPr>
-          </w:p>
-        </w:tc>
-        <w:tc>
-          <w:tcPr>
-            <w:tcW w:w="3607" w:type="dxa"/>
-          </w:tcPr>
-          <w:p>
-            <w:pPr>
-              <w:spacing w:line="240" w:lineRule="auto"/>
-              <w:rPr>
-                <w:lang w:val="en-US"/>
-              </w:rPr>
-            </w:pPr>
-            <w:r>
-              <w:rPr>
-                <w:lang w:val="en-US"/>
-              </w:rPr>
-              <w:t>status</w:t>
+              <w:rPr>
+                <w:lang w:val="en-US"/>
+              </w:rPr>
+            </w:pPr>
+          </w:p>
+        </w:tc>
+        <w:tc>
+          <w:tcPr>
+            <w:tcW w:w="4677" w:type="dxa"/>
+          </w:tcPr>
+          <w:p>
+            <w:pPr>
+              <w:spacing w:line="240" w:lineRule="auto"/>
+              <w:rPr>
+                <w:lang w:val="en-US"/>
+              </w:rPr>
+            </w:pPr>
+            <w:r>
+              <w:rPr>
+                <w:lang w:val="en-US"/>
+              </w:rPr>
+              <w:t>S</w:t>
+            </w:r>
+            <w:r>
+              <w:rPr>
+                <w:lang w:val="en-US"/>
+              </w:rPr>
+              <w:t>tatus</w:t>
             </w:r>
           </w:p>
         </w:tc>
@@ -3638,7 +4480,7 @@
       <w:tr>
         <w:tc>
           <w:tcPr>
-            <w:tcW w:w="3279" w:type="dxa"/>
+            <w:tcW w:w="2209" w:type="dxa"/>
             <w:vMerge/>
             <w:vAlign w:val="center"/>
           </w:tcPr>
@@ -3651,7 +4493,7 @@
         </w:tc>
         <w:tc>
           <w:tcPr>
-            <w:tcW w:w="3607" w:type="dxa"/>
+            <w:tcW w:w="4677" w:type="dxa"/>
           </w:tcPr>
           <w:p>
             <w:pPr>
@@ -3672,7 +4514,7 @@
       <w:tr>
         <w:tc>
           <w:tcPr>
-            <w:tcW w:w="3279" w:type="dxa"/>
+            <w:tcW w:w="2209" w:type="dxa"/>
             <w:vMerge/>
             <w:vAlign w:val="center"/>
           </w:tcPr>
@@ -3685,30 +4527,31 @@
         </w:tc>
         <w:tc>
           <w:tcPr>
-            <w:tcW w:w="3607" w:type="dxa"/>
-          </w:tcPr>
-          <w:p>
-            <w:pPr>
-              <w:spacing w:line="240" w:lineRule="auto"/>
-              <w:rPr>
-                <w:lang w:val="en-US"/>
-              </w:rPr>
-            </w:pPr>
-            <w:proofErr w:type="spellStart"/>
-            <w:r>
-              <w:rPr>
-                <w:lang w:val="en-US"/>
-              </w:rPr>
-              <w:t>Created_id</w:t>
-            </w:r>
-            <w:proofErr w:type="spellEnd"/>
+            <w:tcW w:w="4677" w:type="dxa"/>
+          </w:tcPr>
+          <w:p>
+            <w:pPr>
+              <w:spacing w:line="240" w:lineRule="auto"/>
+            </w:pPr>
+            <w:r>
+              <w:rPr>
+                <w:lang w:val="en-US"/>
+              </w:rPr>
+              <w:t>Created_</w:t>
+            </w:r>
+            <w:r>
+              <w:rPr>
+                <w:lang w:val="en-US"/>
+              </w:rPr>
+              <w:t>at</w:t>
+            </w:r>
           </w:p>
         </w:tc>
       </w:tr>
       <w:tr>
         <w:tc>
           <w:tcPr>
-            <w:tcW w:w="3279" w:type="dxa"/>
+            <w:tcW w:w="2209" w:type="dxa"/>
             <w:vMerge/>
             <w:vAlign w:val="center"/>
           </w:tcPr>
@@ -3721,30 +4564,28 @@
         </w:tc>
         <w:tc>
           <w:tcPr>
-            <w:tcW w:w="3607" w:type="dxa"/>
-          </w:tcPr>
-          <w:p>
-            <w:pPr>
-              <w:spacing w:line="240" w:lineRule="auto"/>
-              <w:rPr>
-                <w:lang w:val="en-US"/>
-              </w:rPr>
-            </w:pPr>
-            <w:proofErr w:type="spellStart"/>
+            <w:tcW w:w="4677" w:type="dxa"/>
+          </w:tcPr>
+          <w:p>
+            <w:pPr>
+              <w:spacing w:line="240" w:lineRule="auto"/>
+              <w:rPr>
+                <w:lang w:val="en-US"/>
+              </w:rPr>
+            </w:pPr>
             <w:r>
               <w:rPr>
                 <w:lang w:val="en-US"/>
               </w:rPr>
               <w:t>Closed_at</w:t>
             </w:r>
-            <w:proofErr w:type="spellEnd"/>
           </w:p>
         </w:tc>
       </w:tr>
       <w:tr>
         <w:tc>
           <w:tcPr>
-            <w:tcW w:w="3279" w:type="dxa"/>
+            <w:tcW w:w="2209" w:type="dxa"/>
             <w:vMerge w:val="restart"/>
             <w:vAlign w:val="center"/>
           </w:tcPr>
@@ -3760,20 +4601,32 @@
         </w:tc>
         <w:tc>
           <w:tcPr>
-            <w:tcW w:w="3607" w:type="dxa"/>
-          </w:tcPr>
-          <w:p>
-            <w:pPr>
-              <w:spacing w:line="240" w:lineRule="auto"/>
-              <w:rPr>
-                <w:lang w:val="en-US"/>
-              </w:rPr>
-            </w:pPr>
-            <w:r>
-              <w:rPr>
-                <w:lang w:val="en-US"/>
-              </w:rPr>
-              <w:t>Id</w:t>
+            <w:tcW w:w="4677" w:type="dxa"/>
+          </w:tcPr>
+          <w:p>
+            <w:pPr>
+              <w:spacing w:line="240" w:lineRule="auto"/>
+              <w:rPr>
+                <w:lang w:val="en-US"/>
+              </w:rPr>
+            </w:pPr>
+            <w:r>
+              <w:rPr>
+                <w:lang w:val="en-US"/>
+              </w:rPr>
+              <w:t>Log_i</w:t>
+            </w:r>
+            <w:r>
+              <w:rPr>
+                <w:lang w:val="en-US"/>
+              </w:rPr>
+              <w:t>d</w:t>
+            </w:r>
+            <w:r>
+              <w:rPr>
+                <w:lang w:val="en-US"/>
+              </w:rPr>
+              <w:t>(PK)</w:t>
             </w:r>
           </w:p>
         </w:tc>
@@ -3781,7 +4634,7 @@
       <w:tr>
         <w:tc>
           <w:tcPr>
-            <w:tcW w:w="3279" w:type="dxa"/>
+            <w:tcW w:w="2209" w:type="dxa"/>
             <w:vMerge/>
           </w:tcPr>
           <w:p>
@@ -3793,30 +4646,70 @@
         </w:tc>
         <w:tc>
           <w:tcPr>
-            <w:tcW w:w="3607" w:type="dxa"/>
-          </w:tcPr>
-          <w:p>
-            <w:pPr>
-              <w:spacing w:line="240" w:lineRule="auto"/>
-              <w:rPr>
-                <w:lang w:val="en-US"/>
-              </w:rPr>
-            </w:pPr>
-            <w:proofErr w:type="spellStart"/>
-            <w:r>
-              <w:rPr>
-                <w:lang w:val="en-US"/>
-              </w:rPr>
-              <w:t>User_id</w:t>
-            </w:r>
-            <w:proofErr w:type="spellEnd"/>
+            <w:tcW w:w="4677" w:type="dxa"/>
+          </w:tcPr>
+          <w:p>
+            <w:pPr>
+              <w:spacing w:line="240" w:lineRule="auto"/>
+            </w:pPr>
+            <w:r>
+              <w:rPr>
+                <w:lang w:val="en-US"/>
+              </w:rPr>
+              <w:t>User</w:t>
+            </w:r>
+            <w:r>
+              <w:t>_</w:t>
+            </w:r>
+            <w:r>
+              <w:rPr>
+                <w:lang w:val="en-US"/>
+              </w:rPr>
+              <w:t>id</w:t>
+            </w:r>
+            <w:r>
+              <w:t>(</w:t>
+            </w:r>
+            <w:r>
+              <w:rPr>
+                <w:lang w:val="en-US"/>
+              </w:rPr>
+              <w:t>FK</w:t>
+            </w:r>
+            <w:r>
+              <w:t>-&gt;</w:t>
+            </w:r>
+            <w:r>
+              <w:t>Пользователь</w:t>
+            </w:r>
+            <w:r>
+              <w:t>.</w:t>
+            </w:r>
+            <w:r>
+              <w:rPr>
+                <w:lang w:val="en-US"/>
+              </w:rPr>
+              <w:t>user</w:t>
+            </w:r>
+            <w:r>
+              <w:t>_</w:t>
+            </w:r>
+            <w:r>
+              <w:rPr>
+                <w:lang w:val="en-US"/>
+              </w:rPr>
+              <w:t>id</w:t>
+            </w:r>
+            <w:r>
+              <w:t>)</w:t>
+            </w:r>
           </w:p>
         </w:tc>
       </w:tr>
       <w:tr>
         <w:tc>
           <w:tcPr>
-            <w:tcW w:w="3279" w:type="dxa"/>
+            <w:tcW w:w="2209" w:type="dxa"/>
             <w:vMerge/>
           </w:tcPr>
           <w:p>
@@ -3828,7 +4721,7 @@
         </w:tc>
         <w:tc>
           <w:tcPr>
-            <w:tcW w:w="3607" w:type="dxa"/>
+            <w:tcW w:w="4677" w:type="dxa"/>
           </w:tcPr>
           <w:p>
             <w:pPr>
@@ -3849,7 +4742,7 @@
       <w:tr>
         <w:tc>
           <w:tcPr>
-            <w:tcW w:w="3279" w:type="dxa"/>
+            <w:tcW w:w="2209" w:type="dxa"/>
             <w:vMerge/>
           </w:tcPr>
           <w:p>
@@ -3861,30 +4754,40 @@
         </w:tc>
         <w:tc>
           <w:tcPr>
-            <w:tcW w:w="3607" w:type="dxa"/>
-          </w:tcPr>
-          <w:p>
-            <w:pPr>
-              <w:spacing w:line="240" w:lineRule="auto"/>
-              <w:rPr>
-                <w:lang w:val="en-US"/>
-              </w:rPr>
-            </w:pPr>
-            <w:proofErr w:type="spellStart"/>
-            <w:r>
-              <w:rPr>
-                <w:lang w:val="en-US"/>
-              </w:rPr>
-              <w:t>Id_address</w:t>
-            </w:r>
-            <w:proofErr w:type="spellEnd"/>
+            <w:tcW w:w="4677" w:type="dxa"/>
+          </w:tcPr>
+          <w:p>
+            <w:pPr>
+              <w:spacing w:line="240" w:lineRule="auto"/>
+              <w:rPr>
+                <w:lang w:val="en-US"/>
+              </w:rPr>
+            </w:pPr>
+            <w:r>
+              <w:rPr>
+                <w:lang w:val="en-US"/>
+              </w:rPr>
+              <w:t>I</w:t>
+            </w:r>
+            <w:r>
+              <w:rPr>
+                <w:lang w:val="en-US"/>
+              </w:rPr>
+              <w:t>p</w:t>
+            </w:r>
+            <w:r>
+              <w:rPr>
+                <w:lang w:val="en-US"/>
+              </w:rPr>
+              <w:t>_address</w:t>
+            </w:r>
           </w:p>
         </w:tc>
       </w:tr>
       <w:tr>
         <w:tc>
           <w:tcPr>
-            <w:tcW w:w="3279" w:type="dxa"/>
+            <w:tcW w:w="2209" w:type="dxa"/>
             <w:vMerge/>
           </w:tcPr>
           <w:p>
@@ -3896,23 +4799,21 @@
         </w:tc>
         <w:tc>
           <w:tcPr>
-            <w:tcW w:w="3607" w:type="dxa"/>
-          </w:tcPr>
-          <w:p>
-            <w:pPr>
-              <w:spacing w:line="240" w:lineRule="auto"/>
-              <w:rPr>
-                <w:lang w:val="en-US"/>
-              </w:rPr>
-            </w:pPr>
-            <w:proofErr w:type="spellStart"/>
+            <w:tcW w:w="4677" w:type="dxa"/>
+          </w:tcPr>
+          <w:p>
+            <w:pPr>
+              <w:spacing w:line="240" w:lineRule="auto"/>
+              <w:rPr>
+                <w:lang w:val="en-US"/>
+              </w:rPr>
+            </w:pPr>
             <w:r>
               <w:rPr>
                 <w:lang w:val="en-US"/>
               </w:rPr>
               <w:t>Created_at</w:t>
             </w:r>
-            <w:proofErr w:type="spellEnd"/>
           </w:p>
         </w:tc>
       </w:tr>
@@ -3926,10 +4827,10 @@
       <w:pPr>
         <w:pStyle w:val="aa"/>
         <w:numPr>
-          <w:ilvl w:val="2"/>
+          <w:ilvl w:val="1"/>
           <w:numId w:val="35"/>
         </w:numPr>
-        <w:ind w:left="0" w:firstLine="0"/>
+        <w:outlineLvl w:val="1"/>
         <w:rPr>
           <w:b/>
           <w:bCs/>
@@ -3937,6 +4838,7 @@
           <w:szCs w:val="28"/>
         </w:rPr>
       </w:pPr>
+      <w:bookmarkStart w:id="2" w:name="_Toc226189222"/>
       <w:r>
         <w:rPr>
           <w:b/>
@@ -3946,15 +4848,316 @@
         </w:rPr>
         <w:t>Описание связей между сущностями</w:t>
       </w:r>
+      <w:bookmarkEnd w:id="2"/>
     </w:p>
     <w:p>
       <w:pPr>
         <w:pStyle w:val="aa"/>
         <w:numPr>
-          <w:ilvl w:val="1"/>
+          <w:ilvl w:val="0"/>
+          <w:numId w:val="36"/>
+        </w:numPr>
+        <w:rPr>
+          <w:sz w:val="28"/>
+          <w:szCs w:val="28"/>
+        </w:rPr>
+      </w:pPr>
+      <w:r>
+        <w:rPr>
+          <w:sz w:val="28"/>
+          <w:szCs w:val="28"/>
+        </w:rPr>
+        <w:t>Пользователь — Предмет: 1:M</w:t>
+      </w:r>
+    </w:p>
+    <w:p>
+      <w:pPr>
+        <w:pStyle w:val="aa"/>
+        <w:numPr>
+          <w:ilvl w:val="0"/>
+          <w:numId w:val="36"/>
+        </w:numPr>
+        <w:rPr>
+          <w:sz w:val="28"/>
+          <w:szCs w:val="28"/>
+        </w:rPr>
+      </w:pPr>
+      <w:r>
+        <w:rPr>
+          <w:sz w:val="28"/>
+          <w:szCs w:val="28"/>
+        </w:rPr>
+        <w:t>Пользователь — Сделка (как продавец): 1:M</w:t>
+      </w:r>
+    </w:p>
+    <w:p>
+      <w:pPr>
+        <w:pStyle w:val="aa"/>
+        <w:numPr>
+          <w:ilvl w:val="0"/>
+          <w:numId w:val="36"/>
+        </w:numPr>
+        <w:rPr>
+          <w:sz w:val="28"/>
+          <w:szCs w:val="28"/>
+        </w:rPr>
+      </w:pPr>
+      <w:r>
+        <w:rPr>
+          <w:sz w:val="28"/>
+          <w:szCs w:val="28"/>
+        </w:rPr>
+        <w:t>Пользователь — Сделка (как покупатель): 1:M</w:t>
+      </w:r>
+    </w:p>
+    <w:p>
+      <w:pPr>
+        <w:pStyle w:val="aa"/>
+        <w:numPr>
+          <w:ilvl w:val="0"/>
+          <w:numId w:val="36"/>
+        </w:numPr>
+        <w:rPr>
+          <w:sz w:val="28"/>
+          <w:szCs w:val="28"/>
+        </w:rPr>
+      </w:pPr>
+      <w:r>
+        <w:rPr>
+          <w:sz w:val="28"/>
+          <w:szCs w:val="28"/>
+        </w:rPr>
+        <w:t>Пользователь — Транзакция: 1:M</w:t>
+      </w:r>
+    </w:p>
+    <w:p>
+      <w:pPr>
+        <w:pStyle w:val="aa"/>
+        <w:numPr>
+          <w:ilvl w:val="0"/>
+          <w:numId w:val="36"/>
+        </w:numPr>
+        <w:rPr>
+          <w:sz w:val="28"/>
+          <w:szCs w:val="28"/>
+        </w:rPr>
+      </w:pPr>
+      <w:r>
+        <w:rPr>
+          <w:sz w:val="28"/>
+          <w:szCs w:val="28"/>
+        </w:rPr>
+        <w:t>Пользователь — Обзор (как отправитель): 1:M</w:t>
+      </w:r>
+    </w:p>
+    <w:p>
+      <w:pPr>
+        <w:pStyle w:val="aa"/>
+        <w:numPr>
+          <w:ilvl w:val="0"/>
+          <w:numId w:val="36"/>
+        </w:numPr>
+        <w:rPr>
+          <w:sz w:val="28"/>
+          <w:szCs w:val="28"/>
+        </w:rPr>
+      </w:pPr>
+      <w:r>
+        <w:rPr>
+          <w:sz w:val="28"/>
+          <w:szCs w:val="28"/>
+        </w:rPr>
+        <w:t>Пользователь — Обзор (как получатель): 1:M</w:t>
+      </w:r>
+    </w:p>
+    <w:p>
+      <w:pPr>
+        <w:pStyle w:val="aa"/>
+        <w:numPr>
+          <w:ilvl w:val="0"/>
+          <w:numId w:val="36"/>
+        </w:numPr>
+        <w:rPr>
+          <w:sz w:val="28"/>
+          <w:szCs w:val="28"/>
+        </w:rPr>
+      </w:pPr>
+      <w:r>
+        <w:rPr>
+          <w:sz w:val="28"/>
+          <w:szCs w:val="28"/>
+        </w:rPr>
+        <w:t>Пользователь — Уведомление: 1:M</w:t>
+      </w:r>
+    </w:p>
+    <w:p>
+      <w:pPr>
+        <w:pStyle w:val="aa"/>
+        <w:numPr>
+          <w:ilvl w:val="0"/>
+          <w:numId w:val="36"/>
+        </w:numPr>
+        <w:rPr>
+          <w:sz w:val="28"/>
+          <w:szCs w:val="28"/>
+        </w:rPr>
+      </w:pPr>
+      <w:r>
+        <w:rPr>
+          <w:sz w:val="28"/>
+          <w:szCs w:val="28"/>
+        </w:rPr>
+        <w:t>Пользователь — Арбитраж: 1:M</w:t>
+      </w:r>
+    </w:p>
+    <w:p>
+      <w:pPr>
+        <w:pStyle w:val="aa"/>
+        <w:numPr>
+          <w:ilvl w:val="0"/>
+          <w:numId w:val="36"/>
+        </w:numPr>
+        <w:rPr>
+          <w:sz w:val="28"/>
+          <w:szCs w:val="28"/>
+        </w:rPr>
+      </w:pPr>
+      <w:r>
+        <w:rPr>
+          <w:sz w:val="28"/>
+          <w:szCs w:val="28"/>
+        </w:rPr>
+        <w:t>Пользователь — Система логирования: 1:M</w:t>
+      </w:r>
+    </w:p>
+    <w:p>
+      <w:pPr>
+        <w:pStyle w:val="aa"/>
+        <w:numPr>
+          <w:ilvl w:val="0"/>
+          <w:numId w:val="36"/>
+        </w:numPr>
+        <w:rPr>
+          <w:sz w:val="28"/>
+          <w:szCs w:val="28"/>
+        </w:rPr>
+      </w:pPr>
+      <w:r>
+        <w:rPr>
+          <w:sz w:val="28"/>
+          <w:szCs w:val="28"/>
+        </w:rPr>
+        <w:t xml:space="preserve">Предмет — Сделка: 1:M </w:t>
+      </w:r>
+    </w:p>
+    <w:p>
+      <w:pPr>
+        <w:pStyle w:val="aa"/>
+        <w:numPr>
+          <w:ilvl w:val="0"/>
+          <w:numId w:val="36"/>
+        </w:numPr>
+        <w:rPr>
+          <w:sz w:val="28"/>
+          <w:szCs w:val="28"/>
+        </w:rPr>
+      </w:pPr>
+      <w:r>
+        <w:rPr>
+          <w:sz w:val="28"/>
+          <w:szCs w:val="28"/>
+        </w:rPr>
+        <w:t>Сделка — Обзор: 1:M (на одну сделку может быть два отзыва — от покупателя и продавца)</w:t>
+      </w:r>
+    </w:p>
+    <w:p>
+      <w:pPr>
+        <w:pStyle w:val="aa"/>
+        <w:numPr>
+          <w:ilvl w:val="0"/>
+          <w:numId w:val="36"/>
+        </w:numPr>
+        <w:rPr>
+          <w:sz w:val="28"/>
+          <w:szCs w:val="28"/>
+        </w:rPr>
+      </w:pPr>
+      <w:r>
+        <w:rPr>
+          <w:sz w:val="28"/>
+          <w:szCs w:val="28"/>
+        </w:rPr>
+        <w:t>Сделка — Арбитраж: 1:1</w:t>
+      </w:r>
+    </w:p>
+    <w:p>
+      <w:pPr>
+        <w:pStyle w:val="aa"/>
+        <w:numPr>
+          <w:ilvl w:val="0"/>
+          <w:numId w:val="36"/>
+        </w:numPr>
+        <w:rPr>
+          <w:sz w:val="28"/>
+          <w:szCs w:val="28"/>
+        </w:rPr>
+      </w:pPr>
+      <w:r>
+        <w:rPr>
+          <w:sz w:val="28"/>
+          <w:szCs w:val="28"/>
+        </w:rPr>
+        <w:t>Транзакция — Сделка: связи нет (косвенно через пользователей)</w:t>
+      </w:r>
+    </w:p>
+    <w:p>
+      <w:pPr>
+        <w:pStyle w:val="aa"/>
+        <w:numPr>
+          <w:ilvl w:val="0"/>
+          <w:numId w:val="36"/>
+        </w:numPr>
+        <w:rPr>
+          <w:sz w:val="28"/>
+          <w:szCs w:val="28"/>
+        </w:rPr>
+      </w:pPr>
+      <w:r>
+        <w:rPr>
+          <w:sz w:val="28"/>
+          <w:szCs w:val="28"/>
+        </w:rPr>
+        <w:t>Арбитраж — Сделка: 1:1</w:t>
+      </w:r>
+    </w:p>
+    <w:p>
+      <w:pPr>
+        <w:pStyle w:val="aa"/>
+        <w:numPr>
+          <w:ilvl w:val="0"/>
+          <w:numId w:val="36"/>
+        </w:numPr>
+        <w:rPr>
+          <w:sz w:val="28"/>
+          <w:szCs w:val="28"/>
+        </w:rPr>
+      </w:pPr>
+      <w:r>
+        <w:rPr>
+          <w:sz w:val="28"/>
+          <w:szCs w:val="28"/>
+        </w:rPr>
+        <w:t>Обзор — Сделка: 1:M</w:t>
+      </w:r>
+    </w:p>
+    <w:p>
+      <w:pPr>
+        <w:pStyle w:val="aa"/>
+        <w:numPr>
+          <w:ilvl w:val="0"/>
           <w:numId w:val="35"/>
         </w:numPr>
-        <w:ind w:left="0" w:firstLine="0"/>
+        <w:outlineLvl w:val="0"/>
         <w:rPr>
           <w:b/>
           <w:bCs/>
@@ -3962,6 +5165,7 @@
           <w:szCs w:val="28"/>
         </w:rPr>
       </w:pPr>
+      <w:bookmarkStart w:id="3" w:name="_Toc226189223"/>
       <w:r>
         <w:rPr>
           <w:b/>
@@ -3970,6 +5174,7 @@
           <w:szCs w:val="28"/>
           <w:lang w:val="en-US"/>
         </w:rPr>
+        <w:lastRenderedPageBreak/>
         <w:t>ER-</w:t>
       </w:r>
       <w:r>
@@ -3981,6 +5186,7 @@
         </w:rPr>
         <w:t>диаграмма «Сущность-связь»</w:t>
       </w:r>
+      <w:bookmarkEnd w:id="3"/>
     </w:p>
     <w:p>
       <w:pPr>
@@ -3990,26 +5196,107 @@
     <w:p>
       <w:pPr>
         <w:jc w:val="center"/>
+        <w:rPr>
+          <w:lang w:val="en-US"/>
+        </w:rPr>
       </w:pPr>
       <w:r>
+        <w:rPr>
+          <w:noProof/>
+          <w:lang w:val="en-US"/>
+        </w:rPr>
+        <w:drawing>
+          <wp:inline distT="0" distB="0" distL="0" distR="0" wp14:anchorId="73919458" wp14:editId="63EC96C9">
+            <wp:extent cx="5940425" cy="5212715"/>
+            <wp:effectExtent l="0" t="0" r="3175" b="6985"/>
+            <wp:docPr id="1849607373" name="Рисунок 2"/>
+            <wp:cNvGraphicFramePr>
+              <a:graphicFrameLocks xmlns:a="http://schemas.openxmlformats.org/drawingml/2006/main" noChangeAspect="1"/>
+            </wp:cNvGraphicFramePr>
+            <a:graphic xmlns:a="http://schemas.openxmlformats.org/drawingml/2006/main">
+              <a:graphicData uri="http://schemas.openxmlformats.org/drawingml/2006/picture">
+                <pic:pic xmlns:pic="http://schemas.openxmlformats.org/drawingml/2006/picture">
+                  <pic:nvPicPr>
+                    <pic:cNvPr id="0" name="Picture 19"/>
+                    <pic:cNvPicPr>
+                      <a:picLocks noChangeAspect="1" noChangeArrowheads="1"/>
+                    </pic:cNvPicPr>
+                  </pic:nvPicPr>
+                  <pic:blipFill>
+                    <a:blip r:embed="rId8">
+                      <a:extLst>
+                        <a:ext uri="{28A0092B-C50C-407E-A947-70E740481C1C}">
+                          <a14:useLocalDpi xmlns:a14="http://schemas.microsoft.com/office/drawing/2010/main" val="0"/>
+                        </a:ext>
+                      </a:extLst>
+                    </a:blip>
+                    <a:srcRect/>
+                    <a:stretch>
+                      <a:fillRect/>
+                    </a:stretch>
+                  </pic:blipFill>
+                  <pic:spPr bwMode="auto">
+                    <a:xfrm>
+                      <a:off x="0" y="0"/>
+                      <a:ext cx="5940425" cy="5212715"/>
+                    </a:xfrm>
+                    <a:prstGeom prst="rect">
+                      <a:avLst/>
+                    </a:prstGeom>
+                    <a:noFill/>
+                    <a:ln>
+                      <a:noFill/>
+                    </a:ln>
+                  </pic:spPr>
+                </pic:pic>
+              </a:graphicData>
+            </a:graphic>
+          </wp:inline>
+        </w:drawing>
+      </w:r>
+    </w:p>
+    <w:p>
+      <w:pPr>
+        <w:jc w:val="center"/>
+        <w:rPr>
+          <w:sz w:val="28"/>
+          <w:szCs w:val="28"/>
+        </w:rPr>
+      </w:pPr>
+      <w:r>
+        <w:rPr>
+          <w:sz w:val="28"/>
+          <w:szCs w:val="28"/>
+        </w:rPr>
         <w:t xml:space="preserve">Рисунок 1 – </w:t>
       </w:r>
       <w:r>
         <w:rPr>
+          <w:sz w:val="28"/>
+          <w:szCs w:val="28"/>
           <w:lang w:val="en-US"/>
         </w:rPr>
         <w:t>ER</w:t>
       </w:r>
       <w:r>
-        <w:t>-</w:t>
+        <w:rPr>
+          <w:sz w:val="28"/>
+          <w:szCs w:val="28"/>
+        </w:rPr>
+        <w:t>-диаграмма информационной системы «</w:t>
       </w:r>
       <w:r>
-        <w:t>диаграмма информационной системы «</w:t>
-      </w:r>
-      <w:r>
+        <w:rPr>
+          <w:sz w:val="28"/>
+          <w:szCs w:val="28"/>
+        </w:rPr>
         <w:t>управления торговли на игровой площадке</w:t>
       </w:r>
       <w:r>
+        <w:rPr>
+          <w:sz w:val="28"/>
+          <w:szCs w:val="28"/>
+        </w:rPr>
         <w:t>»</w:t>
       </w:r>
     </w:p>
@@ -4017,10 +5304,10 @@
       <w:pPr>
         <w:pStyle w:val="aa"/>
         <w:numPr>
-          <w:ilvl w:val="1"/>
+          <w:ilvl w:val="0"/>
           <w:numId w:val="35"/>
         </w:numPr>
-        <w:ind w:left="0" w:firstLine="0"/>
+        <w:outlineLvl w:val="0"/>
         <w:rPr>
           <w:b/>
           <w:bCs/>
@@ -4028,6 +5315,7 @@
           <w:szCs w:val="28"/>
         </w:rPr>
       </w:pPr>
+      <w:bookmarkStart w:id="4" w:name="_Toc226189224"/>
       <w:r>
         <w:rPr>
           <w:b/>
@@ -4047,15 +5335,16 @@
         </w:rPr>
         <w:t>SQL</w:t>
       </w:r>
+      <w:bookmarkEnd w:id="4"/>
     </w:p>
     <w:p>
       <w:pPr>
         <w:pStyle w:val="aa"/>
         <w:numPr>
-          <w:ilvl w:val="2"/>
+          <w:ilvl w:val="1"/>
           <w:numId w:val="35"/>
         </w:numPr>
-        <w:ind w:left="0" w:firstLine="0"/>
+        <w:outlineLvl w:val="1"/>
         <w:rPr>
           <w:b/>
           <w:bCs/>
@@ -4063,6 +5352,7 @@
           <w:szCs w:val="28"/>
         </w:rPr>
       </w:pPr>
+      <w:bookmarkStart w:id="5" w:name="_Toc226189225"/>
       <w:r>
         <w:rPr>
           <w:b/>
@@ -4072,15 +5362,1551 @@
         </w:rPr>
         <w:t>Создание</w:t>
       </w:r>
+      <w:bookmarkEnd w:id="5"/>
+    </w:p>
+    <w:p/>
+    <w:p>
+      <w:pPr>
+        <w:rPr>
+          <w:sz w:val="28"/>
+          <w:szCs w:val="28"/>
+        </w:rPr>
+      </w:pPr>
+      <w:r>
+        <w:rPr>
+          <w:sz w:val="28"/>
+          <w:szCs w:val="28"/>
+        </w:rPr>
+        <w:t>Листинг 1 – Создание Базы данных</w:t>
+      </w:r>
+    </w:p>
+    <w:tbl>
+      <w:tblPr>
+        <w:tblStyle w:val="ac"/>
+        <w:tblW w:w="0" w:type="auto"/>
+        <w:tblLook w:val="04A0" w:firstRow="1" w:lastRow="0" w:firstColumn="1" w:lastColumn="0" w:noHBand="0" w:noVBand="1"/>
+      </w:tblPr>
+      <w:tblGrid>
+        <w:gridCol w:w="9345"/>
+      </w:tblGrid>
+      <w:tr>
+        <w:tc>
+          <w:tcPr>
+            <w:tcW w:w="9345" w:type="dxa"/>
+          </w:tcPr>
+          <w:p>
+            <w:pPr>
+              <w:rPr>
+                <w:sz w:val="28"/>
+                <w:szCs w:val="28"/>
+                <w:lang w:val="en-US"/>
+              </w:rPr>
+            </w:pPr>
+            <w:r>
+              <w:rPr>
+                <w:sz w:val="28"/>
+                <w:szCs w:val="28"/>
+                <w:lang w:val="en-US"/>
+              </w:rPr>
+              <w:t>-- Users</w:t>
+            </w:r>
+          </w:p>
+          <w:p>
+            <w:pPr>
+              <w:rPr>
+                <w:sz w:val="28"/>
+                <w:szCs w:val="28"/>
+                <w:lang w:val="en-US"/>
+              </w:rPr>
+            </w:pPr>
+            <w:r>
+              <w:rPr>
+                <w:sz w:val="28"/>
+                <w:szCs w:val="28"/>
+                <w:lang w:val="en-US"/>
+              </w:rPr>
+              <w:t>CREATE TABLE Users (</w:t>
+            </w:r>
+          </w:p>
+          <w:p>
+            <w:pPr>
+              <w:rPr>
+                <w:sz w:val="28"/>
+                <w:szCs w:val="28"/>
+                <w:lang w:val="en-US"/>
+              </w:rPr>
+            </w:pPr>
+            <w:r>
+              <w:rPr>
+                <w:sz w:val="28"/>
+                <w:szCs w:val="28"/>
+                <w:lang w:val="en-US"/>
+              </w:rPr>
+              <w:t xml:space="preserve">    user_id SERIAL PRIMARY KEY,</w:t>
+            </w:r>
+          </w:p>
+          <w:p>
+            <w:pPr>
+              <w:rPr>
+                <w:sz w:val="28"/>
+                <w:szCs w:val="28"/>
+                <w:lang w:val="en-US"/>
+              </w:rPr>
+            </w:pPr>
+            <w:r>
+              <w:rPr>
+                <w:sz w:val="28"/>
+                <w:szCs w:val="28"/>
+                <w:lang w:val="en-US"/>
+              </w:rPr>
+              <w:t xml:space="preserve">    login VARCHAR(50) NOT NULL UNIQUE,</w:t>
+            </w:r>
+          </w:p>
+          <w:p>
+            <w:pPr>
+              <w:rPr>
+                <w:sz w:val="28"/>
+                <w:szCs w:val="28"/>
+                <w:lang w:val="en-US"/>
+              </w:rPr>
+            </w:pPr>
+            <w:r>
+              <w:rPr>
+                <w:sz w:val="28"/>
+                <w:szCs w:val="28"/>
+                <w:lang w:val="en-US"/>
+              </w:rPr>
+              <w:t xml:space="preserve">    email VARCHAR(100) NOT NULL UNIQUE,</w:t>
+            </w:r>
+          </w:p>
+          <w:p>
+            <w:pPr>
+              <w:rPr>
+                <w:sz w:val="28"/>
+                <w:szCs w:val="28"/>
+                <w:lang w:val="en-US"/>
+              </w:rPr>
+            </w:pPr>
+            <w:r>
+              <w:rPr>
+                <w:sz w:val="28"/>
+                <w:szCs w:val="28"/>
+                <w:lang w:val="en-US"/>
+              </w:rPr>
+              <w:lastRenderedPageBreak/>
+              <w:t xml:space="preserve">    password_hash VARCHAR(255) NOT NULL,</w:t>
+            </w:r>
+          </w:p>
+          <w:p>
+            <w:pPr>
+              <w:rPr>
+                <w:sz w:val="28"/>
+                <w:szCs w:val="28"/>
+                <w:lang w:val="en-US"/>
+              </w:rPr>
+            </w:pPr>
+            <w:r>
+              <w:rPr>
+                <w:sz w:val="28"/>
+                <w:szCs w:val="28"/>
+                <w:lang w:val="en-US"/>
+              </w:rPr>
+              <w:t xml:space="preserve">    steam_id VARCHAR(50) UNIQUE,</w:t>
+            </w:r>
+          </w:p>
+          <w:p>
+            <w:pPr>
+              <w:rPr>
+                <w:sz w:val="28"/>
+                <w:szCs w:val="28"/>
+                <w:lang w:val="en-US"/>
+              </w:rPr>
+            </w:pPr>
+            <w:r>
+              <w:rPr>
+                <w:sz w:val="28"/>
+                <w:szCs w:val="28"/>
+                <w:lang w:val="en-US"/>
+              </w:rPr>
+              <w:t xml:space="preserve">    balance DECIMAL(10,2) DEFAULT 0 CHECK (balance &gt;= 0),</w:t>
+            </w:r>
+          </w:p>
+          <w:p>
+            <w:pPr>
+              <w:rPr>
+                <w:sz w:val="28"/>
+                <w:szCs w:val="28"/>
+                <w:lang w:val="en-US"/>
+              </w:rPr>
+            </w:pPr>
+            <w:r>
+              <w:rPr>
+                <w:sz w:val="28"/>
+                <w:szCs w:val="28"/>
+                <w:lang w:val="en-US"/>
+              </w:rPr>
+              <w:t xml:space="preserve">    rating DECIMAL(3,2) DEFAULT 0 CHECK (rating &gt;= 0 AND rating &lt;= 5),</w:t>
+            </w:r>
+          </w:p>
+          <w:p>
+            <w:pPr>
+              <w:rPr>
+                <w:sz w:val="28"/>
+                <w:szCs w:val="28"/>
+                <w:lang w:val="en-US"/>
+              </w:rPr>
+            </w:pPr>
+            <w:r>
+              <w:rPr>
+                <w:sz w:val="28"/>
+                <w:szCs w:val="28"/>
+                <w:lang w:val="en-US"/>
+              </w:rPr>
+              <w:t xml:space="preserve">    created_at TIMESTAMP DEFAULT CURRENT_TIMESTAMP,</w:t>
+            </w:r>
+          </w:p>
+          <w:p>
+            <w:pPr>
+              <w:rPr>
+                <w:sz w:val="28"/>
+                <w:szCs w:val="28"/>
+                <w:lang w:val="en-US"/>
+              </w:rPr>
+            </w:pPr>
+            <w:r>
+              <w:rPr>
+                <w:sz w:val="28"/>
+                <w:szCs w:val="28"/>
+                <w:lang w:val="en-US"/>
+              </w:rPr>
+              <w:t xml:space="preserve">    status VARCHAR(20) DEFAULT 'active' CHECK (status IN ('active', 'blocked', 'deleted'))</w:t>
+            </w:r>
+          </w:p>
+          <w:p>
+            <w:pPr>
+              <w:rPr>
+                <w:sz w:val="28"/>
+                <w:szCs w:val="28"/>
+                <w:lang w:val="en-US"/>
+              </w:rPr>
+            </w:pPr>
+            <w:r>
+              <w:rPr>
+                <w:sz w:val="28"/>
+                <w:szCs w:val="28"/>
+                <w:lang w:val="en-US"/>
+              </w:rPr>
+              <w:t>);</w:t>
+            </w:r>
+          </w:p>
+          <w:p>
+            <w:pPr>
+              <w:rPr>
+                <w:sz w:val="28"/>
+                <w:szCs w:val="28"/>
+                <w:lang w:val="en-US"/>
+              </w:rPr>
+            </w:pPr>
+          </w:p>
+          <w:p>
+            <w:pPr>
+              <w:rPr>
+                <w:sz w:val="28"/>
+                <w:szCs w:val="28"/>
+                <w:lang w:val="en-US"/>
+              </w:rPr>
+            </w:pPr>
+            <w:r>
+              <w:rPr>
+                <w:sz w:val="28"/>
+                <w:szCs w:val="28"/>
+                <w:lang w:val="en-US"/>
+              </w:rPr>
+              <w:t>-- Items</w:t>
+            </w:r>
+          </w:p>
+          <w:p>
+            <w:pPr>
+              <w:rPr>
+                <w:sz w:val="28"/>
+                <w:szCs w:val="28"/>
+                <w:lang w:val="en-US"/>
+              </w:rPr>
+            </w:pPr>
+            <w:r>
+              <w:rPr>
+                <w:sz w:val="28"/>
+                <w:szCs w:val="28"/>
+                <w:lang w:val="en-US"/>
+              </w:rPr>
+              <w:t>CREATE TABLE Items (</w:t>
+            </w:r>
+          </w:p>
+          <w:p>
+            <w:pPr>
+              <w:rPr>
+                <w:sz w:val="28"/>
+                <w:szCs w:val="28"/>
+                <w:lang w:val="en-US"/>
+              </w:rPr>
+            </w:pPr>
+            <w:r>
+              <w:rPr>
+                <w:sz w:val="28"/>
+                <w:szCs w:val="28"/>
+                <w:lang w:val="en-US"/>
+              </w:rPr>
+              <w:t xml:space="preserve">    item_id SERIAL PRIMARY KEY,</w:t>
+            </w:r>
+          </w:p>
+          <w:p>
+            <w:pPr>
+              <w:rPr>
+                <w:sz w:val="28"/>
+                <w:szCs w:val="28"/>
+                <w:lang w:val="en-US"/>
+              </w:rPr>
+            </w:pPr>
+            <w:r>
+              <w:rPr>
+                <w:sz w:val="28"/>
+                <w:szCs w:val="28"/>
+                <w:lang w:val="en-US"/>
+              </w:rPr>
+              <w:t xml:space="preserve">    name VARCHAR(100) NOT NULL,</w:t>
+            </w:r>
+          </w:p>
+          <w:p>
+            <w:pPr>
+              <w:rPr>
+                <w:sz w:val="28"/>
+                <w:szCs w:val="28"/>
+                <w:lang w:val="en-US"/>
+              </w:rPr>
+            </w:pPr>
+            <w:r>
+              <w:rPr>
+                <w:sz w:val="28"/>
+                <w:szCs w:val="28"/>
+                <w:lang w:val="en-US"/>
+              </w:rPr>
+              <w:t xml:space="preserve">    game VARCHAR(50) NOT NULL,</w:t>
+            </w:r>
+          </w:p>
+          <w:p>
+            <w:pPr>
+              <w:rPr>
+                <w:sz w:val="28"/>
+                <w:szCs w:val="28"/>
+                <w:lang w:val="en-US"/>
+              </w:rPr>
+            </w:pPr>
+            <w:r>
+              <w:rPr>
+                <w:sz w:val="28"/>
+                <w:szCs w:val="28"/>
+                <w:lang w:val="en-US"/>
+              </w:rPr>
+              <w:t xml:space="preserve">    description TEXT,</w:t>
+            </w:r>
+          </w:p>
+          <w:p>
+            <w:pPr>
+              <w:rPr>
+                <w:sz w:val="28"/>
+                <w:szCs w:val="28"/>
+                <w:lang w:val="en-US"/>
+              </w:rPr>
+            </w:pPr>
+            <w:r>
+              <w:rPr>
+                <w:sz w:val="28"/>
+                <w:szCs w:val="28"/>
+                <w:lang w:val="en-US"/>
+              </w:rPr>
+              <w:t xml:space="preserve">    rarity VARCHAR(20) CHECK (rarity IN ('common', 'uncommon', 'rare', 'epic', 'legendary')),</w:t>
+            </w:r>
+          </w:p>
+          <w:p>
+            <w:pPr>
+              <w:rPr>
+                <w:sz w:val="28"/>
+                <w:szCs w:val="28"/>
+                <w:lang w:val="en-US"/>
+              </w:rPr>
+            </w:pPr>
+            <w:r>
+              <w:rPr>
+                <w:sz w:val="28"/>
+                <w:szCs w:val="28"/>
+                <w:lang w:val="en-US"/>
+              </w:rPr>
+              <w:t xml:space="preserve">    image_url TEXT,</w:t>
+            </w:r>
+          </w:p>
+          <w:p>
+            <w:pPr>
+              <w:rPr>
+                <w:sz w:val="28"/>
+                <w:szCs w:val="28"/>
+                <w:lang w:val="en-US"/>
+              </w:rPr>
+            </w:pPr>
+            <w:r>
+              <w:rPr>
+                <w:sz w:val="28"/>
+                <w:szCs w:val="28"/>
+                <w:lang w:val="en-US"/>
+              </w:rPr>
+              <w:t xml:space="preserve">    owner_id INTEGER REFERENCES Users(user_id) ON DELETE SET NULL,</w:t>
+            </w:r>
+          </w:p>
+          <w:p>
+            <w:pPr>
+              <w:rPr>
+                <w:sz w:val="28"/>
+                <w:szCs w:val="28"/>
+                <w:lang w:val="en-US"/>
+              </w:rPr>
+            </w:pPr>
+            <w:r>
+              <w:rPr>
+                <w:sz w:val="28"/>
+                <w:szCs w:val="28"/>
+                <w:lang w:val="en-US"/>
+              </w:rPr>
+              <w:t xml:space="preserve">    price DECIMAL(10,2) NOT NULL CHECK (price &gt;= 0),</w:t>
+            </w:r>
+          </w:p>
+          <w:p>
+            <w:pPr>
+              <w:rPr>
+                <w:sz w:val="28"/>
+                <w:szCs w:val="28"/>
+                <w:lang w:val="en-US"/>
+              </w:rPr>
+            </w:pPr>
+            <w:r>
+              <w:rPr>
+                <w:sz w:val="28"/>
+                <w:szCs w:val="28"/>
+                <w:lang w:val="en-US"/>
+              </w:rPr>
+              <w:t xml:space="preserve">    status VARCHAR(20) DEFAULT 'available' CHECK (status IN ('available', 'sold', 'reserved')),</w:t>
+            </w:r>
+          </w:p>
+          <w:p>
+            <w:pPr>
+              <w:rPr>
+                <w:sz w:val="28"/>
+                <w:szCs w:val="28"/>
+                <w:lang w:val="en-US"/>
+              </w:rPr>
+            </w:pPr>
+            <w:r>
+              <w:rPr>
+                <w:sz w:val="28"/>
+                <w:szCs w:val="28"/>
+                <w:lang w:val="en-US"/>
+              </w:rPr>
+              <w:t xml:space="preserve">    created_at TIMESTAMP DEFAULT CURRENT_TIMESTAMP</w:t>
+            </w:r>
+          </w:p>
+          <w:p>
+            <w:pPr>
+              <w:rPr>
+                <w:sz w:val="28"/>
+                <w:szCs w:val="28"/>
+                <w:lang w:val="en-US"/>
+              </w:rPr>
+            </w:pPr>
+            <w:r>
+              <w:rPr>
+                <w:sz w:val="28"/>
+                <w:szCs w:val="28"/>
+                <w:lang w:val="en-US"/>
+              </w:rPr>
+              <w:t>);</w:t>
+            </w:r>
+          </w:p>
+          <w:p>
+            <w:pPr>
+              <w:rPr>
+                <w:sz w:val="28"/>
+                <w:szCs w:val="28"/>
+                <w:lang w:val="en-US"/>
+              </w:rPr>
+            </w:pPr>
+          </w:p>
+          <w:p>
+            <w:pPr>
+              <w:rPr>
+                <w:sz w:val="28"/>
+                <w:szCs w:val="28"/>
+                <w:lang w:val="en-US"/>
+              </w:rPr>
+            </w:pPr>
+            <w:r>
+              <w:rPr>
+                <w:sz w:val="28"/>
+                <w:szCs w:val="28"/>
+                <w:lang w:val="en-US"/>
+              </w:rPr>
+              <w:t>-- Deals</w:t>
+            </w:r>
+          </w:p>
+          <w:p>
+            <w:pPr>
+              <w:rPr>
+                <w:sz w:val="28"/>
+                <w:szCs w:val="28"/>
+                <w:lang w:val="en-US"/>
+              </w:rPr>
+            </w:pPr>
+            <w:r>
+              <w:rPr>
+                <w:sz w:val="28"/>
+                <w:szCs w:val="28"/>
+                <w:lang w:val="en-US"/>
+              </w:rPr>
+              <w:t>CREATE TABLE Deals (</w:t>
+            </w:r>
+          </w:p>
+          <w:p>
+            <w:pPr>
+              <w:rPr>
+                <w:sz w:val="28"/>
+                <w:szCs w:val="28"/>
+                <w:lang w:val="en-US"/>
+              </w:rPr>
+            </w:pPr>
+            <w:r>
+              <w:rPr>
+                <w:sz w:val="28"/>
+                <w:szCs w:val="28"/>
+                <w:lang w:val="en-US"/>
+              </w:rPr>
+              <w:t xml:space="preserve">    deal_id SERIAL PRIMARY KEY,</w:t>
+            </w:r>
+          </w:p>
+          <w:p>
+            <w:pPr>
+              <w:rPr>
+                <w:sz w:val="28"/>
+                <w:szCs w:val="28"/>
+                <w:lang w:val="en-US"/>
+              </w:rPr>
+            </w:pPr>
+            <w:r>
+              <w:rPr>
+                <w:sz w:val="28"/>
+                <w:szCs w:val="28"/>
+                <w:lang w:val="en-US"/>
+              </w:rPr>
+              <w:t xml:space="preserve">    item_id INTEGER NOT NULL REFERENCES Items(item_id),</w:t>
+            </w:r>
+          </w:p>
+          <w:p>
+            <w:pPr>
+              <w:rPr>
+                <w:sz w:val="28"/>
+                <w:szCs w:val="28"/>
+                <w:lang w:val="en-US"/>
+              </w:rPr>
+            </w:pPr>
+            <w:r>
+              <w:rPr>
+                <w:sz w:val="28"/>
+                <w:szCs w:val="28"/>
+                <w:lang w:val="en-US"/>
+              </w:rPr>
+              <w:t xml:space="preserve">    buyer_id INTEGER NOT NULL REFERENCES Users(user_id),</w:t>
+            </w:r>
+          </w:p>
+          <w:p>
+            <w:pPr>
+              <w:rPr>
+                <w:sz w:val="28"/>
+                <w:szCs w:val="28"/>
+                <w:lang w:val="en-US"/>
+              </w:rPr>
+            </w:pPr>
+            <w:r>
+              <w:rPr>
+                <w:sz w:val="28"/>
+                <w:szCs w:val="28"/>
+                <w:lang w:val="en-US"/>
+              </w:rPr>
+              <w:lastRenderedPageBreak/>
+              <w:t xml:space="preserve">    seller_id INTEGER NOT NULL REFERENCES Users(user_id),</w:t>
+            </w:r>
+          </w:p>
+          <w:p>
+            <w:pPr>
+              <w:rPr>
+                <w:sz w:val="28"/>
+                <w:szCs w:val="28"/>
+                <w:lang w:val="en-US"/>
+              </w:rPr>
+            </w:pPr>
+            <w:r>
+              <w:rPr>
+                <w:sz w:val="28"/>
+                <w:szCs w:val="28"/>
+                <w:lang w:val="en-US"/>
+              </w:rPr>
+              <w:t xml:space="preserve">    price DECIMAL(10,2) NOT NULL CHECK (price &gt;= 0),</w:t>
+            </w:r>
+          </w:p>
+          <w:p>
+            <w:pPr>
+              <w:rPr>
+                <w:sz w:val="28"/>
+                <w:szCs w:val="28"/>
+                <w:lang w:val="en-US"/>
+              </w:rPr>
+            </w:pPr>
+            <w:r>
+              <w:rPr>
+                <w:sz w:val="28"/>
+                <w:szCs w:val="28"/>
+                <w:lang w:val="en-US"/>
+              </w:rPr>
+              <w:t xml:space="preserve">    status VARCHAR(20) DEFAULT 'pending' CHECK (status IN ('pending', 'completed', 'cancelled', 'disputed')),</w:t>
+            </w:r>
+          </w:p>
+          <w:p>
+            <w:pPr>
+              <w:rPr>
+                <w:sz w:val="28"/>
+                <w:szCs w:val="28"/>
+                <w:lang w:val="en-US"/>
+              </w:rPr>
+            </w:pPr>
+            <w:r>
+              <w:rPr>
+                <w:sz w:val="28"/>
+                <w:szCs w:val="28"/>
+                <w:lang w:val="en-US"/>
+              </w:rPr>
+              <w:t xml:space="preserve">    created_at TIMESTAMP DEFAULT CURRENT_TIMESTAMP,</w:t>
+            </w:r>
+          </w:p>
+          <w:p>
+            <w:pPr>
+              <w:rPr>
+                <w:sz w:val="28"/>
+                <w:szCs w:val="28"/>
+                <w:lang w:val="en-US"/>
+              </w:rPr>
+            </w:pPr>
+            <w:r>
+              <w:rPr>
+                <w:sz w:val="28"/>
+                <w:szCs w:val="28"/>
+                <w:lang w:val="en-US"/>
+              </w:rPr>
+              <w:t xml:space="preserve">    completed_at TIMESTAMP</w:t>
+            </w:r>
+          </w:p>
+          <w:p>
+            <w:pPr>
+              <w:rPr>
+                <w:sz w:val="28"/>
+                <w:szCs w:val="28"/>
+                <w:lang w:val="en-US"/>
+              </w:rPr>
+            </w:pPr>
+            <w:r>
+              <w:rPr>
+                <w:sz w:val="28"/>
+                <w:szCs w:val="28"/>
+                <w:lang w:val="en-US"/>
+              </w:rPr>
+              <w:t>);</w:t>
+            </w:r>
+          </w:p>
+          <w:p>
+            <w:pPr>
+              <w:rPr>
+                <w:sz w:val="28"/>
+                <w:szCs w:val="28"/>
+                <w:lang w:val="en-US"/>
+              </w:rPr>
+            </w:pPr>
+          </w:p>
+          <w:p>
+            <w:pPr>
+              <w:rPr>
+                <w:sz w:val="28"/>
+                <w:szCs w:val="28"/>
+                <w:lang w:val="en-US"/>
+              </w:rPr>
+            </w:pPr>
+            <w:r>
+              <w:rPr>
+                <w:sz w:val="28"/>
+                <w:szCs w:val="28"/>
+                <w:lang w:val="en-US"/>
+              </w:rPr>
+              <w:t>-- Transactions</w:t>
+            </w:r>
+          </w:p>
+          <w:p>
+            <w:pPr>
+              <w:rPr>
+                <w:sz w:val="28"/>
+                <w:szCs w:val="28"/>
+                <w:lang w:val="en-US"/>
+              </w:rPr>
+            </w:pPr>
+            <w:r>
+              <w:rPr>
+                <w:sz w:val="28"/>
+                <w:szCs w:val="28"/>
+                <w:lang w:val="en-US"/>
+              </w:rPr>
+              <w:t>CREATE TABLE Transactions (</w:t>
+            </w:r>
+          </w:p>
+          <w:p>
+            <w:pPr>
+              <w:rPr>
+                <w:sz w:val="28"/>
+                <w:szCs w:val="28"/>
+                <w:lang w:val="en-US"/>
+              </w:rPr>
+            </w:pPr>
+            <w:r>
+              <w:rPr>
+                <w:sz w:val="28"/>
+                <w:szCs w:val="28"/>
+                <w:lang w:val="en-US"/>
+              </w:rPr>
+              <w:t xml:space="preserve">    transaction_id SERIAL PRIMARY KEY,</w:t>
+            </w:r>
+          </w:p>
+          <w:p>
+            <w:pPr>
+              <w:rPr>
+                <w:sz w:val="28"/>
+                <w:szCs w:val="28"/>
+                <w:lang w:val="en-US"/>
+              </w:rPr>
+            </w:pPr>
+            <w:r>
+              <w:rPr>
+                <w:sz w:val="28"/>
+                <w:szCs w:val="28"/>
+                <w:lang w:val="en-US"/>
+              </w:rPr>
+              <w:t xml:space="preserve">    user_id INTEGER NOT NULL REFERENCES Users(user_id),</w:t>
+            </w:r>
+          </w:p>
+          <w:p>
+            <w:pPr>
+              <w:rPr>
+                <w:sz w:val="28"/>
+                <w:szCs w:val="28"/>
+                <w:lang w:val="en-US"/>
+              </w:rPr>
+            </w:pPr>
+            <w:r>
+              <w:rPr>
+                <w:sz w:val="28"/>
+                <w:szCs w:val="28"/>
+                <w:lang w:val="en-US"/>
+              </w:rPr>
+              <w:t xml:space="preserve">    type VARCHAR(20) CHECK (type IN ('deposit', 'withdraw', 'payment', 'refund')),</w:t>
+            </w:r>
+          </w:p>
+          <w:p>
+            <w:pPr>
+              <w:rPr>
+                <w:sz w:val="28"/>
+                <w:szCs w:val="28"/>
+                <w:lang w:val="en-US"/>
+              </w:rPr>
+            </w:pPr>
+            <w:r>
+              <w:rPr>
+                <w:sz w:val="28"/>
+                <w:szCs w:val="28"/>
+                <w:lang w:val="en-US"/>
+              </w:rPr>
+              <w:t xml:space="preserve">    amount DECIMAL(10,2) NOT NULL CHECK (amount &gt;= 0),</w:t>
+            </w:r>
+          </w:p>
+          <w:p>
+            <w:pPr>
+              <w:rPr>
+                <w:sz w:val="28"/>
+                <w:szCs w:val="28"/>
+                <w:lang w:val="en-US"/>
+              </w:rPr>
+            </w:pPr>
+            <w:r>
+              <w:rPr>
+                <w:sz w:val="28"/>
+                <w:szCs w:val="28"/>
+                <w:lang w:val="en-US"/>
+              </w:rPr>
+              <w:t xml:space="preserve">    commission DECIMAL(10,2) DEFAULT 0 CHECK (commission &gt;= 0),</w:t>
+            </w:r>
+          </w:p>
+          <w:p>
+            <w:pPr>
+              <w:rPr>
+                <w:sz w:val="28"/>
+                <w:szCs w:val="28"/>
+                <w:lang w:val="en-US"/>
+              </w:rPr>
+            </w:pPr>
+            <w:r>
+              <w:rPr>
+                <w:sz w:val="28"/>
+                <w:szCs w:val="28"/>
+                <w:lang w:val="en-US"/>
+              </w:rPr>
+              <w:t xml:space="preserve">    status VARCHAR(20) DEFAULT 'pending' CHECK (status IN ('pending', 'completed', 'failed')),</w:t>
+            </w:r>
+          </w:p>
+          <w:p>
+            <w:pPr>
+              <w:rPr>
+                <w:sz w:val="28"/>
+                <w:szCs w:val="28"/>
+                <w:lang w:val="en-US"/>
+              </w:rPr>
+            </w:pPr>
+            <w:r>
+              <w:rPr>
+                <w:sz w:val="28"/>
+                <w:szCs w:val="28"/>
+                <w:lang w:val="en-US"/>
+              </w:rPr>
+              <w:t xml:space="preserve">    created_at TIMESTAMP DEFAULT CURRENT_TIMESTAMP</w:t>
+            </w:r>
+          </w:p>
+          <w:p>
+            <w:pPr>
+              <w:rPr>
+                <w:sz w:val="28"/>
+                <w:szCs w:val="28"/>
+                <w:lang w:val="en-US"/>
+              </w:rPr>
+            </w:pPr>
+            <w:r>
+              <w:rPr>
+                <w:sz w:val="28"/>
+                <w:szCs w:val="28"/>
+                <w:lang w:val="en-US"/>
+              </w:rPr>
+              <w:t>);</w:t>
+            </w:r>
+          </w:p>
+          <w:p>
+            <w:pPr>
+              <w:rPr>
+                <w:sz w:val="28"/>
+                <w:szCs w:val="28"/>
+                <w:lang w:val="en-US"/>
+              </w:rPr>
+            </w:pPr>
+          </w:p>
+          <w:p>
+            <w:pPr>
+              <w:rPr>
+                <w:sz w:val="28"/>
+                <w:szCs w:val="28"/>
+                <w:lang w:val="en-US"/>
+              </w:rPr>
+            </w:pPr>
+            <w:r>
+              <w:rPr>
+                <w:sz w:val="28"/>
+                <w:szCs w:val="28"/>
+                <w:lang w:val="en-US"/>
+              </w:rPr>
+              <w:t>-- Reviews</w:t>
+            </w:r>
+          </w:p>
+          <w:p>
+            <w:pPr>
+              <w:rPr>
+                <w:sz w:val="28"/>
+                <w:szCs w:val="28"/>
+                <w:lang w:val="en-US"/>
+              </w:rPr>
+            </w:pPr>
+            <w:r>
+              <w:rPr>
+                <w:sz w:val="28"/>
+                <w:szCs w:val="28"/>
+                <w:lang w:val="en-US"/>
+              </w:rPr>
+              <w:t>CREATE TABLE Reviews (</w:t>
+            </w:r>
+          </w:p>
+          <w:p>
+            <w:pPr>
+              <w:rPr>
+                <w:sz w:val="28"/>
+                <w:szCs w:val="28"/>
+                <w:lang w:val="en-US"/>
+              </w:rPr>
+            </w:pPr>
+            <w:r>
+              <w:rPr>
+                <w:sz w:val="28"/>
+                <w:szCs w:val="28"/>
+                <w:lang w:val="en-US"/>
+              </w:rPr>
+              <w:t xml:space="preserve">    review_id SERIAL PRIMARY KEY,</w:t>
+            </w:r>
+          </w:p>
+          <w:p>
+            <w:pPr>
+              <w:rPr>
+                <w:sz w:val="28"/>
+                <w:szCs w:val="28"/>
+                <w:lang w:val="en-US"/>
+              </w:rPr>
+            </w:pPr>
+            <w:r>
+              <w:rPr>
+                <w:sz w:val="28"/>
+                <w:szCs w:val="28"/>
+                <w:lang w:val="en-US"/>
+              </w:rPr>
+              <w:t xml:space="preserve">    deal_id INTEGER NOT NULL REFERENCES Deals(deal_id),</w:t>
+            </w:r>
+          </w:p>
+          <w:p>
+            <w:pPr>
+              <w:rPr>
+                <w:sz w:val="28"/>
+                <w:szCs w:val="28"/>
+                <w:lang w:val="en-US"/>
+              </w:rPr>
+            </w:pPr>
+            <w:r>
+              <w:rPr>
+                <w:sz w:val="28"/>
+                <w:szCs w:val="28"/>
+                <w:lang w:val="en-US"/>
+              </w:rPr>
+              <w:t xml:space="preserve">    from_user_id INTEGER NOT NULL REFERENCES Users(user_id),</w:t>
+            </w:r>
+          </w:p>
+          <w:p>
+            <w:pPr>
+              <w:rPr>
+                <w:sz w:val="28"/>
+                <w:szCs w:val="28"/>
+                <w:lang w:val="en-US"/>
+              </w:rPr>
+            </w:pPr>
+            <w:r>
+              <w:rPr>
+                <w:sz w:val="28"/>
+                <w:szCs w:val="28"/>
+                <w:lang w:val="en-US"/>
+              </w:rPr>
+              <w:t xml:space="preserve">    to_user_id INTEGER NOT NULL REFERENCES Users(user_id),</w:t>
+            </w:r>
+          </w:p>
+          <w:p>
+            <w:pPr>
+              <w:rPr>
+                <w:sz w:val="28"/>
+                <w:szCs w:val="28"/>
+                <w:lang w:val="en-US"/>
+              </w:rPr>
+            </w:pPr>
+            <w:r>
+              <w:rPr>
+                <w:sz w:val="28"/>
+                <w:szCs w:val="28"/>
+                <w:lang w:val="en-US"/>
+              </w:rPr>
+              <w:t xml:space="preserve">    rating INTEGER NOT NULL CHECK (rating &gt;= 1 AND rating &lt;= 5),</w:t>
+            </w:r>
+          </w:p>
+          <w:p>
+            <w:pPr>
+              <w:rPr>
+                <w:sz w:val="28"/>
+                <w:szCs w:val="28"/>
+                <w:lang w:val="en-US"/>
+              </w:rPr>
+            </w:pPr>
+            <w:r>
+              <w:rPr>
+                <w:sz w:val="28"/>
+                <w:szCs w:val="28"/>
+                <w:lang w:val="en-US"/>
+              </w:rPr>
+              <w:t xml:space="preserve">    comment TEXT,</w:t>
+            </w:r>
+          </w:p>
+          <w:p>
+            <w:pPr>
+              <w:rPr>
+                <w:sz w:val="28"/>
+                <w:szCs w:val="28"/>
+                <w:lang w:val="en-US"/>
+              </w:rPr>
+            </w:pPr>
+            <w:r>
+              <w:rPr>
+                <w:sz w:val="28"/>
+                <w:szCs w:val="28"/>
+                <w:lang w:val="en-US"/>
+              </w:rPr>
+              <w:t xml:space="preserve">    created_at TIMESTAMP DEFAULT CURRENT_TIMESTAMP</w:t>
+            </w:r>
+          </w:p>
+          <w:p>
+            <w:pPr>
+              <w:rPr>
+                <w:sz w:val="28"/>
+                <w:szCs w:val="28"/>
+                <w:lang w:val="en-US"/>
+              </w:rPr>
+            </w:pPr>
+            <w:r>
+              <w:rPr>
+                <w:sz w:val="28"/>
+                <w:szCs w:val="28"/>
+                <w:lang w:val="en-US"/>
+              </w:rPr>
+              <w:lastRenderedPageBreak/>
+              <w:t>);</w:t>
+            </w:r>
+          </w:p>
+          <w:p>
+            <w:pPr>
+              <w:rPr>
+                <w:sz w:val="28"/>
+                <w:szCs w:val="28"/>
+                <w:lang w:val="en-US"/>
+              </w:rPr>
+            </w:pPr>
+          </w:p>
+          <w:p>
+            <w:pPr>
+              <w:rPr>
+                <w:sz w:val="28"/>
+                <w:szCs w:val="28"/>
+                <w:lang w:val="en-US"/>
+              </w:rPr>
+            </w:pPr>
+            <w:r>
+              <w:rPr>
+                <w:sz w:val="28"/>
+                <w:szCs w:val="28"/>
+                <w:lang w:val="en-US"/>
+              </w:rPr>
+              <w:t>-- Notifications</w:t>
+            </w:r>
+          </w:p>
+          <w:p>
+            <w:pPr>
+              <w:rPr>
+                <w:sz w:val="28"/>
+                <w:szCs w:val="28"/>
+                <w:lang w:val="en-US"/>
+              </w:rPr>
+            </w:pPr>
+            <w:r>
+              <w:rPr>
+                <w:sz w:val="28"/>
+                <w:szCs w:val="28"/>
+                <w:lang w:val="en-US"/>
+              </w:rPr>
+              <w:t>CREATE TABLE Notifications (</w:t>
+            </w:r>
+          </w:p>
+          <w:p>
+            <w:pPr>
+              <w:rPr>
+                <w:sz w:val="28"/>
+                <w:szCs w:val="28"/>
+                <w:lang w:val="en-US"/>
+              </w:rPr>
+            </w:pPr>
+            <w:r>
+              <w:rPr>
+                <w:sz w:val="28"/>
+                <w:szCs w:val="28"/>
+                <w:lang w:val="en-US"/>
+              </w:rPr>
+              <w:t xml:space="preserve">    notification_id SERIAL PRIMARY KEY,</w:t>
+            </w:r>
+          </w:p>
+          <w:p>
+            <w:pPr>
+              <w:rPr>
+                <w:sz w:val="28"/>
+                <w:szCs w:val="28"/>
+                <w:lang w:val="en-US"/>
+              </w:rPr>
+            </w:pPr>
+            <w:r>
+              <w:rPr>
+                <w:sz w:val="28"/>
+                <w:szCs w:val="28"/>
+                <w:lang w:val="en-US"/>
+              </w:rPr>
+              <w:t xml:space="preserve">    user_id INTEGER NOT NULL REFERENCES Users(user_id),</w:t>
+            </w:r>
+          </w:p>
+          <w:p>
+            <w:pPr>
+              <w:rPr>
+                <w:sz w:val="28"/>
+                <w:szCs w:val="28"/>
+                <w:lang w:val="en-US"/>
+              </w:rPr>
+            </w:pPr>
+            <w:r>
+              <w:rPr>
+                <w:sz w:val="28"/>
+                <w:szCs w:val="28"/>
+                <w:lang w:val="en-US"/>
+              </w:rPr>
+              <w:t xml:space="preserve">    type VARCHAR(30) CHECK (type IN ('info', 'warning', 'success', 'error')),</w:t>
+            </w:r>
+          </w:p>
+          <w:p>
+            <w:pPr>
+              <w:rPr>
+                <w:sz w:val="28"/>
+                <w:szCs w:val="28"/>
+                <w:lang w:val="en-US"/>
+              </w:rPr>
+            </w:pPr>
+            <w:r>
+              <w:rPr>
+                <w:sz w:val="28"/>
+                <w:szCs w:val="28"/>
+                <w:lang w:val="en-US"/>
+              </w:rPr>
+              <w:t xml:space="preserve">    message TEXT NOT NULL,</w:t>
+            </w:r>
+          </w:p>
+          <w:p>
+            <w:pPr>
+              <w:rPr>
+                <w:sz w:val="28"/>
+                <w:szCs w:val="28"/>
+                <w:lang w:val="en-US"/>
+              </w:rPr>
+            </w:pPr>
+            <w:r>
+              <w:rPr>
+                <w:sz w:val="28"/>
+                <w:szCs w:val="28"/>
+                <w:lang w:val="en-US"/>
+              </w:rPr>
+              <w:t xml:space="preserve">    is_read BOOLEAN DEFAULT FALSE,</w:t>
+            </w:r>
+          </w:p>
+          <w:p>
+            <w:pPr>
+              <w:rPr>
+                <w:sz w:val="28"/>
+                <w:szCs w:val="28"/>
+                <w:lang w:val="en-US"/>
+              </w:rPr>
+            </w:pPr>
+            <w:r>
+              <w:rPr>
+                <w:sz w:val="28"/>
+                <w:szCs w:val="28"/>
+                <w:lang w:val="en-US"/>
+              </w:rPr>
+              <w:t xml:space="preserve">    created_at TIMESTAMP DEFAULT CURRENT_TIMESTAMP</w:t>
+            </w:r>
+          </w:p>
+          <w:p>
+            <w:pPr>
+              <w:rPr>
+                <w:sz w:val="28"/>
+                <w:szCs w:val="28"/>
+                <w:lang w:val="en-US"/>
+              </w:rPr>
+            </w:pPr>
+            <w:r>
+              <w:rPr>
+                <w:sz w:val="28"/>
+                <w:szCs w:val="28"/>
+                <w:lang w:val="en-US"/>
+              </w:rPr>
+              <w:t>);</w:t>
+            </w:r>
+          </w:p>
+          <w:p>
+            <w:pPr>
+              <w:rPr>
+                <w:sz w:val="28"/>
+                <w:szCs w:val="28"/>
+                <w:lang w:val="en-US"/>
+              </w:rPr>
+            </w:pPr>
+          </w:p>
+          <w:p>
+            <w:pPr>
+              <w:rPr>
+                <w:sz w:val="28"/>
+                <w:szCs w:val="28"/>
+                <w:lang w:val="en-US"/>
+              </w:rPr>
+            </w:pPr>
+            <w:r>
+              <w:rPr>
+                <w:sz w:val="28"/>
+                <w:szCs w:val="28"/>
+                <w:lang w:val="en-US"/>
+              </w:rPr>
+              <w:t>-- Arbitrations</w:t>
+            </w:r>
+          </w:p>
+          <w:p>
+            <w:pPr>
+              <w:rPr>
+                <w:sz w:val="28"/>
+                <w:szCs w:val="28"/>
+                <w:lang w:val="en-US"/>
+              </w:rPr>
+            </w:pPr>
+            <w:r>
+              <w:rPr>
+                <w:sz w:val="28"/>
+                <w:szCs w:val="28"/>
+                <w:lang w:val="en-US"/>
+              </w:rPr>
+              <w:t>CREATE TABLE Arbitrations (</w:t>
+            </w:r>
+          </w:p>
+          <w:p>
+            <w:pPr>
+              <w:rPr>
+                <w:sz w:val="28"/>
+                <w:szCs w:val="28"/>
+                <w:lang w:val="en-US"/>
+              </w:rPr>
+            </w:pPr>
+            <w:r>
+              <w:rPr>
+                <w:sz w:val="28"/>
+                <w:szCs w:val="28"/>
+                <w:lang w:val="en-US"/>
+              </w:rPr>
+              <w:t xml:space="preserve">    arbitration_id SERIAL PRIMARY KEY,</w:t>
+            </w:r>
+          </w:p>
+          <w:p>
+            <w:pPr>
+              <w:rPr>
+                <w:sz w:val="28"/>
+                <w:szCs w:val="28"/>
+                <w:lang w:val="en-US"/>
+              </w:rPr>
+            </w:pPr>
+            <w:r>
+              <w:rPr>
+                <w:sz w:val="28"/>
+                <w:szCs w:val="28"/>
+                <w:lang w:val="en-US"/>
+              </w:rPr>
+              <w:t xml:space="preserve">    deal_id INTEGER NOT NULL UNIQUE REFERENCES Deals(deal_id),</w:t>
+            </w:r>
+          </w:p>
+          <w:p>
+            <w:pPr>
+              <w:rPr>
+                <w:sz w:val="28"/>
+                <w:szCs w:val="28"/>
+                <w:lang w:val="en-US"/>
+              </w:rPr>
+            </w:pPr>
+            <w:r>
+              <w:rPr>
+                <w:sz w:val="28"/>
+                <w:szCs w:val="28"/>
+                <w:lang w:val="en-US"/>
+              </w:rPr>
+              <w:t xml:space="preserve">    initiator_id INTEGER NOT NULL REFERENCES Users(user_id),</w:t>
+            </w:r>
+          </w:p>
+          <w:p>
+            <w:pPr>
+              <w:rPr>
+                <w:sz w:val="28"/>
+                <w:szCs w:val="28"/>
+                <w:lang w:val="en-US"/>
+              </w:rPr>
+            </w:pPr>
+            <w:r>
+              <w:rPr>
+                <w:sz w:val="28"/>
+                <w:szCs w:val="28"/>
+                <w:lang w:val="en-US"/>
+              </w:rPr>
+              <w:t xml:space="preserve">    status VARCHAR(20) DEFAULT 'open' CHECK (status IN ('open', 'in_progress', 'resolved', 'closed')),</w:t>
+            </w:r>
+          </w:p>
+          <w:p>
+            <w:pPr>
+              <w:rPr>
+                <w:sz w:val="28"/>
+                <w:szCs w:val="28"/>
+                <w:lang w:val="en-US"/>
+              </w:rPr>
+            </w:pPr>
+            <w:r>
+              <w:rPr>
+                <w:sz w:val="28"/>
+                <w:szCs w:val="28"/>
+                <w:lang w:val="en-US"/>
+              </w:rPr>
+              <w:t xml:space="preserve">    resolution TEXT,</w:t>
+            </w:r>
+          </w:p>
+          <w:p>
+            <w:pPr>
+              <w:rPr>
+                <w:sz w:val="28"/>
+                <w:szCs w:val="28"/>
+                <w:lang w:val="en-US"/>
+              </w:rPr>
+            </w:pPr>
+            <w:r>
+              <w:rPr>
+                <w:sz w:val="28"/>
+                <w:szCs w:val="28"/>
+                <w:lang w:val="en-US"/>
+              </w:rPr>
+              <w:t xml:space="preserve">    created_at TIMESTAMP DEFAULT CURRENT_TIMESTAMP,</w:t>
+            </w:r>
+          </w:p>
+          <w:p>
+            <w:pPr>
+              <w:rPr>
+                <w:sz w:val="28"/>
+                <w:szCs w:val="28"/>
+                <w:lang w:val="en-US"/>
+              </w:rPr>
+            </w:pPr>
+            <w:r>
+              <w:rPr>
+                <w:sz w:val="28"/>
+                <w:szCs w:val="28"/>
+                <w:lang w:val="en-US"/>
+              </w:rPr>
+              <w:t xml:space="preserve">    closed_at TIMESTAMP</w:t>
+            </w:r>
+          </w:p>
+          <w:p>
+            <w:pPr>
+              <w:rPr>
+                <w:sz w:val="28"/>
+                <w:szCs w:val="28"/>
+                <w:lang w:val="en-US"/>
+              </w:rPr>
+            </w:pPr>
+            <w:r>
+              <w:rPr>
+                <w:sz w:val="28"/>
+                <w:szCs w:val="28"/>
+                <w:lang w:val="en-US"/>
+              </w:rPr>
+              <w:t>);</w:t>
+            </w:r>
+          </w:p>
+          <w:p>
+            <w:pPr>
+              <w:rPr>
+                <w:sz w:val="28"/>
+                <w:szCs w:val="28"/>
+                <w:lang w:val="en-US"/>
+              </w:rPr>
+            </w:pPr>
+          </w:p>
+          <w:p>
+            <w:pPr>
+              <w:rPr>
+                <w:sz w:val="28"/>
+                <w:szCs w:val="28"/>
+                <w:lang w:val="en-US"/>
+              </w:rPr>
+            </w:pPr>
+            <w:r>
+              <w:rPr>
+                <w:sz w:val="28"/>
+                <w:szCs w:val="28"/>
+                <w:lang w:val="en-US"/>
+              </w:rPr>
+              <w:t>-- Logs</w:t>
+            </w:r>
+          </w:p>
+          <w:p>
+            <w:pPr>
+              <w:rPr>
+                <w:sz w:val="28"/>
+                <w:szCs w:val="28"/>
+                <w:lang w:val="en-US"/>
+              </w:rPr>
+            </w:pPr>
+            <w:r>
+              <w:rPr>
+                <w:sz w:val="28"/>
+                <w:szCs w:val="28"/>
+                <w:lang w:val="en-US"/>
+              </w:rPr>
+              <w:t>CREATE TABLE Logs (</w:t>
+            </w:r>
+          </w:p>
+          <w:p>
+            <w:pPr>
+              <w:rPr>
+                <w:sz w:val="28"/>
+                <w:szCs w:val="28"/>
+                <w:lang w:val="en-US"/>
+              </w:rPr>
+            </w:pPr>
+            <w:r>
+              <w:rPr>
+                <w:sz w:val="28"/>
+                <w:szCs w:val="28"/>
+                <w:lang w:val="en-US"/>
+              </w:rPr>
+              <w:t xml:space="preserve">    log_id SERIAL PRIMARY KEY,</w:t>
+            </w:r>
+          </w:p>
+          <w:p>
+            <w:pPr>
+              <w:rPr>
+                <w:sz w:val="28"/>
+                <w:szCs w:val="28"/>
+                <w:lang w:val="en-US"/>
+              </w:rPr>
+            </w:pPr>
+            <w:r>
+              <w:rPr>
+                <w:sz w:val="28"/>
+                <w:szCs w:val="28"/>
+                <w:lang w:val="en-US"/>
+              </w:rPr>
+              <w:t xml:space="preserve">    user_id INTEGER REFERENCES Users(user_id) ON DELETE SET NULL,</w:t>
+            </w:r>
+          </w:p>
+          <w:p>
+            <w:pPr>
+              <w:rPr>
+                <w:sz w:val="28"/>
+                <w:szCs w:val="28"/>
+                <w:lang w:val="en-US"/>
+              </w:rPr>
+            </w:pPr>
+            <w:r>
+              <w:rPr>
+                <w:sz w:val="28"/>
+                <w:szCs w:val="28"/>
+                <w:lang w:val="en-US"/>
+              </w:rPr>
+              <w:t xml:space="preserve">    action VARCHAR(100) NOT NULL,</w:t>
+            </w:r>
+          </w:p>
+          <w:p>
+            <w:pPr>
+              <w:rPr>
+                <w:sz w:val="28"/>
+                <w:szCs w:val="28"/>
+                <w:lang w:val="en-US"/>
+              </w:rPr>
+            </w:pPr>
+            <w:r>
+              <w:rPr>
+                <w:sz w:val="28"/>
+                <w:szCs w:val="28"/>
+                <w:lang w:val="en-US"/>
+              </w:rPr>
+              <w:t xml:space="preserve">    ip_address INET,</w:t>
+            </w:r>
+          </w:p>
+          <w:p>
+            <w:pPr>
+              <w:rPr>
+                <w:sz w:val="28"/>
+                <w:szCs w:val="28"/>
+                <w:lang w:val="en-US"/>
+              </w:rPr>
+            </w:pPr>
+            <w:r>
+              <w:rPr>
+                <w:sz w:val="28"/>
+                <w:szCs w:val="28"/>
+                <w:lang w:val="en-US"/>
+              </w:rPr>
+              <w:lastRenderedPageBreak/>
+              <w:t xml:space="preserve">    created_at TIMESTAMP DEFAULT CURRENT_TIMESTAMP</w:t>
+            </w:r>
+          </w:p>
+          <w:p>
+            <w:pPr>
+              <w:rPr>
+                <w:b/>
+                <w:bCs/>
+                <w:sz w:val="28"/>
+                <w:szCs w:val="28"/>
+                <w:lang w:val="en-US"/>
+              </w:rPr>
+            </w:pPr>
+            <w:r>
+              <w:rPr>
+                <w:sz w:val="28"/>
+                <w:szCs w:val="28"/>
+                <w:lang w:val="en-US"/>
+              </w:rPr>
+              <w:t>);</w:t>
+            </w:r>
+          </w:p>
+        </w:tc>
+      </w:tr>
+    </w:tbl>
+    <w:p>
+      <w:pPr>
+        <w:rPr>
+          <w:b/>
+          <w:bCs/>
+          <w:sz w:val="28"/>
+          <w:szCs w:val="28"/>
+          <w:lang w:val="en-US"/>
+        </w:rPr>
+      </w:pPr>
     </w:p>
     <w:p>
       <w:pPr>
+        <w:rPr>
+          <w:b/>
+          <w:bCs/>
+          <w:sz w:val="28"/>
+          <w:szCs w:val="28"/>
+          <w:lang w:val="en-US"/>
+        </w:rPr>
+      </w:pPr>
+    </w:p>
+    <w:p>
+      <w:pPr>
         <w:pStyle w:val="aa"/>
         <w:numPr>
-          <w:ilvl w:val="2"/>
+          <w:ilvl w:val="1"/>
           <w:numId w:val="35"/>
         </w:numPr>
-        <w:ind w:left="0" w:firstLine="0"/>
+        <w:outlineLvl w:val="1"/>
         <w:rPr>
           <w:b/>
           <w:bCs/>
@@ -4088,6 +6914,7 @@
           <w:szCs w:val="28"/>
         </w:rPr>
       </w:pPr>
+      <w:bookmarkStart w:id="6" w:name="_Toc226189226"/>
       <w:r>
         <w:rPr>
           <w:b/>
@@ -4097,15 +6924,729 @@
         </w:rPr>
         <w:t>Заполнение</w:t>
       </w:r>
+      <w:bookmarkEnd w:id="6"/>
+    </w:p>
+    <w:p/>
+    <w:p>
+      <w:pPr>
+        <w:rPr>
+          <w:sz w:val="28"/>
+          <w:szCs w:val="28"/>
+        </w:rPr>
+      </w:pPr>
+      <w:r>
+        <w:rPr>
+          <w:sz w:val="28"/>
+          <w:szCs w:val="28"/>
+        </w:rPr>
+        <w:t>Листинг 2 –Заполнение Базы данных</w:t>
+      </w:r>
+    </w:p>
+    <w:tbl>
+      <w:tblPr>
+        <w:tblStyle w:val="ac"/>
+        <w:tblW w:w="0" w:type="auto"/>
+        <w:tblLook w:val="04A0" w:firstRow="1" w:lastRow="0" w:firstColumn="1" w:lastColumn="0" w:noHBand="0" w:noVBand="1"/>
+      </w:tblPr>
+      <w:tblGrid>
+        <w:gridCol w:w="9345"/>
+      </w:tblGrid>
+      <w:tr>
+        <w:tc>
+          <w:tcPr>
+            <w:tcW w:w="9345" w:type="dxa"/>
+          </w:tcPr>
+          <w:p>
+            <w:pPr>
+              <w:rPr>
+                <w:sz w:val="28"/>
+                <w:szCs w:val="28"/>
+                <w:lang w:val="en-US"/>
+              </w:rPr>
+            </w:pPr>
+            <w:r>
+              <w:rPr>
+                <w:sz w:val="28"/>
+                <w:szCs w:val="28"/>
+                <w:lang w:val="en-US"/>
+              </w:rPr>
+              <w:t>-- Users</w:t>
+            </w:r>
+          </w:p>
+          <w:p>
+            <w:pPr>
+              <w:rPr>
+                <w:sz w:val="28"/>
+                <w:szCs w:val="28"/>
+                <w:lang w:val="en-US"/>
+              </w:rPr>
+            </w:pPr>
+            <w:r>
+              <w:rPr>
+                <w:sz w:val="28"/>
+                <w:szCs w:val="28"/>
+                <w:lang w:val="en-US"/>
+              </w:rPr>
+              <w:t>INSERT INTO Users (login, email, password_hash, balance) VALUES</w:t>
+            </w:r>
+          </w:p>
+          <w:p>
+            <w:pPr>
+              <w:rPr>
+                <w:sz w:val="28"/>
+                <w:szCs w:val="28"/>
+                <w:lang w:val="en-US"/>
+              </w:rPr>
+            </w:pPr>
+            <w:r>
+              <w:rPr>
+                <w:sz w:val="28"/>
+                <w:szCs w:val="28"/>
+                <w:lang w:val="en-US"/>
+              </w:rPr>
+              <w:t>('alex', 'alex@mail.com', 'hash1', 1000),</w:t>
+            </w:r>
+          </w:p>
+          <w:p>
+            <w:pPr>
+              <w:rPr>
+                <w:sz w:val="28"/>
+                <w:szCs w:val="28"/>
+                <w:lang w:val="en-US"/>
+              </w:rPr>
+            </w:pPr>
+            <w:r>
+              <w:rPr>
+                <w:sz w:val="28"/>
+                <w:szCs w:val="28"/>
+                <w:lang w:val="en-US"/>
+              </w:rPr>
+              <w:t>('maria', 'maria@mail.com', 'hash2', 500),</w:t>
+            </w:r>
+          </w:p>
+          <w:p>
+            <w:pPr>
+              <w:rPr>
+                <w:sz w:val="28"/>
+                <w:szCs w:val="28"/>
+                <w:lang w:val="en-US"/>
+              </w:rPr>
+            </w:pPr>
+            <w:r>
+              <w:rPr>
+                <w:sz w:val="28"/>
+                <w:szCs w:val="28"/>
+                <w:lang w:val="en-US"/>
+              </w:rPr>
+              <w:t>('ivan', 'ivan@mail.com', 'hash3', 200);</w:t>
+            </w:r>
+          </w:p>
+          <w:p>
+            <w:pPr>
+              <w:rPr>
+                <w:sz w:val="28"/>
+                <w:szCs w:val="28"/>
+                <w:lang w:val="en-US"/>
+              </w:rPr>
+            </w:pPr>
+          </w:p>
+          <w:p>
+            <w:pPr>
+              <w:rPr>
+                <w:sz w:val="28"/>
+                <w:szCs w:val="28"/>
+                <w:lang w:val="en-US"/>
+              </w:rPr>
+            </w:pPr>
+            <w:r>
+              <w:rPr>
+                <w:sz w:val="28"/>
+                <w:szCs w:val="28"/>
+                <w:lang w:val="en-US"/>
+              </w:rPr>
+              <w:t>-- Items</w:t>
+            </w:r>
+          </w:p>
+          <w:p>
+            <w:pPr>
+              <w:rPr>
+                <w:sz w:val="28"/>
+                <w:szCs w:val="28"/>
+                <w:lang w:val="en-US"/>
+              </w:rPr>
+            </w:pPr>
+            <w:r>
+              <w:rPr>
+                <w:sz w:val="28"/>
+                <w:szCs w:val="28"/>
+                <w:lang w:val="en-US"/>
+              </w:rPr>
+              <w:t>INSERT INTO Items (name, game, price, owner_id) VALUES</w:t>
+            </w:r>
+          </w:p>
+          <w:p>
+            <w:pPr>
+              <w:rPr>
+                <w:sz w:val="28"/>
+                <w:szCs w:val="28"/>
+                <w:lang w:val="en-US"/>
+              </w:rPr>
+            </w:pPr>
+            <w:r>
+              <w:rPr>
+                <w:sz w:val="28"/>
+                <w:szCs w:val="28"/>
+                <w:lang w:val="en-US"/>
+              </w:rPr>
+              <w:t>('Sword', 'WOW', 100, 1),</w:t>
+            </w:r>
+          </w:p>
+          <w:p>
+            <w:pPr>
+              <w:rPr>
+                <w:sz w:val="28"/>
+                <w:szCs w:val="28"/>
+                <w:lang w:val="en-US"/>
+              </w:rPr>
+            </w:pPr>
+            <w:r>
+              <w:rPr>
+                <w:sz w:val="28"/>
+                <w:szCs w:val="28"/>
+                <w:lang w:val="en-US"/>
+              </w:rPr>
+              <w:t>('Shield', 'WOW', 80, 1),</w:t>
+            </w:r>
+          </w:p>
+          <w:p>
+            <w:pPr>
+              <w:rPr>
+                <w:sz w:val="28"/>
+                <w:szCs w:val="28"/>
+                <w:lang w:val="en-US"/>
+              </w:rPr>
+            </w:pPr>
+            <w:r>
+              <w:rPr>
+                <w:sz w:val="28"/>
+                <w:szCs w:val="28"/>
+                <w:lang w:val="en-US"/>
+              </w:rPr>
+              <w:t>('Potion', 'Diablo', 20, 2);</w:t>
+            </w:r>
+          </w:p>
+          <w:p>
+            <w:pPr>
+              <w:rPr>
+                <w:sz w:val="28"/>
+                <w:szCs w:val="28"/>
+                <w:lang w:val="en-US"/>
+              </w:rPr>
+            </w:pPr>
+          </w:p>
+          <w:p>
+            <w:pPr>
+              <w:rPr>
+                <w:sz w:val="28"/>
+                <w:szCs w:val="28"/>
+                <w:lang w:val="en-US"/>
+              </w:rPr>
+            </w:pPr>
+            <w:r>
+              <w:rPr>
+                <w:sz w:val="28"/>
+                <w:szCs w:val="28"/>
+                <w:lang w:val="en-US"/>
+              </w:rPr>
+              <w:t>-- Deals</w:t>
+            </w:r>
+          </w:p>
+          <w:p>
+            <w:pPr>
+              <w:rPr>
+                <w:sz w:val="28"/>
+                <w:szCs w:val="28"/>
+                <w:lang w:val="en-US"/>
+              </w:rPr>
+            </w:pPr>
+            <w:r>
+              <w:rPr>
+                <w:sz w:val="28"/>
+                <w:szCs w:val="28"/>
+                <w:lang w:val="en-US"/>
+              </w:rPr>
+              <w:t>INSERT INTO Deals (item_id, buyer_id, seller_id, price, status) VALUES</w:t>
+            </w:r>
+          </w:p>
+          <w:p>
+            <w:pPr>
+              <w:rPr>
+                <w:sz w:val="28"/>
+                <w:szCs w:val="28"/>
+                <w:lang w:val="en-US"/>
+              </w:rPr>
+            </w:pPr>
+            <w:r>
+              <w:rPr>
+                <w:sz w:val="28"/>
+                <w:szCs w:val="28"/>
+                <w:lang w:val="en-US"/>
+              </w:rPr>
+              <w:t>(1, 2, 1, 100, 'completed'),</w:t>
+            </w:r>
+          </w:p>
+          <w:p>
+            <w:pPr>
+              <w:rPr>
+                <w:sz w:val="28"/>
+                <w:szCs w:val="28"/>
+                <w:lang w:val="en-US"/>
+              </w:rPr>
+            </w:pPr>
+            <w:r>
+              <w:rPr>
+                <w:sz w:val="28"/>
+                <w:szCs w:val="28"/>
+                <w:lang w:val="en-US"/>
+              </w:rPr>
+              <w:t>(2, 3, 1, 80, 'pending'),</w:t>
+            </w:r>
+          </w:p>
+          <w:p>
+            <w:pPr>
+              <w:rPr>
+                <w:sz w:val="28"/>
+                <w:szCs w:val="28"/>
+                <w:lang w:val="en-US"/>
+              </w:rPr>
+            </w:pPr>
+            <w:r>
+              <w:rPr>
+                <w:sz w:val="28"/>
+                <w:szCs w:val="28"/>
+                <w:lang w:val="en-US"/>
+              </w:rPr>
+              <w:t>(3, 1, 2, 20, 'completed');</w:t>
+            </w:r>
+          </w:p>
+          <w:p>
+            <w:pPr>
+              <w:rPr>
+                <w:sz w:val="28"/>
+                <w:szCs w:val="28"/>
+                <w:lang w:val="en-US"/>
+              </w:rPr>
+            </w:pPr>
+          </w:p>
+          <w:p>
+            <w:pPr>
+              <w:rPr>
+                <w:sz w:val="28"/>
+                <w:szCs w:val="28"/>
+                <w:lang w:val="en-US"/>
+              </w:rPr>
+            </w:pPr>
+            <w:r>
+              <w:rPr>
+                <w:sz w:val="28"/>
+                <w:szCs w:val="28"/>
+                <w:lang w:val="en-US"/>
+              </w:rPr>
+              <w:t>-- Transactions</w:t>
+            </w:r>
+          </w:p>
+          <w:p>
+            <w:pPr>
+              <w:rPr>
+                <w:sz w:val="28"/>
+                <w:szCs w:val="28"/>
+                <w:lang w:val="en-US"/>
+              </w:rPr>
+            </w:pPr>
+            <w:r>
+              <w:rPr>
+                <w:sz w:val="28"/>
+                <w:szCs w:val="28"/>
+                <w:lang w:val="en-US"/>
+              </w:rPr>
+              <w:t>INSERT INTO Transactions (user_id, type, amount, status) VALUES</w:t>
+            </w:r>
+          </w:p>
+          <w:p>
+            <w:pPr>
+              <w:rPr>
+                <w:sz w:val="28"/>
+                <w:szCs w:val="28"/>
+                <w:lang w:val="en-US"/>
+              </w:rPr>
+            </w:pPr>
+            <w:r>
+              <w:rPr>
+                <w:sz w:val="28"/>
+                <w:szCs w:val="28"/>
+                <w:lang w:val="en-US"/>
+              </w:rPr>
+              <w:t>(1, 'deposit', 500, 'completed'),</w:t>
+            </w:r>
+          </w:p>
+          <w:p>
+            <w:pPr>
+              <w:rPr>
+                <w:sz w:val="28"/>
+                <w:szCs w:val="28"/>
+                <w:lang w:val="en-US"/>
+              </w:rPr>
+            </w:pPr>
+            <w:r>
+              <w:rPr>
+                <w:sz w:val="28"/>
+                <w:szCs w:val="28"/>
+                <w:lang w:val="en-US"/>
+              </w:rPr>
+              <w:t>(2, 'payment', 100, 'completed'),</w:t>
+            </w:r>
+          </w:p>
+          <w:p>
+            <w:pPr>
+              <w:rPr>
+                <w:sz w:val="28"/>
+                <w:szCs w:val="28"/>
+                <w:lang w:val="en-US"/>
+              </w:rPr>
+            </w:pPr>
+            <w:r>
+              <w:rPr>
+                <w:sz w:val="28"/>
+                <w:szCs w:val="28"/>
+                <w:lang w:val="en-US"/>
+              </w:rPr>
+              <w:t>(1, 'withdraw', 50, 'completed');</w:t>
+            </w:r>
+          </w:p>
+          <w:p>
+            <w:pPr>
+              <w:rPr>
+                <w:sz w:val="28"/>
+                <w:szCs w:val="28"/>
+                <w:lang w:val="en-US"/>
+              </w:rPr>
+            </w:pPr>
+          </w:p>
+          <w:p>
+            <w:pPr>
+              <w:rPr>
+                <w:sz w:val="28"/>
+                <w:szCs w:val="28"/>
+                <w:lang w:val="en-US"/>
+              </w:rPr>
+            </w:pPr>
+            <w:r>
+              <w:rPr>
+                <w:sz w:val="28"/>
+                <w:szCs w:val="28"/>
+                <w:lang w:val="en-US"/>
+              </w:rPr>
+              <w:t>-- Reviews</w:t>
+            </w:r>
+          </w:p>
+          <w:p>
+            <w:pPr>
+              <w:rPr>
+                <w:sz w:val="28"/>
+                <w:szCs w:val="28"/>
+                <w:lang w:val="en-US"/>
+              </w:rPr>
+            </w:pPr>
+            <w:r>
+              <w:rPr>
+                <w:sz w:val="28"/>
+                <w:szCs w:val="28"/>
+                <w:lang w:val="en-US"/>
+              </w:rPr>
+              <w:t>INSERT INTO Reviews (deal_id, from_user_id, to_user_id, rating) VALUES</w:t>
+            </w:r>
+          </w:p>
+          <w:p>
+            <w:pPr>
+              <w:rPr>
+                <w:sz w:val="28"/>
+                <w:szCs w:val="28"/>
+                <w:lang w:val="en-US"/>
+              </w:rPr>
+            </w:pPr>
+            <w:r>
+              <w:rPr>
+                <w:sz w:val="28"/>
+                <w:szCs w:val="28"/>
+                <w:lang w:val="en-US"/>
+              </w:rPr>
+              <w:t>(1, 2, 1, 5),</w:t>
+            </w:r>
+          </w:p>
+          <w:p>
+            <w:pPr>
+              <w:rPr>
+                <w:sz w:val="28"/>
+                <w:szCs w:val="28"/>
+                <w:lang w:val="en-US"/>
+              </w:rPr>
+            </w:pPr>
+            <w:r>
+              <w:rPr>
+                <w:sz w:val="28"/>
+                <w:szCs w:val="28"/>
+                <w:lang w:val="en-US"/>
+              </w:rPr>
+              <w:t>(3, 1, 2, 4);</w:t>
+            </w:r>
+          </w:p>
+          <w:p>
+            <w:pPr>
+              <w:rPr>
+                <w:sz w:val="28"/>
+                <w:szCs w:val="28"/>
+                <w:lang w:val="en-US"/>
+              </w:rPr>
+            </w:pPr>
+          </w:p>
+          <w:p>
+            <w:pPr>
+              <w:rPr>
+                <w:sz w:val="28"/>
+                <w:szCs w:val="28"/>
+                <w:lang w:val="en-US"/>
+              </w:rPr>
+            </w:pPr>
+            <w:r>
+              <w:rPr>
+                <w:sz w:val="28"/>
+                <w:szCs w:val="28"/>
+                <w:lang w:val="en-US"/>
+              </w:rPr>
+              <w:t>-- Notifications</w:t>
+            </w:r>
+          </w:p>
+          <w:p>
+            <w:pPr>
+              <w:rPr>
+                <w:sz w:val="28"/>
+                <w:szCs w:val="28"/>
+                <w:lang w:val="en-US"/>
+              </w:rPr>
+            </w:pPr>
+            <w:r>
+              <w:rPr>
+                <w:sz w:val="28"/>
+                <w:szCs w:val="28"/>
+                <w:lang w:val="en-US"/>
+              </w:rPr>
+              <w:t>INSERT INTO Notifications (user_id, type, message) VALUES</w:t>
+            </w:r>
+          </w:p>
+          <w:p>
+            <w:pPr>
+              <w:rPr>
+                <w:sz w:val="28"/>
+                <w:szCs w:val="28"/>
+                <w:lang w:val="en-US"/>
+              </w:rPr>
+            </w:pPr>
+            <w:r>
+              <w:rPr>
+                <w:sz w:val="28"/>
+                <w:szCs w:val="28"/>
+                <w:lang w:val="en-US"/>
+              </w:rPr>
+              <w:t>(1, 'info', 'Your item was sold'),</w:t>
+            </w:r>
+          </w:p>
+          <w:p>
+            <w:pPr>
+              <w:rPr>
+                <w:sz w:val="28"/>
+                <w:szCs w:val="28"/>
+                <w:lang w:val="en-US"/>
+              </w:rPr>
+            </w:pPr>
+            <w:r>
+              <w:rPr>
+                <w:sz w:val="28"/>
+                <w:szCs w:val="28"/>
+                <w:lang w:val="en-US"/>
+              </w:rPr>
+              <w:t>(2, 'success', 'Payment received');</w:t>
+            </w:r>
+          </w:p>
+          <w:p>
+            <w:pPr>
+              <w:rPr>
+                <w:sz w:val="28"/>
+                <w:szCs w:val="28"/>
+                <w:lang w:val="en-US"/>
+              </w:rPr>
+            </w:pPr>
+          </w:p>
+          <w:p>
+            <w:pPr>
+              <w:rPr>
+                <w:sz w:val="28"/>
+                <w:szCs w:val="28"/>
+                <w:lang w:val="en-US"/>
+              </w:rPr>
+            </w:pPr>
+            <w:r>
+              <w:rPr>
+                <w:sz w:val="28"/>
+                <w:szCs w:val="28"/>
+                <w:lang w:val="en-US"/>
+              </w:rPr>
+              <w:t>-- Arbitrations</w:t>
+            </w:r>
+          </w:p>
+          <w:p>
+            <w:pPr>
+              <w:rPr>
+                <w:sz w:val="28"/>
+                <w:szCs w:val="28"/>
+                <w:lang w:val="en-US"/>
+              </w:rPr>
+            </w:pPr>
+            <w:r>
+              <w:rPr>
+                <w:sz w:val="28"/>
+                <w:szCs w:val="28"/>
+                <w:lang w:val="en-US"/>
+              </w:rPr>
+              <w:t>INSERT INTO Arbitrations (deal_id, initiator_id, status) VALUES</w:t>
+            </w:r>
+          </w:p>
+          <w:p>
+            <w:pPr>
+              <w:rPr>
+                <w:sz w:val="28"/>
+                <w:szCs w:val="28"/>
+                <w:lang w:val="en-US"/>
+              </w:rPr>
+            </w:pPr>
+            <w:r>
+              <w:rPr>
+                <w:sz w:val="28"/>
+                <w:szCs w:val="28"/>
+                <w:lang w:val="en-US"/>
+              </w:rPr>
+              <w:t>(2, 3, 'open');</w:t>
+            </w:r>
+          </w:p>
+          <w:p>
+            <w:pPr>
+              <w:rPr>
+                <w:sz w:val="28"/>
+                <w:szCs w:val="28"/>
+                <w:lang w:val="en-US"/>
+              </w:rPr>
+            </w:pPr>
+          </w:p>
+          <w:p>
+            <w:pPr>
+              <w:rPr>
+                <w:sz w:val="28"/>
+                <w:szCs w:val="28"/>
+                <w:lang w:val="en-US"/>
+              </w:rPr>
+            </w:pPr>
+            <w:r>
+              <w:rPr>
+                <w:sz w:val="28"/>
+                <w:szCs w:val="28"/>
+                <w:lang w:val="en-US"/>
+              </w:rPr>
+              <w:t>-- Logs</w:t>
+            </w:r>
+          </w:p>
+          <w:p>
+            <w:pPr>
+              <w:rPr>
+                <w:sz w:val="28"/>
+                <w:szCs w:val="28"/>
+                <w:lang w:val="en-US"/>
+              </w:rPr>
+            </w:pPr>
+            <w:r>
+              <w:rPr>
+                <w:sz w:val="28"/>
+                <w:szCs w:val="28"/>
+                <w:lang w:val="en-US"/>
+              </w:rPr>
+              <w:t>INSERT INTO Logs (user_id, action) VALUES</w:t>
+            </w:r>
+          </w:p>
+          <w:p>
+            <w:pPr>
+              <w:rPr>
+                <w:sz w:val="28"/>
+                <w:szCs w:val="28"/>
+              </w:rPr>
+            </w:pPr>
+            <w:r>
+              <w:rPr>
+                <w:sz w:val="28"/>
+                <w:szCs w:val="28"/>
+              </w:rPr>
+              <w:t>(1, 'login'),</w:t>
+            </w:r>
+          </w:p>
+          <w:p>
+            <w:pPr>
+              <w:rPr>
+                <w:sz w:val="28"/>
+                <w:szCs w:val="28"/>
+              </w:rPr>
+            </w:pPr>
+            <w:r>
+              <w:rPr>
+                <w:sz w:val="28"/>
+                <w:szCs w:val="28"/>
+              </w:rPr>
+              <w:t>(2, 'buy_item'),</w:t>
+            </w:r>
+          </w:p>
+          <w:p>
+            <w:pPr>
+              <w:rPr>
+                <w:sz w:val="28"/>
+                <w:szCs w:val="28"/>
+              </w:rPr>
+            </w:pPr>
+            <w:r>
+              <w:rPr>
+                <w:sz w:val="28"/>
+                <w:szCs w:val="28"/>
+              </w:rPr>
+              <w:t>(1, 'logout');</w:t>
+            </w:r>
+          </w:p>
+        </w:tc>
+      </w:tr>
+    </w:tbl>
+    <w:p>
+      <w:pPr>
+        <w:rPr>
+          <w:b/>
+          <w:bCs/>
+          <w:sz w:val="28"/>
+          <w:szCs w:val="28"/>
+          <w:lang w:val="en-US"/>
+        </w:rPr>
+      </w:pPr>
     </w:p>
     <w:p>
       <w:pPr>
         <w:pStyle w:val="aa"/>
         <w:numPr>
-          <w:ilvl w:val="2"/>
+          <w:ilvl w:val="1"/>
           <w:numId w:val="35"/>
         </w:numPr>
-        <w:ind w:left="0" w:firstLine="0"/>
+        <w:outlineLvl w:val="1"/>
         <w:rPr>
           <w:b/>
           <w:bCs/>
@@ -4113,6 +7654,7 @@
           <w:szCs w:val="28"/>
         </w:rPr>
       </w:pPr>
+      <w:bookmarkStart w:id="7" w:name="_Toc226189227"/>
       <w:r>
         <w:rPr>
           <w:b/>
@@ -4122,7 +7664,116 @@
         </w:rPr>
         <w:t>Запрос</w:t>
       </w:r>
+      <w:bookmarkEnd w:id="7"/>
     </w:p>
+    <w:p>
+      <w:pPr>
+        <w:rPr>
+          <w:sz w:val="28"/>
+          <w:szCs w:val="28"/>
+        </w:rPr>
+      </w:pPr>
+      <w:r>
+        <w:rPr>
+          <w:sz w:val="28"/>
+          <w:szCs w:val="28"/>
+        </w:rPr>
+        <w:t>Листинг 3 – Запрос «</w:t>
+      </w:r>
+      <w:r>
+        <w:rPr>
+          <w:sz w:val="28"/>
+          <w:szCs w:val="28"/>
+        </w:rPr>
+        <w:t>Вывод всех пользователей с балансом больше 300</w:t>
+      </w:r>
+      <w:r>
+        <w:rPr>
+          <w:sz w:val="28"/>
+          <w:szCs w:val="28"/>
+        </w:rPr>
+        <w:t>»</w:t>
+      </w:r>
+    </w:p>
+    <w:tbl>
+      <w:tblPr>
+        <w:tblStyle w:val="ac"/>
+        <w:tblW w:w="0" w:type="auto"/>
+        <w:tblLook w:val="04A0" w:firstRow="1" w:lastRow="0" w:firstColumn="1" w:lastColumn="0" w:noHBand="0" w:noVBand="1"/>
+      </w:tblPr>
+      <w:tblGrid>
+        <w:gridCol w:w="9345"/>
+      </w:tblGrid>
+      <w:tr>
+        <w:tc>
+          <w:tcPr>
+            <w:tcW w:w="9345" w:type="dxa"/>
+          </w:tcPr>
+          <w:p>
+            <w:pPr>
+              <w:pStyle w:val="aa"/>
+              <w:ind w:left="0"/>
+              <w:rPr>
+                <w:sz w:val="28"/>
+                <w:szCs w:val="28"/>
+                <w:lang w:val="en-US"/>
+              </w:rPr>
+            </w:pPr>
+            <w:r>
+              <w:rPr>
+                <w:sz w:val="28"/>
+                <w:szCs w:val="28"/>
+                <w:lang w:val="en-US"/>
+              </w:rPr>
+              <w:t xml:space="preserve">SELECT * FROM </w:t>
+            </w:r>
+            <w:r>
+              <w:rPr>
+                <w:sz w:val="28"/>
+                <w:szCs w:val="28"/>
+                <w:lang w:val="en-US"/>
+              </w:rPr>
+              <w:t>Users</w:t>
+            </w:r>
+          </w:p>
+          <w:p>
+            <w:pPr>
+              <w:pStyle w:val="aa"/>
+              <w:ind w:left="0"/>
+              <w:rPr>
+                <w:sz w:val="28"/>
+                <w:szCs w:val="28"/>
+                <w:lang w:val="en-US"/>
+              </w:rPr>
+            </w:pPr>
+            <w:r>
+              <w:rPr>
+                <w:sz w:val="28"/>
+                <w:szCs w:val="28"/>
+                <w:lang w:val="en-US"/>
+              </w:rPr>
+              <w:t xml:space="preserve">WHERE </w:t>
+            </w:r>
+            <w:r>
+              <w:rPr>
+                <w:sz w:val="28"/>
+                <w:szCs w:val="28"/>
+                <w:lang w:val="en-US"/>
+              </w:rPr>
+              <w:t>balance</w:t>
+            </w:r>
+            <w:r>
+              <w:rPr>
+                <w:sz w:val="28"/>
+                <w:szCs w:val="28"/>
+                <w:lang w:val="en-US"/>
+              </w:rPr>
+              <w:t xml:space="preserve"> &gt; 300</w:t>
+            </w:r>
+          </w:p>
+        </w:tc>
+      </w:tr>
+    </w:tbl>
     <w:p>
       <w:pPr>
         <w:pStyle w:val="aa"/>
@@ -4132,76 +7783,43 @@
           <w:bCs/>
           <w:sz w:val="28"/>
           <w:szCs w:val="28"/>
+          <w:lang w:val="en-US"/>
         </w:rPr>
       </w:pPr>
-    </w:p>
-    <w:p/>
-    <w:p>
-      <w:pPr>
-        <w:jc w:val="center"/>
-      </w:pPr>
-      <w:r>
-        <w:t xml:space="preserve"> </w:t>
-      </w:r>
-      <w:r>
-        <w:t>Р</w:t>
-      </w:r>
-      <w:r>
-        <w:t xml:space="preserve">исунок </w:t>
-      </w:r>
-      <w:r>
-        <w:t>2</w:t>
-      </w:r>
-      <w:r>
-        <w:t xml:space="preserve"> – </w:t>
-      </w:r>
     </w:p>
     <w:p>
       <w:pPr>
-        <w:spacing w:after="160" w:line="259" w:lineRule="auto"/>
-      </w:pPr>
-      <w:r>
-        <w:br w:type="page"/>
-      </w:r>
+        <w:rPr>
+          <w:lang w:val="en-US"/>
+        </w:rPr>
+      </w:pPr>
     </w:p>
     <w:p>
       <w:pPr>
-        <w:pStyle w:val="1"/>
-        <w:numPr>
-          <w:ilvl w:val="0"/>
-          <w:numId w:val="35"/>
-        </w:numPr>
-      </w:pPr>
-      <w:bookmarkStart w:id="2" w:name="_Toc224982486"/>
-      <w:r>
-        <w:lastRenderedPageBreak/>
-        <w:t>Вывод</w:t>
-      </w:r>
-      <w:bookmarkEnd w:id="2"/>
-    </w:p>
-    <w:p>
-      <w:pPr>
+        <w:tabs>
+          <w:tab w:val="center" w:pos="4677"/>
+          <w:tab w:val="left" w:pos="5838"/>
+        </w:tabs>
+        <w:jc w:val="left"/>
         <w:rPr>
           <w:sz w:val="28"/>
           <w:szCs w:val="28"/>
+          <w:lang w:val="en-US"/>
         </w:rPr>
       </w:pPr>
       <w:r>
+        <w:rPr>
+          <w:lang w:val="en-US"/>
+        </w:rPr>
         <w:tab/>
       </w:r>
       <w:r>
         <w:rPr>
           <w:sz w:val="28"/>
           <w:szCs w:val="28"/>
+          <w:lang w:val="en-US"/>
         </w:rPr>
-        <w:t xml:space="preserve">В ходе практической работы </w:t>
-      </w:r>
-      <w:r>
-        <w:rPr>
-          <w:sz w:val="28"/>
-          <w:szCs w:val="28"/>
-        </w:rPr>
-        <w:t xml:space="preserve">мы </w:t>
+        <w:t xml:space="preserve"> </w:t>
       </w:r>
     </w:p>
     <w:sectPr>
@@ -5243,17 +8861,110 @@
     </w:lvl>
   </w:abstractNum>
   <w:abstractNum w:abstractNumId="9" w15:restartNumberingAfterBreak="0">
+    <w:nsid w:val="12E8050E"/>
+    <w:multiLevelType w:val="hybridMultilevel"/>
+    <w:tmpl w:val="832E0254"/>
+    <w:lvl w:ilvl="0" w:tplc="EB20AB52">
+      <w:start w:val="1"/>
+      <w:numFmt w:val="decimal"/>
+      <w:suff w:val="space"/>
+      <w:lvlText w:val="%1)"/>
+      <w:lvlJc w:val="left"/>
+      <w:pPr>
+        <w:ind w:left="720" w:hanging="360"/>
+      </w:pPr>
+      <w:rPr>
+        <w:rFonts w:hint="default"/>
+      </w:rPr>
+    </w:lvl>
+    <w:lvl w:ilvl="1" w:tplc="04190019" w:tentative="1">
+      <w:start w:val="1"/>
+      <w:numFmt w:val="lowerLetter"/>
+      <w:lvlText w:val="%2."/>
+      <w:lvlJc w:val="left"/>
+      <w:pPr>
+        <w:ind w:left="1440" w:hanging="360"/>
+      </w:pPr>
+    </w:lvl>
+    <w:lvl w:ilvl="2" w:tplc="0419001B" w:tentative="1">
+      <w:start w:val="1"/>
+      <w:numFmt w:val="lowerRoman"/>
+      <w:lvlText w:val="%3."/>
+      <w:lvlJc w:val="right"/>
+      <w:pPr>
+        <w:ind w:left="2160" w:hanging="180"/>
+      </w:pPr>
+    </w:lvl>
+    <w:lvl w:ilvl="3" w:tplc="0419000F" w:tentative="1">
+      <w:start w:val="1"/>
+      <w:numFmt w:val="decimal"/>
+      <w:lvlText w:val="%4."/>
+      <w:lvlJc w:val="left"/>
+      <w:pPr>
+        <w:ind w:left="2880" w:hanging="360"/>
+      </w:pPr>
+    </w:lvl>
+    <w:lvl w:ilvl="4" w:tplc="04190019" w:tentative="1">
+      <w:start w:val="1"/>
+      <w:numFmt w:val="lowerLetter"/>
+      <w:lvlText w:val="%5."/>
+      <w:lvlJc w:val="left"/>
+      <w:pPr>
+        <w:ind w:left="3600" w:hanging="360"/>
+      </w:pPr>
+    </w:lvl>
+    <w:lvl w:ilvl="5" w:tplc="0419001B" w:tentative="1">
+      <w:start w:val="1"/>
+      <w:numFmt w:val="lowerRoman"/>
+      <w:lvlText w:val="%6."/>
+      <w:lvlJc w:val="right"/>
+      <w:pPr>
+        <w:ind w:left="4320" w:hanging="180"/>
+      </w:pPr>
+    </w:lvl>
+    <w:lvl w:ilvl="6" w:tplc="0419000F" w:tentative="1">
+      <w:start w:val="1"/>
+      <w:numFmt w:val="decimal"/>
+      <w:lvlText w:val="%7."/>
+      <w:lvlJc w:val="left"/>
+      <w:pPr>
+        <w:ind w:left="5040" w:hanging="360"/>
+      </w:pPr>
+    </w:lvl>
+    <w:lvl w:ilvl="7" w:tplc="04190019" w:tentative="1">
+      <w:start w:val="1"/>
+      <w:numFmt w:val="lowerLetter"/>
+      <w:lvlText w:val="%8."/>
+      <w:lvlJc w:val="left"/>
+      <w:pPr>
+        <w:ind w:left="5760" w:hanging="360"/>
+      </w:pPr>
+    </w:lvl>
+    <w:lvl w:ilvl="8" w:tplc="0419001B" w:tentative="1">
+      <w:start w:val="1"/>
+      <w:numFmt w:val="lowerRoman"/>
+      <w:lvlText w:val="%9."/>
+      <w:lvlJc w:val="right"/>
+      <w:pPr>
+        <w:ind w:left="6480" w:hanging="180"/>
+      </w:pPr>
+    </w:lvl>
+  </w:abstractNum>
+  <w:abstractNum w:abstractNumId="10" w15:restartNumberingAfterBreak="0">
     <w:nsid w:val="190452EA"/>
     <w:multiLevelType w:val="multilevel"/>
-    <w:tmpl w:val="0419001F"/>
+    <w:tmpl w:val="E0C459EA"/>
     <w:lvl w:ilvl="0">
       <w:start w:val="1"/>
       <w:numFmt w:val="decimal"/>
       <w:lvlText w:val="%1."/>
       <w:lvlJc w:val="left"/>
       <w:pPr>
-        <w:ind w:left="360" w:hanging="360"/>
-      </w:pPr>
+        <w:ind w:left="0" w:firstLine="0"/>
+      </w:pPr>
+      <w:rPr>
+        <w:rFonts w:hint="default"/>
+      </w:rPr>
     </w:lvl>
     <w:lvl w:ilvl="1">
       <w:start w:val="1"/>
@@ -5261,8 +8972,11 @@
       <w:lvlText w:val="%1.%2."/>
       <w:lvlJc w:val="left"/>
       <w:pPr>
-        <w:ind w:left="792" w:hanging="432"/>
-      </w:pPr>
+        <w:ind w:left="0" w:firstLine="0"/>
+      </w:pPr>
+      <w:rPr>
+        <w:rFonts w:hint="default"/>
+      </w:rPr>
     </w:lvl>
     <w:lvl w:ilvl="2">
       <w:start w:val="1"/>
@@ -5272,6 +8986,9 @@
       <w:pPr>
         <w:ind w:left="1224" w:hanging="504"/>
       </w:pPr>
+      <w:rPr>
+        <w:rFonts w:hint="default"/>
+      </w:rPr>
     </w:lvl>
     <w:lvl w:ilvl="3">
       <w:start w:val="1"/>
@@ -5281,6 +8998,9 @@
       <w:pPr>
         <w:ind w:left="1728" w:hanging="648"/>
       </w:pPr>
+      <w:rPr>
+        <w:rFonts w:hint="default"/>
+      </w:rPr>
     </w:lvl>
     <w:lvl w:ilvl="4">
       <w:start w:val="1"/>
@@ -5290,6 +9010,9 @@
       <w:pPr>
         <w:ind w:left="2232" w:hanging="792"/>
       </w:pPr>
+      <w:rPr>
+        <w:rFonts w:hint="default"/>
+      </w:rPr>
     </w:lvl>
     <w:lvl w:ilvl="5">
       <w:start w:val="1"/>
@@ -5299,6 +9022,9 @@
       <w:pPr>
         <w:ind w:left="2736" w:hanging="936"/>
       </w:pPr>
+      <w:rPr>
+        <w:rFonts w:hint="default"/>
+      </w:rPr>
     </w:lvl>
     <w:lvl w:ilvl="6">
       <w:start w:val="1"/>
@@ -5308,6 +9034,9 @@
       <w:pPr>
         <w:ind w:left="3240" w:hanging="1080"/>
       </w:pPr>
+      <w:rPr>
+        <w:rFonts w:hint="default"/>
+      </w:rPr>
     </w:lvl>
     <w:lvl w:ilvl="7">
       <w:start w:val="1"/>
@@ -5317,6 +9046,9 @@
       <w:pPr>
         <w:ind w:left="3744" w:hanging="1224"/>
       </w:pPr>
+      <w:rPr>
+        <w:rFonts w:hint="default"/>
+      </w:rPr>
     </w:lvl>
     <w:lvl w:ilvl="8">
       <w:start w:val="1"/>
@@ -5326,9 +9058,12 @@
       <w:pPr>
         <w:ind w:left="4320" w:hanging="1440"/>
       </w:pPr>
+      <w:rPr>
+        <w:rFonts w:hint="default"/>
+      </w:rPr>
     </w:lvl>
   </w:abstractNum>
-  <w:abstractNum w:abstractNumId="10" w15:restartNumberingAfterBreak="0">
+  <w:abstractNum w:abstractNumId="11" w15:restartNumberingAfterBreak="0">
     <w:nsid w:val="1B356EC6"/>
     <w:multiLevelType w:val="hybridMultilevel"/>
     <w:tmpl w:val="68F4DB62"/>
@@ -5442,7 +9177,7 @@
       </w:rPr>
     </w:lvl>
   </w:abstractNum>
-  <w:abstractNum w:abstractNumId="11" w15:restartNumberingAfterBreak="0">
+  <w:abstractNum w:abstractNumId="12" w15:restartNumberingAfterBreak="0">
     <w:nsid w:val="1F013347"/>
     <w:multiLevelType w:val="hybridMultilevel"/>
     <w:tmpl w:val="414C808A"/>
@@ -5556,7 +9291,7 @@
       </w:rPr>
     </w:lvl>
   </w:abstractNum>
-  <w:abstractNum w:abstractNumId="12" w15:restartNumberingAfterBreak="0">
+  <w:abstractNum w:abstractNumId="13" w15:restartNumberingAfterBreak="0">
     <w:nsid w:val="207D0A89"/>
     <w:multiLevelType w:val="hybridMultilevel"/>
     <w:tmpl w:val="36301DF8"/>
@@ -5670,7 +9405,7 @@
       </w:rPr>
     </w:lvl>
   </w:abstractNum>
-  <w:abstractNum w:abstractNumId="13" w15:restartNumberingAfterBreak="0">
+  <w:abstractNum w:abstractNumId="14" w15:restartNumberingAfterBreak="0">
     <w:nsid w:val="217956D7"/>
     <w:multiLevelType w:val="hybridMultilevel"/>
     <w:tmpl w:val="C592260E"/>
@@ -5784,7 +9519,7 @@
       </w:rPr>
     </w:lvl>
   </w:abstractNum>
-  <w:abstractNum w:abstractNumId="14" w15:restartNumberingAfterBreak="0">
+  <w:abstractNum w:abstractNumId="15" w15:restartNumberingAfterBreak="0">
     <w:nsid w:val="2A4A11DE"/>
     <w:multiLevelType w:val="hybridMultilevel"/>
     <w:tmpl w:val="FB7C6340"/>
@@ -5898,7 +9633,7 @@
       </w:rPr>
     </w:lvl>
   </w:abstractNum>
-  <w:abstractNum w:abstractNumId="15" w15:restartNumberingAfterBreak="0">
+  <w:abstractNum w:abstractNumId="16" w15:restartNumberingAfterBreak="0">
     <w:nsid w:val="2B4126A6"/>
     <w:multiLevelType w:val="hybridMultilevel"/>
     <w:tmpl w:val="CE96EF64"/>
@@ -6012,7 +9747,7 @@
       </w:rPr>
     </w:lvl>
   </w:abstractNum>
-  <w:abstractNum w:abstractNumId="16" w15:restartNumberingAfterBreak="0">
+  <w:abstractNum w:abstractNumId="17" w15:restartNumberingAfterBreak="0">
     <w:nsid w:val="30D1733D"/>
     <w:multiLevelType w:val="hybridMultilevel"/>
     <w:tmpl w:val="09C8ABC6"/>
@@ -6126,7 +9861,7 @@
       </w:rPr>
     </w:lvl>
   </w:abstractNum>
-  <w:abstractNum w:abstractNumId="17" w15:restartNumberingAfterBreak="0">
+  <w:abstractNum w:abstractNumId="18" w15:restartNumberingAfterBreak="0">
     <w:nsid w:val="33185BE1"/>
     <w:multiLevelType w:val="hybridMultilevel"/>
     <w:tmpl w:val="0B3C36A2"/>
@@ -6240,7 +9975,7 @@
       </w:rPr>
     </w:lvl>
   </w:abstractNum>
-  <w:abstractNum w:abstractNumId="18" w15:restartNumberingAfterBreak="0">
+  <w:abstractNum w:abstractNumId="19" w15:restartNumberingAfterBreak="0">
     <w:nsid w:val="3DF35B9C"/>
     <w:multiLevelType w:val="hybridMultilevel"/>
     <w:tmpl w:val="ECD8DF92"/>
@@ -6354,7 +10089,7 @@
       </w:rPr>
     </w:lvl>
   </w:abstractNum>
-  <w:abstractNum w:abstractNumId="19" w15:restartNumberingAfterBreak="0">
+  <w:abstractNum w:abstractNumId="20" w15:restartNumberingAfterBreak="0">
     <w:nsid w:val="45737DD4"/>
     <w:multiLevelType w:val="hybridMultilevel"/>
     <w:tmpl w:val="D53C135C"/>
@@ -6468,7 +10203,7 @@
       </w:rPr>
     </w:lvl>
   </w:abstractNum>
-  <w:abstractNum w:abstractNumId="20" w15:restartNumberingAfterBreak="0">
+  <w:abstractNum w:abstractNumId="21" w15:restartNumberingAfterBreak="0">
     <w:nsid w:val="4F007453"/>
     <w:multiLevelType w:val="multilevel"/>
     <w:tmpl w:val="EE6C2B30"/>
@@ -6581,7 +10316,7 @@
       </w:rPr>
     </w:lvl>
   </w:abstractNum>
-  <w:abstractNum w:abstractNumId="21" w15:restartNumberingAfterBreak="0">
+  <w:abstractNum w:abstractNumId="22" w15:restartNumberingAfterBreak="0">
     <w:nsid w:val="4F1632F1"/>
     <w:multiLevelType w:val="hybridMultilevel"/>
     <w:tmpl w:val="0A3AA434"/>
@@ -6695,7 +10430,7 @@
       </w:rPr>
     </w:lvl>
   </w:abstractNum>
-  <w:abstractNum w:abstractNumId="22" w15:restartNumberingAfterBreak="0">
+  <w:abstractNum w:abstractNumId="23" w15:restartNumberingAfterBreak="0">
     <w:nsid w:val="5411631A"/>
     <w:multiLevelType w:val="hybridMultilevel"/>
     <w:tmpl w:val="2B722410"/>
@@ -6809,7 +10544,7 @@
       </w:rPr>
     </w:lvl>
   </w:abstractNum>
-  <w:abstractNum w:abstractNumId="23" w15:restartNumberingAfterBreak="0">
+  <w:abstractNum w:abstractNumId="24" w15:restartNumberingAfterBreak="0">
     <w:nsid w:val="55903F3B"/>
     <w:multiLevelType w:val="hybridMultilevel"/>
     <w:tmpl w:val="B5C02A7C"/>
@@ -6923,7 +10658,7 @@
       </w:rPr>
     </w:lvl>
   </w:abstractNum>
-  <w:abstractNum w:abstractNumId="24" w15:restartNumberingAfterBreak="0">
+  <w:abstractNum w:abstractNumId="25" w15:restartNumberingAfterBreak="0">
     <w:nsid w:val="57C72A5A"/>
     <w:multiLevelType w:val="hybridMultilevel"/>
     <w:tmpl w:val="BB1A70E8"/>
@@ -7037,7 +10772,7 @@
       </w:rPr>
     </w:lvl>
   </w:abstractNum>
-  <w:abstractNum w:abstractNumId="25" w15:restartNumberingAfterBreak="0">
+  <w:abstractNum w:abstractNumId="26" w15:restartNumberingAfterBreak="0">
     <w:nsid w:val="581D0926"/>
     <w:multiLevelType w:val="hybridMultilevel"/>
     <w:tmpl w:val="CC0691FC"/>
@@ -7151,7 +10886,7 @@
       </w:rPr>
     </w:lvl>
   </w:abstractNum>
-  <w:abstractNum w:abstractNumId="26" w15:restartNumberingAfterBreak="0">
+  <w:abstractNum w:abstractNumId="27" w15:restartNumberingAfterBreak="0">
     <w:nsid w:val="5EAE7ECB"/>
     <w:multiLevelType w:val="hybridMultilevel"/>
     <w:tmpl w:val="524E068E"/>
@@ -7265,7 +11000,7 @@
       </w:rPr>
     </w:lvl>
   </w:abstractNum>
-  <w:abstractNum w:abstractNumId="27" w15:restartNumberingAfterBreak="0">
+  <w:abstractNum w:abstractNumId="28" w15:restartNumberingAfterBreak="0">
     <w:nsid w:val="63784901"/>
     <w:multiLevelType w:val="hybridMultilevel"/>
     <w:tmpl w:val="662C02EE"/>
@@ -7379,7 +11114,7 @@
       </w:rPr>
     </w:lvl>
   </w:abstractNum>
-  <w:abstractNum w:abstractNumId="28" w15:restartNumberingAfterBreak="0">
+  <w:abstractNum w:abstractNumId="29" w15:restartNumberingAfterBreak="0">
     <w:nsid w:val="6CEF5626"/>
     <w:multiLevelType w:val="hybridMultilevel"/>
     <w:tmpl w:val="D6D2E534"/>
@@ -7493,7 +11228,7 @@
       </w:rPr>
     </w:lvl>
   </w:abstractNum>
-  <w:abstractNum w:abstractNumId="29" w15:restartNumberingAfterBreak="0">
+  <w:abstractNum w:abstractNumId="30" w15:restartNumberingAfterBreak="0">
     <w:nsid w:val="6D9A0002"/>
     <w:multiLevelType w:val="hybridMultilevel"/>
     <w:tmpl w:val="788AD994"/>
@@ -7607,7 +11342,7 @@
       </w:rPr>
     </w:lvl>
   </w:abstractNum>
-  <w:abstractNum w:abstractNumId="30" w15:restartNumberingAfterBreak="0">
+  <w:abstractNum w:abstractNumId="31" w15:restartNumberingAfterBreak="0">
     <w:nsid w:val="731535AA"/>
     <w:multiLevelType w:val="hybridMultilevel"/>
     <w:tmpl w:val="91FCEEB2"/>
@@ -7721,7 +11456,7 @@
       </w:rPr>
     </w:lvl>
   </w:abstractNum>
-  <w:abstractNum w:abstractNumId="31" w15:restartNumberingAfterBreak="0">
+  <w:abstractNum w:abstractNumId="32" w15:restartNumberingAfterBreak="0">
     <w:nsid w:val="76CA0168"/>
     <w:multiLevelType w:val="hybridMultilevel"/>
     <w:tmpl w:val="215C132E"/>
@@ -7807,7 +11542,7 @@
       </w:pPr>
     </w:lvl>
   </w:abstractNum>
-  <w:abstractNum w:abstractNumId="32" w15:restartNumberingAfterBreak="0">
+  <w:abstractNum w:abstractNumId="33" w15:restartNumberingAfterBreak="0">
     <w:nsid w:val="7798532C"/>
     <w:multiLevelType w:val="hybridMultilevel"/>
     <w:tmpl w:val="57446842"/>
@@ -7921,7 +11656,7 @@
       </w:rPr>
     </w:lvl>
   </w:abstractNum>
-  <w:abstractNum w:abstractNumId="33" w15:restartNumberingAfterBreak="0">
+  <w:abstractNum w:abstractNumId="34" w15:restartNumberingAfterBreak="0">
     <w:nsid w:val="7C355573"/>
     <w:multiLevelType w:val="hybridMultilevel"/>
     <w:tmpl w:val="80B4FC76"/>
@@ -8035,7 +11770,7 @@
       </w:rPr>
     </w:lvl>
   </w:abstractNum>
-  <w:abstractNum w:abstractNumId="34" w15:restartNumberingAfterBreak="0">
+  <w:abstractNum w:abstractNumId="35" w15:restartNumberingAfterBreak="0">
     <w:nsid w:val="7D79699B"/>
     <w:multiLevelType w:val="hybridMultilevel"/>
     <w:tmpl w:val="E2CA22EE"/>
@@ -8150,46 +11885,46 @@
     </w:lvl>
   </w:abstractNum>
   <w:num w:numId="1" w16cid:durableId="1714453041">
-    <w:abstractNumId w:val="34"/>
+    <w:abstractNumId w:val="35"/>
   </w:num>
   <w:num w:numId="2" w16cid:durableId="1844467006">
-    <w:abstractNumId w:val="32"/>
+    <w:abstractNumId w:val="33"/>
   </w:num>
   <w:num w:numId="3" w16cid:durableId="1744598311">
-    <w:abstractNumId w:val="12"/>
+    <w:abstractNumId w:val="13"/>
   </w:num>
   <w:num w:numId="4" w16cid:durableId="1644844714">
     <w:abstractNumId w:val="3"/>
   </w:num>
   <w:num w:numId="5" w16cid:durableId="912348318">
-    <w:abstractNumId w:val="33"/>
+    <w:abstractNumId w:val="34"/>
   </w:num>
   <w:num w:numId="6" w16cid:durableId="1954821692">
-    <w:abstractNumId w:val="23"/>
+    <w:abstractNumId w:val="24"/>
   </w:num>
   <w:num w:numId="7" w16cid:durableId="539903161">
-    <w:abstractNumId w:val="11"/>
+    <w:abstractNumId w:val="12"/>
   </w:num>
   <w:num w:numId="8" w16cid:durableId="1230456827">
-    <w:abstractNumId w:val="10"/>
+    <w:abstractNumId w:val="11"/>
   </w:num>
   <w:num w:numId="9" w16cid:durableId="699937761">
     <w:abstractNumId w:val="0"/>
   </w:num>
   <w:num w:numId="10" w16cid:durableId="354304991">
-    <w:abstractNumId w:val="30"/>
+    <w:abstractNumId w:val="31"/>
   </w:num>
   <w:num w:numId="11" w16cid:durableId="1902672194">
-    <w:abstractNumId w:val="13"/>
+    <w:abstractNumId w:val="14"/>
   </w:num>
   <w:num w:numId="12" w16cid:durableId="232472064">
-    <w:abstractNumId w:val="25"/>
+    <w:abstractNumId w:val="26"/>
   </w:num>
   <w:num w:numId="13" w16cid:durableId="16197639">
-    <w:abstractNumId w:val="19"/>
+    <w:abstractNumId w:val="20"/>
   </w:num>
   <w:num w:numId="14" w16cid:durableId="21370212">
-    <w:abstractNumId w:val="26"/>
+    <w:abstractNumId w:val="27"/>
   </w:num>
   <w:num w:numId="15" w16cid:durableId="1271473371">
     <w:abstractNumId w:val="7"/>
@@ -8198,16 +11933,16 @@
     <w:abstractNumId w:val="8"/>
   </w:num>
   <w:num w:numId="17" w16cid:durableId="499388385">
-    <w:abstractNumId w:val="24"/>
+    <w:abstractNumId w:val="25"/>
   </w:num>
   <w:num w:numId="18" w16cid:durableId="1967274480">
-    <w:abstractNumId w:val="28"/>
+    <w:abstractNumId w:val="29"/>
   </w:num>
   <w:num w:numId="19" w16cid:durableId="1694648930">
-    <w:abstractNumId w:val="21"/>
+    <w:abstractNumId w:val="22"/>
   </w:num>
   <w:num w:numId="20" w16cid:durableId="1623417988">
-    <w:abstractNumId w:val="27"/>
+    <w:abstractNumId w:val="28"/>
   </w:num>
   <w:num w:numId="21" w16cid:durableId="111752592">
     <w:abstractNumId w:val="4"/>
@@ -8216,42 +11951,45 @@
     <w:abstractNumId w:val="6"/>
   </w:num>
   <w:num w:numId="23" w16cid:durableId="781844703">
-    <w:abstractNumId w:val="14"/>
+    <w:abstractNumId w:val="15"/>
   </w:num>
   <w:num w:numId="24" w16cid:durableId="280769243">
-    <w:abstractNumId w:val="15"/>
+    <w:abstractNumId w:val="16"/>
   </w:num>
   <w:num w:numId="25" w16cid:durableId="1690714624">
-    <w:abstractNumId w:val="18"/>
+    <w:abstractNumId w:val="19"/>
   </w:num>
   <w:num w:numId="26" w16cid:durableId="1756701958">
     <w:abstractNumId w:val="1"/>
   </w:num>
   <w:num w:numId="27" w16cid:durableId="558322991">
-    <w:abstractNumId w:val="16"/>
+    <w:abstractNumId w:val="17"/>
   </w:num>
   <w:num w:numId="28" w16cid:durableId="1311014779">
-    <w:abstractNumId w:val="22"/>
+    <w:abstractNumId w:val="23"/>
   </w:num>
   <w:num w:numId="29" w16cid:durableId="21564897">
-    <w:abstractNumId w:val="17"/>
+    <w:abstractNumId w:val="18"/>
   </w:num>
   <w:num w:numId="30" w16cid:durableId="405147792">
     <w:abstractNumId w:val="5"/>
   </w:num>
   <w:num w:numId="31" w16cid:durableId="46952985">
-    <w:abstractNumId w:val="29"/>
+    <w:abstractNumId w:val="30"/>
   </w:num>
   <w:num w:numId="32" w16cid:durableId="1480079079">
     <w:abstractNumId w:val="2"/>
   </w:num>
   <w:num w:numId="33" w16cid:durableId="1406999364">
-    <w:abstractNumId w:val="20"/>
+    <w:abstractNumId w:val="21"/>
   </w:num>
   <w:num w:numId="34" w16cid:durableId="127284149">
-    <w:abstractNumId w:val="31"/>
+    <w:abstractNumId w:val="32"/>
   </w:num>
   <w:num w:numId="35" w16cid:durableId="1497569962">
+    <w:abstractNumId w:val="10"/>
+  </w:num>
+  <w:num w:numId="36" w16cid:durableId="1762556846">
     <w:abstractNumId w:val="9"/>
   </w:num>
   <w:numIdMacAtCleanup w:val="33"/>
@@ -8657,7 +12395,7 @@
   <w:style w:type="paragraph" w:default="1" w:styleId="a">
     <w:name w:val="Normal"/>
     <w:qFormat/>
-    <w:rsid w:val="00CB5BE1"/>
+    <w:rsid w:val="00A21971"/>
     <w:pPr>
       <w:spacing w:after="0" w:line="360" w:lineRule="auto"/>
     </w:pPr>
